--- a/LAB1.docx
+++ b/LAB1.docx
@@ -65,12 +65,14 @@
         <w:rPr>
           <w:b/>
           <w:bCs/>
+          <w:lang w:val="ru-RU"/>
         </w:rPr>
       </w:pPr>
       <w:r>
         <w:rPr>
           <w:b/>
           <w:bCs/>
+          <w:lang w:val="ru-RU"/>
         </w:rPr>
         <w:t>МИНОБРНАУКИ РОССИИ</w:t>
       </w:r>
@@ -82,12 +84,14 @@
         <w:rPr>
           <w:b/>
           <w:bCs/>
+          <w:lang w:val="ru-RU"/>
         </w:rPr>
       </w:pPr>
       <w:r>
         <w:rPr>
           <w:b/>
           <w:bCs/>
+          <w:lang w:val="ru-RU"/>
         </w:rPr>
         <w:t xml:space="preserve">федеральное государственное </w:t>
       </w:r>
@@ -95,6 +99,7 @@
         <w:rPr>
           <w:b/>
           <w:bCs/>
+          <w:lang w:val="ru-RU"/>
         </w:rPr>
         <w:t>автономное</w:t>
       </w:r>
@@ -102,6 +107,7 @@
         <w:rPr>
           <w:b/>
           <w:bCs/>
+          <w:lang w:val="ru-RU"/>
         </w:rPr>
         <w:t xml:space="preserve"> образовательное учреждение</w:t>
       </w:r>
@@ -113,12 +119,14 @@
         <w:rPr>
           <w:b/>
           <w:bCs/>
+          <w:lang w:val="ru-RU"/>
         </w:rPr>
       </w:pPr>
       <w:r>
         <w:rPr>
           <w:b/>
           <w:bCs/>
+          <w:lang w:val="ru-RU"/>
         </w:rPr>
         <w:t>высшего образования</w:t>
       </w:r>
@@ -130,12 +138,14 @@
         <w:rPr>
           <w:b/>
           <w:bCs/>
+          <w:lang w:val="ru-RU"/>
         </w:rPr>
       </w:pPr>
       <w:r>
         <w:rPr>
           <w:b/>
           <w:bCs/>
+          <w:lang w:val="ru-RU"/>
         </w:rPr>
         <w:t xml:space="preserve"> «Московский государственный технологический университет </w:t>
       </w:r>
@@ -147,12 +157,14 @@
         <w:rPr>
           <w:b/>
           <w:bCs/>
+          <w:lang w:val="ru-RU"/>
         </w:rPr>
       </w:pPr>
       <w:r>
         <w:rPr>
           <w:b/>
           <w:bCs/>
+          <w:lang w:val="ru-RU"/>
         </w:rPr>
         <w:t>«СТАНКИН»</w:t>
       </w:r>
@@ -167,12 +179,14 @@
         <w:rPr>
           <w:sz w:val="22"/>
           <w:szCs w:val="22"/>
+          <w:lang w:val="ru-RU"/>
         </w:rPr>
       </w:pPr>
       <w:r>
         <w:rPr>
           <w:b/>
           <w:bCs/>
+          <w:lang w:val="ru-RU"/>
         </w:rPr>
         <w:t>(ФГ</w:t>
       </w:r>
@@ -180,6 +194,7 @@
         <w:rPr>
           <w:b/>
           <w:bCs/>
+          <w:lang w:val="ru-RU"/>
         </w:rPr>
         <w:t>А</w:t>
       </w:r>
@@ -187,11 +202,18 @@
         <w:rPr>
           <w:b/>
           <w:bCs/>
+          <w:lang w:val="ru-RU"/>
         </w:rPr>
         <w:t>ОУ ВО «МГТУ «СТАНКИН»)</w:t>
       </w:r>
     </w:p>
-    <w:p/>
+    <w:p>
+      <w:pPr>
+        <w:rPr>
+          <w:lang w:val="ru-RU"/>
+        </w:rPr>
+      </w:pPr>
+    </w:p>
     <w:tbl>
       <w:tblPr>
         <w:tblW w:w="0" w:type="auto"/>
@@ -213,18 +235,19 @@
                 <w:bCs/>
               </w:rPr>
             </w:pPr>
+            <w:proofErr w:type="spellStart"/>
             <w:r>
               <w:rPr>
                 <w:bCs/>
               </w:rPr>
-              <w:t xml:space="preserve">Институт </w:t>
+              <w:t>Институт</w:t>
             </w:r>
+            <w:proofErr w:type="spellEnd"/>
             <w:r>
               <w:rPr>
                 <w:bCs/>
               </w:rPr>
-              <w:br/>
-              <w:t xml:space="preserve">информационных </w:t>
+              <w:t xml:space="preserve"> </w:t>
             </w:r>
             <w:r>
               <w:rPr>
@@ -232,12 +255,34 @@
               </w:rPr>
               <w:br/>
             </w:r>
+            <w:proofErr w:type="spellStart"/>
+            <w:r>
+              <w:rPr>
+                <w:bCs/>
+              </w:rPr>
+              <w:t>информационных</w:t>
+            </w:r>
+            <w:proofErr w:type="spellEnd"/>
+            <w:r>
+              <w:rPr>
+                <w:bCs/>
+              </w:rPr>
+              <w:t xml:space="preserve"> </w:t>
+            </w:r>
+            <w:r>
+              <w:rPr>
+                <w:bCs/>
+              </w:rPr>
+              <w:br/>
+            </w:r>
+            <w:proofErr w:type="spellStart"/>
             <w:r>
               <w:rPr>
                 <w:bCs/>
               </w:rPr>
               <w:t>технологий</w:t>
             </w:r>
+            <w:proofErr w:type="spellEnd"/>
           </w:p>
         </w:tc>
         <w:tc>
@@ -253,19 +298,42 @@
                 <w:bCs/>
               </w:rPr>
             </w:pPr>
+            <w:proofErr w:type="spellStart"/>
             <w:r>
               <w:rPr>
                 <w:bCs/>
               </w:rPr>
               <w:t>Кафедра</w:t>
             </w:r>
+            <w:proofErr w:type="spellEnd"/>
             <w:r>
               <w:rPr>
                 <w:bCs/>
               </w:rPr>
               <w:br/>
-              <w:t>информационных систем</w:t>
             </w:r>
+            <w:proofErr w:type="spellStart"/>
+            <w:r>
+              <w:rPr>
+                <w:bCs/>
+              </w:rPr>
+              <w:t>информационных</w:t>
+            </w:r>
+            <w:proofErr w:type="spellEnd"/>
+            <w:r>
+              <w:rPr>
+                <w:bCs/>
+              </w:rPr>
+              <w:t xml:space="preserve"> </w:t>
+            </w:r>
+            <w:proofErr w:type="spellStart"/>
+            <w:r>
+              <w:rPr>
+                <w:bCs/>
+              </w:rPr>
+              <w:t>систем</w:t>
+            </w:r>
+            <w:proofErr w:type="spellEnd"/>
           </w:p>
         </w:tc>
       </w:tr>
@@ -316,6 +384,7 @@
                 <w:b/>
                 <w:sz w:val="28"/>
                 <w:szCs w:val="28"/>
+                <w:lang w:val="ru-RU"/>
               </w:rPr>
             </w:pPr>
             <w:r>
@@ -323,6 +392,7 @@
                 <w:b/>
                 <w:sz w:val="28"/>
                 <w:szCs w:val="28"/>
+                <w:lang w:val="ru-RU"/>
               </w:rPr>
               <w:t>Основная образовательная программа 09.03.02</w:t>
             </w:r>
@@ -331,6 +401,7 @@
                 <w:b/>
                 <w:sz w:val="28"/>
                 <w:szCs w:val="28"/>
+                <w:lang w:val="ru-RU"/>
               </w:rPr>
               <w:br/>
               <w:t>«Информационные системы и технологии»</w:t>
@@ -343,6 +414,7 @@
                 <w:b/>
                 <w:sz w:val="28"/>
                 <w:szCs w:val="28"/>
+                <w:lang w:val="ru-RU"/>
               </w:rPr>
             </w:pPr>
           </w:p>
@@ -354,6 +426,7 @@
                 <w:b/>
                 <w:sz w:val="28"/>
                 <w:szCs w:val="28"/>
+                <w:lang w:val="ru-RU"/>
               </w:rPr>
             </w:pPr>
             <w:r>
@@ -361,6 +434,7 @@
                 <w:b/>
                 <w:sz w:val="28"/>
                 <w:szCs w:val="28"/>
+                <w:lang w:val="ru-RU"/>
               </w:rPr>
               <w:t xml:space="preserve">Отчет по </w:t>
             </w:r>
@@ -369,6 +443,7 @@
                 <w:b/>
                 <w:sz w:val="28"/>
                 <w:szCs w:val="28"/>
+                <w:lang w:val="ru-RU"/>
               </w:rPr>
               <w:t>дисциплине «</w:t>
             </w:r>
@@ -377,6 +452,7 @@
                 <w:b/>
                 <w:sz w:val="28"/>
                 <w:szCs w:val="28"/>
+                <w:lang w:val="ru-RU"/>
               </w:rPr>
               <w:t>Структуры и алгоритмы обработки данных</w:t>
             </w:r>
@@ -385,6 +461,7 @@
                 <w:b/>
                 <w:sz w:val="28"/>
                 <w:szCs w:val="28"/>
+                <w:lang w:val="ru-RU"/>
               </w:rPr>
               <w:t>»</w:t>
             </w:r>
@@ -408,6 +485,7 @@
                 <w:b/>
                 <w:sz w:val="28"/>
                 <w:szCs w:val="28"/>
+                <w:lang w:val="ru-RU"/>
               </w:rPr>
             </w:pPr>
           </w:p>
@@ -419,6 +497,7 @@
                 <w:b/>
                 <w:sz w:val="28"/>
                 <w:szCs w:val="28"/>
+                <w:lang w:val="ru-RU"/>
               </w:rPr>
             </w:pPr>
           </w:p>
@@ -448,21 +527,59 @@
                 <w:szCs w:val="28"/>
               </w:rPr>
             </w:pPr>
+            <w:proofErr w:type="spellStart"/>
             <w:r>
               <w:rPr>
                 <w:b/>
                 <w:sz w:val="28"/>
                 <w:szCs w:val="28"/>
               </w:rPr>
-              <w:t>Тема: «</w:t>
+              <w:t>Тема</w:t>
             </w:r>
+            <w:proofErr w:type="spellEnd"/>
             <w:r>
               <w:rPr>
                 <w:b/>
                 <w:sz w:val="28"/>
                 <w:szCs w:val="28"/>
               </w:rPr>
-              <w:t>Лабораторная работа №1</w:t>
+              <w:t>: «</w:t>
+            </w:r>
+            <w:proofErr w:type="spellStart"/>
+            <w:r>
+              <w:rPr>
+                <w:b/>
+                <w:sz w:val="28"/>
+                <w:szCs w:val="28"/>
+              </w:rPr>
+              <w:t>Лабораторная</w:t>
+            </w:r>
+            <w:proofErr w:type="spellEnd"/>
+            <w:r>
+              <w:rPr>
+                <w:b/>
+                <w:sz w:val="28"/>
+                <w:szCs w:val="28"/>
+              </w:rPr>
+              <w:t xml:space="preserve"> </w:t>
+            </w:r>
+            <w:proofErr w:type="spellStart"/>
+            <w:r>
+              <w:rPr>
+                <w:b/>
+                <w:sz w:val="28"/>
+                <w:szCs w:val="28"/>
+              </w:rPr>
+              <w:t>работа</w:t>
+            </w:r>
+            <w:proofErr w:type="spellEnd"/>
+            <w:r>
+              <w:rPr>
+                <w:b/>
+                <w:sz w:val="28"/>
+                <w:szCs w:val="28"/>
+              </w:rPr>
+              <w:t xml:space="preserve"> №1</w:t>
             </w:r>
             <w:r>
               <w:rPr>
@@ -601,6 +718,7 @@
                 <w:szCs w:val="28"/>
               </w:rPr>
             </w:pPr>
+            <w:proofErr w:type="spellStart"/>
             <w:r>
               <w:rPr>
                 <w:b/>
@@ -610,6 +728,7 @@
               </w:rPr>
               <w:t>Проверил</w:t>
             </w:r>
+            <w:proofErr w:type="spellEnd"/>
           </w:p>
           <w:p>
             <w:pPr>
@@ -620,6 +739,7 @@
                 <w:szCs w:val="28"/>
               </w:rPr>
             </w:pPr>
+            <w:proofErr w:type="spellStart"/>
             <w:r>
               <w:rPr>
                 <w:b/>
@@ -627,8 +747,19 @@
                 <w:sz w:val="28"/>
                 <w:szCs w:val="28"/>
               </w:rPr>
-              <w:t xml:space="preserve">ст. </w:t>
+              <w:t>ст</w:t>
             </w:r>
+            <w:proofErr w:type="spellEnd"/>
+            <w:r>
+              <w:rPr>
+                <w:b/>
+                <w:bCs/>
+                <w:sz w:val="28"/>
+                <w:szCs w:val="28"/>
+              </w:rPr>
+              <w:t xml:space="preserve">. </w:t>
+            </w:r>
+            <w:proofErr w:type="spellStart"/>
             <w:r>
               <w:rPr>
                 <w:b/>
@@ -638,6 +769,7 @@
               </w:rPr>
               <w:t>преподаватель</w:t>
             </w:r>
+            <w:proofErr w:type="spellEnd"/>
           </w:p>
         </w:tc>
         <w:tc>
@@ -678,13 +810,23 @@
               </w:rPr>
               <w:t xml:space="preserve">       </w:t>
             </w:r>
+            <w:proofErr w:type="spellStart"/>
             <w:r>
               <w:rPr>
                 <w:b/>
                 <w:sz w:val="28"/>
                 <w:szCs w:val="28"/>
               </w:rPr>
-              <w:t>Ковалев И.А.</w:t>
+              <w:t>Ковалев</w:t>
+            </w:r>
+            <w:proofErr w:type="spellEnd"/>
+            <w:r>
+              <w:rPr>
+                <w:b/>
+                <w:sz w:val="28"/>
+                <w:szCs w:val="28"/>
+              </w:rPr>
+              <w:t xml:space="preserve"> И.А.</w:t>
             </w:r>
           </w:p>
         </w:tc>
@@ -731,6 +873,7 @@
                 <w:szCs w:val="22"/>
               </w:rPr>
             </w:pPr>
+            <w:proofErr w:type="spellStart"/>
             <w:r>
               <w:rPr>
                 <w:sz w:val="22"/>
@@ -738,6 +881,7 @@
               </w:rPr>
               <w:t>подпись</w:t>
             </w:r>
+            <w:proofErr w:type="spellEnd"/>
           </w:p>
         </w:tc>
         <w:tc>
@@ -777,13 +921,23 @@
                 <w:szCs w:val="28"/>
               </w:rPr>
             </w:pPr>
+            <w:proofErr w:type="spellStart"/>
             <w:r>
               <w:rPr>
                 <w:b/>
                 <w:sz w:val="28"/>
                 <w:szCs w:val="28"/>
               </w:rPr>
-              <w:t xml:space="preserve">Выполнил </w:t>
+              <w:t>Выполнил</w:t>
+            </w:r>
+            <w:proofErr w:type="spellEnd"/>
+            <w:r>
+              <w:rPr>
+                <w:b/>
+                <w:sz w:val="28"/>
+                <w:szCs w:val="28"/>
+              </w:rPr>
+              <w:t xml:space="preserve"> </w:t>
             </w:r>
           </w:p>
           <w:p>
@@ -795,6 +949,7 @@
                 <w:lang w:val="ru-RU"/>
               </w:rPr>
             </w:pPr>
+            <w:proofErr w:type="spellStart"/>
             <w:r>
               <w:rPr>
                 <w:b/>
@@ -809,7 +964,34 @@
                 <w:sz w:val="28"/>
                 <w:szCs w:val="28"/>
               </w:rPr>
-              <w:t>тудент группы ИДБ-</w:t>
+              <w:t>тудент</w:t>
+            </w:r>
+            <w:proofErr w:type="spellEnd"/>
+            <w:r>
+              <w:rPr>
+                <w:b/>
+                <w:sz w:val="28"/>
+                <w:szCs w:val="28"/>
+              </w:rPr>
+              <w:t xml:space="preserve"> </w:t>
+            </w:r>
+            <w:proofErr w:type="spellStart"/>
+            <w:r>
+              <w:rPr>
+                <w:b/>
+                <w:sz w:val="28"/>
+                <w:szCs w:val="28"/>
+              </w:rPr>
+              <w:t>группы</w:t>
+            </w:r>
+            <w:proofErr w:type="spellEnd"/>
+            <w:r>
+              <w:rPr>
+                <w:b/>
+                <w:sz w:val="28"/>
+                <w:szCs w:val="28"/>
+              </w:rPr>
+              <w:t xml:space="preserve"> ИДБ-</w:t>
             </w:r>
             <w:r>
               <w:rPr>
@@ -878,6 +1060,7 @@
                 <w:highlight w:val="yellow"/>
               </w:rPr>
             </w:pPr>
+            <w:proofErr w:type="spellStart"/>
             <w:r>
               <w:rPr>
                 <w:b/>
@@ -886,6 +1069,7 @@
               </w:rPr>
               <w:t>Грачев</w:t>
             </w:r>
+            <w:proofErr w:type="spellEnd"/>
             <w:r>
               <w:rPr>
                 <w:b/>
@@ -965,6 +1149,7 @@
                 <w:szCs w:val="22"/>
               </w:rPr>
             </w:pPr>
+            <w:proofErr w:type="spellStart"/>
             <w:r>
               <w:rPr>
                 <w:sz w:val="22"/>
@@ -972,6 +1157,7 @@
               </w:rPr>
               <w:t>подпись</w:t>
             </w:r>
+            <w:proofErr w:type="spellEnd"/>
           </w:p>
         </w:tc>
         <w:tc>
@@ -2081,6 +2267,7 @@
         <w:rPr>
           <w:sz w:val="28"/>
           <w:szCs w:val="28"/>
+          <w:lang w:val="ru-RU"/>
         </w:rPr>
       </w:pPr>
     </w:p>
@@ -2090,6 +2277,7 @@
         <w:rPr>
           <w:sz w:val="28"/>
           <w:szCs w:val="28"/>
+          <w:lang w:val="ru-RU"/>
         </w:rPr>
       </w:pPr>
     </w:p>
@@ -2099,6 +2287,7 @@
         <w:rPr>
           <w:sz w:val="28"/>
           <w:szCs w:val="28"/>
+          <w:lang w:val="ru-RU"/>
         </w:rPr>
       </w:pPr>
     </w:p>
@@ -2108,6 +2297,7 @@
         <w:rPr>
           <w:sz w:val="28"/>
           <w:szCs w:val="28"/>
+          <w:lang w:val="ru-RU"/>
         </w:rPr>
       </w:pPr>
     </w:p>
@@ -2117,6 +2307,7 @@
         <w:rPr>
           <w:sz w:val="28"/>
           <w:szCs w:val="28"/>
+          <w:lang w:val="ru-RU"/>
         </w:rPr>
       </w:pPr>
     </w:p>
@@ -2126,6 +2317,7 @@
         <w:rPr>
           <w:sz w:val="28"/>
           <w:szCs w:val="28"/>
+          <w:lang w:val="ru-RU"/>
         </w:rPr>
       </w:pPr>
     </w:p>
@@ -2135,6 +2327,7 @@
         <w:rPr>
           <w:sz w:val="28"/>
           <w:szCs w:val="28"/>
+          <w:lang w:val="ru-RU"/>
         </w:rPr>
       </w:pPr>
     </w:p>
@@ -2144,6 +2337,7 @@
         <w:rPr>
           <w:sz w:val="28"/>
           <w:szCs w:val="28"/>
+          <w:lang w:val="ru-RU"/>
         </w:rPr>
       </w:pPr>
     </w:p>
@@ -2153,6 +2347,7 @@
         <w:rPr>
           <w:sz w:val="28"/>
           <w:szCs w:val="28"/>
+          <w:lang w:val="ru-RU"/>
         </w:rPr>
       </w:pPr>
     </w:p>
@@ -2162,6 +2357,7 @@
         <w:rPr>
           <w:sz w:val="28"/>
           <w:szCs w:val="28"/>
+          <w:lang w:val="ru-RU"/>
         </w:rPr>
       </w:pPr>
     </w:p>
@@ -2171,6 +2367,7 @@
         <w:rPr>
           <w:sz w:val="28"/>
           <w:szCs w:val="28"/>
+          <w:lang w:val="ru-RU"/>
         </w:rPr>
       </w:pPr>
     </w:p>
@@ -2180,6 +2377,7 @@
         <w:rPr>
           <w:sz w:val="28"/>
           <w:szCs w:val="28"/>
+          <w:lang w:val="ru-RU"/>
         </w:rPr>
       </w:pPr>
     </w:p>
@@ -2189,6 +2387,7 @@
         <w:rPr>
           <w:sz w:val="28"/>
           <w:szCs w:val="28"/>
+          <w:lang w:val="ru-RU"/>
         </w:rPr>
       </w:pPr>
     </w:p>
@@ -2198,6 +2397,7 @@
         <w:rPr>
           <w:sz w:val="28"/>
           <w:szCs w:val="28"/>
+          <w:lang w:val="ru-RU"/>
         </w:rPr>
       </w:pPr>
     </w:p>
@@ -2207,6 +2407,7 @@
         <w:rPr>
           <w:sz w:val="28"/>
           <w:szCs w:val="28"/>
+          <w:lang w:val="ru-RU"/>
         </w:rPr>
       </w:pPr>
     </w:p>
@@ -2216,6 +2417,7 @@
         <w:rPr>
           <w:sz w:val="28"/>
           <w:szCs w:val="28"/>
+          <w:lang w:val="ru-RU"/>
         </w:rPr>
       </w:pPr>
     </w:p>
@@ -2225,6 +2427,7 @@
         <w:rPr>
           <w:sz w:val="28"/>
           <w:szCs w:val="28"/>
+          <w:lang w:val="ru-RU"/>
         </w:rPr>
       </w:pPr>
     </w:p>
@@ -2234,6 +2437,7 @@
         <w:rPr>
           <w:sz w:val="28"/>
           <w:szCs w:val="28"/>
+          <w:lang w:val="ru-RU"/>
         </w:rPr>
       </w:pPr>
     </w:p>
@@ -2243,6 +2447,7 @@
         <w:rPr>
           <w:sz w:val="28"/>
           <w:szCs w:val="28"/>
+          <w:lang w:val="ru-RU"/>
         </w:rPr>
       </w:pPr>
     </w:p>
@@ -2252,6 +2457,7 @@
         <w:rPr>
           <w:sz w:val="28"/>
           <w:szCs w:val="28"/>
+          <w:lang w:val="ru-RU"/>
         </w:rPr>
       </w:pPr>
     </w:p>
@@ -2261,6 +2467,7 @@
         <w:rPr>
           <w:sz w:val="28"/>
           <w:szCs w:val="28"/>
+          <w:lang w:val="ru-RU"/>
         </w:rPr>
       </w:pPr>
     </w:p>
@@ -2270,6 +2477,7 @@
         <w:rPr>
           <w:sz w:val="28"/>
           <w:szCs w:val="28"/>
+          <w:lang w:val="ru-RU"/>
         </w:rPr>
       </w:pPr>
     </w:p>
@@ -2279,6 +2487,7 @@
         <w:rPr>
           <w:sz w:val="28"/>
           <w:szCs w:val="28"/>
+          <w:lang w:val="ru-RU"/>
         </w:rPr>
       </w:pPr>
     </w:p>
@@ -2288,6 +2497,7 @@
         <w:rPr>
           <w:sz w:val="28"/>
           <w:szCs w:val="28"/>
+          <w:lang w:val="ru-RU"/>
         </w:rPr>
       </w:pPr>
     </w:p>
@@ -2297,6 +2507,7 @@
         <w:rPr>
           <w:sz w:val="28"/>
           <w:szCs w:val="28"/>
+          <w:lang w:val="ru-RU"/>
         </w:rPr>
       </w:pPr>
     </w:p>
@@ -2306,6 +2517,7 @@
         <w:rPr>
           <w:sz w:val="28"/>
           <w:szCs w:val="28"/>
+          <w:lang w:val="ru-RU"/>
         </w:rPr>
       </w:pPr>
     </w:p>
@@ -2315,6 +2527,7 @@
         <w:rPr>
           <w:sz w:val="28"/>
           <w:szCs w:val="28"/>
+          <w:lang w:val="ru-RU"/>
         </w:rPr>
       </w:pPr>
     </w:p>
@@ -2324,6 +2537,7 @@
         <w:rPr>
           <w:sz w:val="28"/>
           <w:szCs w:val="28"/>
+          <w:lang w:val="ru-RU"/>
         </w:rPr>
       </w:pPr>
     </w:p>
@@ -2333,6 +2547,7 @@
         <w:rPr>
           <w:sz w:val="28"/>
           <w:szCs w:val="28"/>
+          <w:lang w:val="ru-RU"/>
         </w:rPr>
       </w:pPr>
     </w:p>
@@ -2342,6 +2557,7 @@
         <w:rPr>
           <w:sz w:val="28"/>
           <w:szCs w:val="28"/>
+          <w:lang w:val="ru-RU"/>
         </w:rPr>
       </w:pPr>
     </w:p>
@@ -2351,6 +2567,7 @@
         <w:rPr>
           <w:sz w:val="28"/>
           <w:szCs w:val="28"/>
+          <w:lang w:val="ru-RU"/>
         </w:rPr>
       </w:pPr>
     </w:p>
@@ -2360,6 +2577,7 @@
         <w:rPr>
           <w:sz w:val="28"/>
           <w:szCs w:val="28"/>
+          <w:lang w:val="ru-RU"/>
         </w:rPr>
       </w:pPr>
     </w:p>
@@ -2369,6 +2587,7 @@
         <w:rPr>
           <w:sz w:val="28"/>
           <w:szCs w:val="28"/>
+          <w:lang w:val="ru-RU"/>
         </w:rPr>
       </w:pPr>
     </w:p>
@@ -2378,6 +2597,7 @@
         <w:rPr>
           <w:sz w:val="28"/>
           <w:szCs w:val="28"/>
+          <w:lang w:val="ru-RU"/>
         </w:rPr>
       </w:pPr>
     </w:p>
@@ -2387,6 +2607,7 @@
         <w:rPr>
           <w:sz w:val="28"/>
           <w:szCs w:val="28"/>
+          <w:lang w:val="ru-RU"/>
         </w:rPr>
       </w:pPr>
     </w:p>
@@ -2396,6 +2617,7 @@
         <w:rPr>
           <w:sz w:val="28"/>
           <w:szCs w:val="28"/>
+          <w:lang w:val="ru-RU"/>
         </w:rPr>
       </w:pPr>
     </w:p>
@@ -2404,6 +2626,7 @@
         <w:rPr>
           <w:sz w:val="28"/>
           <w:szCs w:val="28"/>
+          <w:lang w:val="ru-RU"/>
         </w:rPr>
       </w:pPr>
     </w:p>
@@ -2482,6 +2705,7 @@
         </w:rPr>
         <w:t xml:space="preserve">    </w:t>
       </w:r>
+      <w:proofErr w:type="gramStart"/>
       <w:r>
         <w:rPr>
           <w:rFonts w:ascii="Menlo" w:hAnsi="Menlo" w:cs="Menlo"/>
@@ -2498,6 +2722,7 @@
         </w:rPr>
         <w:t>::</w:t>
       </w:r>
+      <w:proofErr w:type="gramEnd"/>
       <w:r>
         <w:rPr>
           <w:rFonts w:ascii="Menlo" w:hAnsi="Menlo" w:cs="Menlo"/>
@@ -2514,6 +2739,7 @@
         </w:rPr>
         <w:t>::</w:t>
       </w:r>
+      <w:proofErr w:type="spellStart"/>
       <w:r>
         <w:rPr>
           <w:rFonts w:ascii="Menlo" w:hAnsi="Menlo" w:cs="Menlo"/>
@@ -2522,6 +2748,7 @@
         </w:rPr>
         <w:t>high_resolution_clock</w:t>
       </w:r>
+      <w:proofErr w:type="spellEnd"/>
       <w:r>
         <w:rPr>
           <w:rFonts w:ascii="Menlo" w:hAnsi="Menlo" w:cs="Menlo"/>
@@ -2530,6 +2757,7 @@
         </w:rPr>
         <w:t>::</w:t>
       </w:r>
+      <w:proofErr w:type="spellStart"/>
       <w:r>
         <w:rPr>
           <w:rFonts w:ascii="Menlo" w:hAnsi="Menlo" w:cs="Menlo"/>
@@ -2538,6 +2766,7 @@
         </w:rPr>
         <w:t>time_point</w:t>
       </w:r>
+      <w:proofErr w:type="spellEnd"/>
       <w:r>
         <w:rPr>
           <w:rFonts w:ascii="Menlo" w:hAnsi="Menlo" w:cs="Menlo"/>
@@ -2565,6 +2794,7 @@
         </w:rPr>
         <w:t xml:space="preserve">    </w:t>
       </w:r>
+      <w:proofErr w:type="gramStart"/>
       <w:r>
         <w:rPr>
           <w:rFonts w:ascii="Menlo" w:hAnsi="Menlo" w:cs="Menlo"/>
@@ -2581,6 +2811,7 @@
         </w:rPr>
         <w:t>::</w:t>
       </w:r>
+      <w:proofErr w:type="gramEnd"/>
       <w:r>
         <w:rPr>
           <w:rFonts w:ascii="Menlo" w:hAnsi="Menlo" w:cs="Menlo"/>
@@ -2646,6 +2877,7 @@
         </w:rPr>
         <w:t xml:space="preserve">    </w:t>
       </w:r>
+      <w:proofErr w:type="gramStart"/>
       <w:r>
         <w:rPr>
           <w:rFonts w:ascii="Menlo" w:hAnsi="Menlo" w:cs="Menlo"/>
@@ -2662,6 +2894,7 @@
         </w:rPr>
         <w:t>(</w:t>
       </w:r>
+      <w:proofErr w:type="gramEnd"/>
       <w:r>
         <w:rPr>
           <w:rFonts w:ascii="Menlo" w:hAnsi="Menlo" w:cs="Menlo"/>
@@ -2816,6 +3049,7 @@
         </w:rPr>
         <w:t xml:space="preserve"> </w:t>
       </w:r>
+      <w:proofErr w:type="gramStart"/>
       <w:r>
         <w:rPr>
           <w:rFonts w:ascii="Menlo" w:hAnsi="Menlo" w:cs="Menlo"/>
@@ -2832,6 +3066,7 @@
         </w:rPr>
         <w:t>::</w:t>
       </w:r>
+      <w:proofErr w:type="gramEnd"/>
       <w:r>
         <w:rPr>
           <w:rFonts w:ascii="Menlo" w:hAnsi="Menlo" w:cs="Menlo"/>
@@ -2848,6 +3083,7 @@
         </w:rPr>
         <w:t>::</w:t>
       </w:r>
+      <w:proofErr w:type="spellStart"/>
       <w:r>
         <w:rPr>
           <w:rFonts w:ascii="Menlo" w:hAnsi="Menlo" w:cs="Menlo"/>
@@ -2856,6 +3092,7 @@
         </w:rPr>
         <w:t>high_resolution_clock</w:t>
       </w:r>
+      <w:proofErr w:type="spellEnd"/>
       <w:r>
         <w:rPr>
           <w:rFonts w:ascii="Menlo" w:hAnsi="Menlo" w:cs="Menlo"/>
@@ -2935,15 +3172,33 @@
           <w:color w:val="8250DF"/>
           <w:sz w:val="20"/>
         </w:rPr>
-        <w:t>~Timer</w:t>
-      </w:r>
-      <w:r>
-        <w:rPr>
-          <w:rFonts w:ascii="Menlo" w:hAnsi="Menlo" w:cs="Menlo"/>
-          <w:color w:val="1F2328"/>
-          <w:sz w:val="20"/>
-        </w:rPr>
-        <w:t>() {</w:t>
+        <w:t>~</w:t>
+      </w:r>
+      <w:proofErr w:type="gramStart"/>
+      <w:r>
+        <w:rPr>
+          <w:rFonts w:ascii="Menlo" w:hAnsi="Menlo" w:cs="Menlo"/>
+          <w:color w:val="8250DF"/>
+          <w:sz w:val="20"/>
+        </w:rPr>
+        <w:t>Timer</w:t>
+      </w:r>
+      <w:r>
+        <w:rPr>
+          <w:rFonts w:ascii="Menlo" w:hAnsi="Menlo" w:cs="Menlo"/>
+          <w:color w:val="1F2328"/>
+          <w:sz w:val="20"/>
+        </w:rPr>
+        <w:t>(</w:t>
+      </w:r>
+      <w:proofErr w:type="gramEnd"/>
+      <w:r>
+        <w:rPr>
+          <w:rFonts w:ascii="Menlo" w:hAnsi="Menlo" w:cs="Menlo"/>
+          <w:color w:val="1F2328"/>
+          <w:sz w:val="20"/>
+        </w:rPr>
+        <w:t>) {</w:t>
       </w:r>
     </w:p>
     <w:p>
@@ -2995,6 +3250,7 @@
         </w:rPr>
         <w:t xml:space="preserve"> </w:t>
       </w:r>
+      <w:proofErr w:type="gramStart"/>
       <w:r>
         <w:rPr>
           <w:rFonts w:ascii="Menlo" w:hAnsi="Menlo" w:cs="Menlo"/>
@@ -3011,6 +3267,7 @@
         </w:rPr>
         <w:t>::</w:t>
       </w:r>
+      <w:proofErr w:type="gramEnd"/>
       <w:r>
         <w:rPr>
           <w:rFonts w:ascii="Menlo" w:hAnsi="Menlo" w:cs="Menlo"/>
@@ -3027,6 +3284,7 @@
         </w:rPr>
         <w:t>::</w:t>
       </w:r>
+      <w:proofErr w:type="spellStart"/>
       <w:r>
         <w:rPr>
           <w:rFonts w:ascii="Menlo" w:hAnsi="Menlo" w:cs="Menlo"/>
@@ -3035,6 +3293,7 @@
         </w:rPr>
         <w:t>high_resolution_clock</w:t>
       </w:r>
+      <w:proofErr w:type="spellEnd"/>
       <w:r>
         <w:rPr>
           <w:rFonts w:ascii="Menlo" w:hAnsi="Menlo" w:cs="Menlo"/>
@@ -3109,6 +3368,7 @@
         </w:rPr>
         <w:t xml:space="preserve"> </w:t>
       </w:r>
+      <w:proofErr w:type="gramStart"/>
       <w:r>
         <w:rPr>
           <w:rFonts w:ascii="Menlo" w:hAnsi="Menlo" w:cs="Menlo"/>
@@ -3125,6 +3385,7 @@
         </w:rPr>
         <w:t>::</w:t>
       </w:r>
+      <w:proofErr w:type="gramEnd"/>
       <w:r>
         <w:rPr>
           <w:rFonts w:ascii="Menlo" w:hAnsi="Menlo" w:cs="Menlo"/>
@@ -3141,6 +3402,7 @@
         </w:rPr>
         <w:t>::</w:t>
       </w:r>
+      <w:proofErr w:type="spellStart"/>
       <w:r>
         <w:rPr>
           <w:rFonts w:ascii="Menlo" w:hAnsi="Menlo" w:cs="Menlo"/>
@@ -3149,6 +3411,7 @@
         </w:rPr>
         <w:t>duration_cast</w:t>
       </w:r>
+      <w:proofErr w:type="spellEnd"/>
       <w:r>
         <w:rPr>
           <w:rFonts w:ascii="Menlo" w:hAnsi="Menlo" w:cs="Menlo"/>
@@ -3254,7 +3517,16 @@
           <w:color w:val="1F2328"/>
           <w:sz w:val="20"/>
         </w:rPr>
-        <w:t xml:space="preserve"> (name </w:t>
+        <w:t xml:space="preserve"> (</w:t>
+      </w:r>
+      <w:proofErr w:type="gramStart"/>
+      <w:r>
+        <w:rPr>
+          <w:rFonts w:ascii="Menlo" w:hAnsi="Menlo" w:cs="Menlo"/>
+          <w:color w:val="1F2328"/>
+          <w:sz w:val="20"/>
+        </w:rPr>
+        <w:t xml:space="preserve">name </w:t>
       </w:r>
       <w:r>
         <w:rPr>
@@ -3262,7 +3534,16 @@
           <w:color w:val="8250DF"/>
           <w:sz w:val="20"/>
         </w:rPr>
-        <w:t>!=</w:t>
+        <w:t>!</w:t>
+      </w:r>
+      <w:proofErr w:type="gramEnd"/>
+      <w:r>
+        <w:rPr>
+          <w:rFonts w:ascii="Menlo" w:hAnsi="Menlo" w:cs="Menlo"/>
+          <w:color w:val="8250DF"/>
+          <w:sz w:val="20"/>
+        </w:rPr>
+        <w:t>=</w:t>
       </w:r>
       <w:r>
         <w:rPr>
@@ -3307,6 +3588,7 @@
         </w:rPr>
         <w:t xml:space="preserve">            </w:t>
       </w:r>
+      <w:proofErr w:type="gramStart"/>
       <w:r>
         <w:rPr>
           <w:rFonts w:ascii="Menlo" w:hAnsi="Menlo" w:cs="Menlo"/>
@@ -3321,7 +3603,26 @@
           <w:color w:val="1F2328"/>
           <w:sz w:val="20"/>
         </w:rPr>
-        <w:t xml:space="preserve">::cout </w:t>
+        <w:t>::</w:t>
+      </w:r>
+      <w:proofErr w:type="spellStart"/>
+      <w:proofErr w:type="gramEnd"/>
+      <w:r>
+        <w:rPr>
+          <w:rFonts w:ascii="Menlo" w:hAnsi="Menlo" w:cs="Menlo"/>
+          <w:color w:val="1F2328"/>
+          <w:sz w:val="20"/>
+        </w:rPr>
+        <w:t>cout</w:t>
+      </w:r>
+      <w:proofErr w:type="spellEnd"/>
+      <w:r>
+        <w:rPr>
+          <w:rFonts w:ascii="Menlo" w:hAnsi="Menlo" w:cs="Menlo"/>
+          <w:color w:val="1F2328"/>
+          <w:sz w:val="20"/>
+        </w:rPr>
+        <w:t xml:space="preserve"> </w:t>
       </w:r>
       <w:r>
         <w:rPr>
@@ -3385,7 +3686,16 @@
           <w:color w:val="1F2328"/>
           <w:sz w:val="20"/>
         </w:rPr>
-        <w:t xml:space="preserve"> duration.</w:t>
+        <w:t xml:space="preserve"> </w:t>
+      </w:r>
+      <w:proofErr w:type="spellStart"/>
+      <w:r>
+        <w:rPr>
+          <w:rFonts w:ascii="Menlo" w:hAnsi="Menlo" w:cs="Menlo"/>
+          <w:color w:val="1F2328"/>
+          <w:sz w:val="20"/>
+        </w:rPr>
+        <w:t>duration.</w:t>
       </w:r>
       <w:r>
         <w:rPr>
@@ -3395,6 +3705,7 @@
         </w:rPr>
         <w:t>count</w:t>
       </w:r>
+      <w:proofErr w:type="spellEnd"/>
       <w:r>
         <w:rPr>
           <w:rFonts w:ascii="Menlo" w:hAnsi="Menlo" w:cs="Menlo"/>
@@ -3425,8 +3736,18 @@
           <w:color w:val="0A3069"/>
           <w:sz w:val="20"/>
         </w:rPr>
-        <w:t>" μs</w:t>
-      </w:r>
+        <w:t xml:space="preserve">" </w:t>
+      </w:r>
+      <w:proofErr w:type="spellStart"/>
+      <w:r>
+        <w:rPr>
+          <w:rFonts w:ascii="Menlo" w:hAnsi="Menlo" w:cs="Menlo"/>
+          <w:color w:val="0A3069"/>
+          <w:sz w:val="20"/>
+        </w:rPr>
+        <w:t>μs</w:t>
+      </w:r>
+      <w:proofErr w:type="spellEnd"/>
       <w:r>
         <w:rPr>
           <w:rFonts w:ascii="Menlo" w:hAnsi="Menlo" w:cs="Menlo"/>
@@ -3497,6 +3818,7 @@
         </w:rPr>
         <w:t xml:space="preserve">            </w:t>
       </w:r>
+      <w:proofErr w:type="gramStart"/>
       <w:r>
         <w:rPr>
           <w:rFonts w:ascii="Menlo" w:hAnsi="Menlo" w:cs="Menlo"/>
@@ -3511,7 +3833,26 @@
           <w:color w:val="1F2328"/>
           <w:sz w:val="20"/>
         </w:rPr>
-        <w:t xml:space="preserve">::cout </w:t>
+        <w:t>::</w:t>
+      </w:r>
+      <w:proofErr w:type="spellStart"/>
+      <w:proofErr w:type="gramEnd"/>
+      <w:r>
+        <w:rPr>
+          <w:rFonts w:ascii="Menlo" w:hAnsi="Menlo" w:cs="Menlo"/>
+          <w:color w:val="1F2328"/>
+          <w:sz w:val="20"/>
+        </w:rPr>
+        <w:t>cout</w:t>
+      </w:r>
+      <w:proofErr w:type="spellEnd"/>
+      <w:r>
+        <w:rPr>
+          <w:rFonts w:ascii="Menlo" w:hAnsi="Menlo" w:cs="Menlo"/>
+          <w:color w:val="1F2328"/>
+          <w:sz w:val="20"/>
+        </w:rPr>
+        <w:t xml:space="preserve"> </w:t>
       </w:r>
       <w:r>
         <w:rPr>
@@ -3527,7 +3868,16 @@
           <w:color w:val="1F2328"/>
           <w:sz w:val="20"/>
         </w:rPr>
-        <w:t xml:space="preserve"> duration.</w:t>
+        <w:t xml:space="preserve"> </w:t>
+      </w:r>
+      <w:proofErr w:type="spellStart"/>
+      <w:r>
+        <w:rPr>
+          <w:rFonts w:ascii="Menlo" w:hAnsi="Menlo" w:cs="Menlo"/>
+          <w:color w:val="1F2328"/>
+          <w:sz w:val="20"/>
+        </w:rPr>
+        <w:t>duration.</w:t>
       </w:r>
       <w:r>
         <w:rPr>
@@ -3537,6 +3887,7 @@
         </w:rPr>
         <w:t>count</w:t>
       </w:r>
+      <w:proofErr w:type="spellEnd"/>
       <w:r>
         <w:rPr>
           <w:rFonts w:ascii="Menlo" w:hAnsi="Menlo" w:cs="Menlo"/>
@@ -3577,6 +3928,7 @@
         </w:rPr>
         <w:t>::</w:t>
       </w:r>
+      <w:proofErr w:type="spellStart"/>
       <w:r>
         <w:rPr>
           <w:rFonts w:ascii="Menlo" w:hAnsi="Menlo" w:cs="Menlo"/>
@@ -3585,6 +3937,7 @@
         </w:rPr>
         <w:t>endl</w:t>
       </w:r>
+      <w:proofErr w:type="spellEnd"/>
       <w:r>
         <w:rPr>
           <w:rFonts w:ascii="Menlo" w:hAnsi="Menlo" w:cs="Menlo"/>
@@ -3657,28 +4010,21 @@
         <w:t>С помощью данно</w:t>
       </w:r>
       <w:r>
-        <w:t>го класса после разрушения конструктора выводится время работы в микросекундах</w:t>
-      </w:r>
-      <w:r>
-        <w:t xml:space="preserve">, написанной на языке программирования </w:t>
-      </w:r>
-      <w:r>
-        <w:rPr>
-          <w:lang w:val="en-US"/>
-        </w:rPr>
-        <w:t>C</w:t>
-      </w:r>
-      <w:r>
-        <w:t>++</w:t>
-      </w:r>
-      <w:r>
-        <w:t xml:space="preserve"> были произведены </w:t>
-      </w:r>
-      <w:r>
-        <w:t>6</w:t>
-      </w:r>
-      <w:r>
-        <w:t xml:space="preserve"> измерений работ функций.</w:t>
+        <w:t xml:space="preserve">го класса после </w:t>
+      </w:r>
+      <w:proofErr w:type="spellStart"/>
+      <w:r>
+        <w:t>деконструктора</w:t>
+      </w:r>
+      <w:proofErr w:type="spellEnd"/>
+      <w:r>
+        <w:t xml:space="preserve"> </w:t>
+      </w:r>
+      <w:r>
+        <w:t>выводится время работы в микросекундах</w:t>
+      </w:r>
+      <w:r>
+        <w:t xml:space="preserve">. </w:t>
       </w:r>
     </w:p>
     <w:p>
@@ -3686,16 +4032,7 @@
         <w:pStyle w:val="a9"/>
       </w:pPr>
       <w:r>
-        <w:t xml:space="preserve">Функция позволяет произвести действие с </w:t>
-      </w:r>
-      <w:r>
-        <w:t>входящим в нее алгоритмом</w:t>
-      </w:r>
-      <w:r>
-        <w:t>, получить из нее результат и измерить время выполнения</w:t>
-      </w:r>
-      <w:r>
-        <w:t xml:space="preserve"> данного алгоритма.</w:t>
+        <w:t>Внутри примененного класса можно поместить функцию и измерить время ее выполнения. Так же через этот класс прошли несколько разных по размеру функций в разных примерах и были выведены результаты времени работы.</w:t>
       </w:r>
     </w:p>
     <w:p>
@@ -3743,7 +4080,25 @@
           <w:color w:val="6E7781"/>
           <w:sz w:val="20"/>
         </w:rPr>
-        <w:t>//  O(1)</w:t>
+        <w:t>/</w:t>
+      </w:r>
+      <w:proofErr w:type="gramStart"/>
+      <w:r>
+        <w:rPr>
+          <w:rFonts w:ascii="Menlo" w:hAnsi="Menlo" w:cs="Menlo"/>
+          <w:color w:val="6E7781"/>
+          <w:sz w:val="20"/>
+        </w:rPr>
+        <w:t>/  O</w:t>
+      </w:r>
+      <w:proofErr w:type="gramEnd"/>
+      <w:r>
+        <w:rPr>
+          <w:rFonts w:ascii="Menlo" w:hAnsi="Menlo" w:cs="Menlo"/>
+          <w:color w:val="6E7781"/>
+          <w:sz w:val="20"/>
+        </w:rPr>
+        <w:t>(1)</w:t>
       </w:r>
     </w:p>
     <w:p>
@@ -3772,14 +4127,25 @@
         </w:rPr>
         <w:t xml:space="preserve"> </w:t>
       </w:r>
+      <w:proofErr w:type="spellStart"/>
       <w:r>
         <w:rPr>
           <w:rFonts w:ascii="Menlo" w:hAnsi="Menlo" w:cs="Menlo"/>
           <w:color w:val="8250DF"/>
           <w:sz w:val="20"/>
         </w:rPr>
-        <w:t>access_middle</w:t>
-      </w:r>
+        <w:t>access_</w:t>
+      </w:r>
+      <w:proofErr w:type="gramStart"/>
+      <w:r>
+        <w:rPr>
+          <w:rFonts w:ascii="Menlo" w:hAnsi="Menlo" w:cs="Menlo"/>
+          <w:color w:val="8250DF"/>
+          <w:sz w:val="20"/>
+        </w:rPr>
+        <w:t>middle</w:t>
+      </w:r>
+      <w:proofErr w:type="spellEnd"/>
       <w:r>
         <w:rPr>
           <w:rFonts w:ascii="Menlo" w:hAnsi="Menlo" w:cs="Menlo"/>
@@ -3796,6 +4162,7 @@
         </w:rPr>
         <w:t>int</w:t>
       </w:r>
+      <w:proofErr w:type="gramEnd"/>
       <w:r>
         <w:rPr>
           <w:rFonts w:ascii="Menlo" w:hAnsi="Menlo" w:cs="Menlo"/>
@@ -3914,6 +4281,7 @@
         </w:rPr>
         <w:t xml:space="preserve"> </w:t>
       </w:r>
+      <w:proofErr w:type="gramStart"/>
       <w:r>
         <w:rPr>
           <w:rFonts w:ascii="Menlo" w:hAnsi="Menlo" w:cs="Menlo"/>
@@ -3930,6 +4298,7 @@
         </w:rPr>
         <w:t>[</w:t>
       </w:r>
+      <w:proofErr w:type="gramEnd"/>
       <w:r>
         <w:rPr>
           <w:rFonts w:ascii="Menlo" w:hAnsi="Menlo" w:cs="Menlo"/>
@@ -4043,10 +4412,18 @@
         <w:t xml:space="preserve"> –</w:t>
       </w:r>
       <w:r>
-        <w:t xml:space="preserve"> O</w:t>
-      </w:r>
-      <w:r>
-        <w:t>(1).</w:t>
+        <w:t xml:space="preserve"> </w:t>
+      </w:r>
+      <w:proofErr w:type="gramStart"/>
+      <w:r>
+        <w:t>O</w:t>
+      </w:r>
+      <w:r>
+        <w:t>(</w:t>
+      </w:r>
+      <w:proofErr w:type="gramEnd"/>
+      <w:r>
+        <w:t>1).</w:t>
       </w:r>
     </w:p>
     <w:p>
@@ -4103,14 +4480,25 @@
         </w:rPr>
         <w:t xml:space="preserve"> </w:t>
       </w:r>
+      <w:proofErr w:type="spellStart"/>
       <w:r>
         <w:rPr>
           <w:rFonts w:ascii="Menlo" w:hAnsi="Menlo" w:cs="Menlo"/>
           <w:color w:val="8250DF"/>
           <w:sz w:val="20"/>
         </w:rPr>
-        <w:t>find_max</w:t>
-      </w:r>
+        <w:t>find_</w:t>
+      </w:r>
+      <w:proofErr w:type="gramStart"/>
+      <w:r>
+        <w:rPr>
+          <w:rFonts w:ascii="Menlo" w:hAnsi="Menlo" w:cs="Menlo"/>
+          <w:color w:val="8250DF"/>
+          <w:sz w:val="20"/>
+        </w:rPr>
+        <w:t>max</w:t>
+      </w:r>
+      <w:proofErr w:type="spellEnd"/>
       <w:r>
         <w:rPr>
           <w:rFonts w:ascii="Menlo" w:hAnsi="Menlo" w:cs="Menlo"/>
@@ -4127,6 +4515,7 @@
         </w:rPr>
         <w:t>int</w:t>
       </w:r>
+      <w:proofErr w:type="gramEnd"/>
       <w:r>
         <w:rPr>
           <w:rFonts w:ascii="Menlo" w:hAnsi="Menlo" w:cs="Menlo"/>
@@ -4276,6 +4665,7 @@
         </w:rPr>
         <w:t xml:space="preserve"> </w:t>
       </w:r>
+      <w:proofErr w:type="gramStart"/>
       <w:r>
         <w:rPr>
           <w:rFonts w:ascii="Menlo" w:hAnsi="Menlo" w:cs="Menlo"/>
@@ -4292,6 +4682,7 @@
         </w:rPr>
         <w:t>[</w:t>
       </w:r>
+      <w:proofErr w:type="gramEnd"/>
       <w:r>
         <w:rPr>
           <w:rFonts w:ascii="Menlo" w:hAnsi="Menlo" w:cs="Menlo"/>
@@ -4359,6 +4750,7 @@
         </w:rPr>
         <w:t xml:space="preserve"> </w:t>
       </w:r>
+      <w:proofErr w:type="spellStart"/>
       <w:r>
         <w:rPr>
           <w:rFonts w:ascii="Menlo" w:hAnsi="Menlo" w:cs="Menlo"/>
@@ -4367,6 +4759,7 @@
         </w:rPr>
         <w:t>i</w:t>
       </w:r>
+      <w:proofErr w:type="spellEnd"/>
       <w:r>
         <w:rPr>
           <w:rFonts w:ascii="Menlo" w:hAnsi="Menlo" w:cs="Menlo"/>
@@ -4406,6 +4799,7 @@
         </w:rPr>
         <w:t xml:space="preserve">; </w:t>
       </w:r>
+      <w:proofErr w:type="spellStart"/>
       <w:r>
         <w:rPr>
           <w:rFonts w:ascii="Menlo" w:hAnsi="Menlo" w:cs="Menlo"/>
@@ -4414,6 +4808,7 @@
         </w:rPr>
         <w:t>i</w:t>
       </w:r>
+      <w:proofErr w:type="spellEnd"/>
       <w:r>
         <w:rPr>
           <w:rFonts w:ascii="Menlo" w:hAnsi="Menlo" w:cs="Menlo"/>
@@ -4453,6 +4848,7 @@
         </w:rPr>
         <w:t xml:space="preserve">; </w:t>
       </w:r>
+      <w:proofErr w:type="spellStart"/>
       <w:r>
         <w:rPr>
           <w:rFonts w:ascii="Menlo" w:hAnsi="Menlo" w:cs="Menlo"/>
@@ -4461,6 +4857,7 @@
         </w:rPr>
         <w:t>i</w:t>
       </w:r>
+      <w:proofErr w:type="spellEnd"/>
       <w:r>
         <w:rPr>
           <w:rFonts w:ascii="Menlo" w:hAnsi="Menlo" w:cs="Menlo"/>
@@ -4527,6 +4924,7 @@
         </w:rPr>
         <w:t>[</w:t>
       </w:r>
+      <w:proofErr w:type="spellStart"/>
       <w:r>
         <w:rPr>
           <w:rFonts w:ascii="Menlo" w:hAnsi="Menlo" w:cs="Menlo"/>
@@ -4535,6 +4933,7 @@
         </w:rPr>
         <w:t>i</w:t>
       </w:r>
+      <w:proofErr w:type="spellEnd"/>
       <w:r>
         <w:rPr>
           <w:rFonts w:ascii="Menlo" w:hAnsi="Menlo" w:cs="Menlo"/>
@@ -4621,6 +5020,7 @@
         </w:rPr>
         <w:t>[</w:t>
       </w:r>
+      <w:proofErr w:type="spellStart"/>
       <w:r>
         <w:rPr>
           <w:rFonts w:ascii="Menlo" w:hAnsi="Menlo" w:cs="Menlo"/>
@@ -4629,6 +5029,7 @@
         </w:rPr>
         <w:t>i</w:t>
       </w:r>
+      <w:proofErr w:type="spellEnd"/>
       <w:r>
         <w:rPr>
           <w:rFonts w:ascii="Menlo" w:hAnsi="Menlo" w:cs="Menlo"/>
@@ -4892,14 +5293,25 @@
         </w:rPr>
         <w:t xml:space="preserve"> </w:t>
       </w:r>
+      <w:proofErr w:type="spellStart"/>
       <w:r>
         <w:rPr>
           <w:rFonts w:ascii="Menlo" w:hAnsi="Menlo" w:cs="Menlo"/>
           <w:color w:val="8250DF"/>
           <w:sz w:val="20"/>
         </w:rPr>
-        <w:t>qs_rec</w:t>
-      </w:r>
+        <w:t>qs_</w:t>
+      </w:r>
+      <w:proofErr w:type="gramStart"/>
+      <w:r>
+        <w:rPr>
+          <w:rFonts w:ascii="Menlo" w:hAnsi="Menlo" w:cs="Menlo"/>
+          <w:color w:val="8250DF"/>
+          <w:sz w:val="20"/>
+        </w:rPr>
+        <w:t>rec</w:t>
+      </w:r>
+      <w:proofErr w:type="spellEnd"/>
       <w:r>
         <w:rPr>
           <w:rFonts w:ascii="Menlo" w:hAnsi="Menlo" w:cs="Menlo"/>
@@ -4908,6 +5320,7 @@
         </w:rPr>
         <w:t>(</w:t>
       </w:r>
+      <w:proofErr w:type="gramEnd"/>
       <w:r>
         <w:rPr>
           <w:rFonts w:ascii="Menlo" w:hAnsi="Menlo" w:cs="Menlo"/>
@@ -5195,6 +5608,7 @@
         </w:rPr>
         <w:t xml:space="preserve"> </w:t>
       </w:r>
+      <w:proofErr w:type="gramStart"/>
       <w:r>
         <w:rPr>
           <w:rFonts w:ascii="Menlo" w:hAnsi="Menlo" w:cs="Menlo"/>
@@ -5211,6 +5625,7 @@
         </w:rPr>
         <w:t>[</w:t>
       </w:r>
+      <w:proofErr w:type="gramEnd"/>
       <w:r>
         <w:rPr>
           <w:rFonts w:ascii="Menlo" w:hAnsi="Menlo" w:cs="Menlo"/>
@@ -5326,8 +5741,54 @@
           <w:color w:val="6E7781"/>
           <w:sz w:val="20"/>
         </w:rPr>
-        <w:t xml:space="preserve"> // опорный — средний элемент</w:t>
-      </w:r>
+        <w:t xml:space="preserve"> // </w:t>
+      </w:r>
+      <w:proofErr w:type="spellStart"/>
+      <w:r>
+        <w:rPr>
+          <w:rFonts w:ascii="Menlo" w:hAnsi="Menlo" w:cs="Menlo"/>
+          <w:color w:val="6E7781"/>
+          <w:sz w:val="20"/>
+        </w:rPr>
+        <w:t>опорный</w:t>
+      </w:r>
+      <w:proofErr w:type="spellEnd"/>
+      <w:r>
+        <w:rPr>
+          <w:rFonts w:ascii="Menlo" w:hAnsi="Menlo" w:cs="Menlo"/>
+          <w:color w:val="6E7781"/>
+          <w:sz w:val="20"/>
+        </w:rPr>
+        <w:t xml:space="preserve"> — </w:t>
+      </w:r>
+      <w:proofErr w:type="spellStart"/>
+      <w:r>
+        <w:rPr>
+          <w:rFonts w:ascii="Menlo" w:hAnsi="Menlo" w:cs="Menlo"/>
+          <w:color w:val="6E7781"/>
+          <w:sz w:val="20"/>
+        </w:rPr>
+        <w:t>средний</w:t>
+      </w:r>
+      <w:proofErr w:type="spellEnd"/>
+      <w:r>
+        <w:rPr>
+          <w:rFonts w:ascii="Menlo" w:hAnsi="Menlo" w:cs="Menlo"/>
+          <w:color w:val="6E7781"/>
+          <w:sz w:val="20"/>
+        </w:rPr>
+        <w:t xml:space="preserve"> </w:t>
+      </w:r>
+      <w:proofErr w:type="spellStart"/>
+      <w:r>
+        <w:rPr>
+          <w:rFonts w:ascii="Menlo" w:hAnsi="Menlo" w:cs="Menlo"/>
+          <w:color w:val="6E7781"/>
+          <w:sz w:val="20"/>
+        </w:rPr>
+        <w:t>элемент</w:t>
+      </w:r>
+      <w:proofErr w:type="spellEnd"/>
     </w:p>
     <w:p>
       <w:pPr>
@@ -5363,6 +5824,7 @@
         </w:rPr>
         <w:t xml:space="preserve"> </w:t>
       </w:r>
+      <w:proofErr w:type="spellStart"/>
       <w:r>
         <w:rPr>
           <w:rFonts w:ascii="Menlo" w:hAnsi="Menlo" w:cs="Menlo"/>
@@ -5371,6 +5833,7 @@
         </w:rPr>
         <w:t>i</w:t>
       </w:r>
+      <w:proofErr w:type="spellEnd"/>
       <w:r>
         <w:rPr>
           <w:rFonts w:ascii="Menlo" w:hAnsi="Menlo" w:cs="Menlo"/>
@@ -5492,6 +5955,7 @@
         </w:rPr>
         <w:t xml:space="preserve"> (</w:t>
       </w:r>
+      <w:proofErr w:type="spellStart"/>
       <w:r>
         <w:rPr>
           <w:rFonts w:ascii="Menlo" w:hAnsi="Menlo" w:cs="Menlo"/>
@@ -5500,6 +5964,7 @@
         </w:rPr>
         <w:t>i</w:t>
       </w:r>
+      <w:proofErr w:type="spellEnd"/>
       <w:r>
         <w:rPr>
           <w:rFonts w:ascii="Menlo" w:hAnsi="Menlo" w:cs="Menlo"/>
@@ -5596,7 +6061,25 @@
           <w:color w:val="1F2328"/>
           <w:sz w:val="20"/>
         </w:rPr>
-        <w:t xml:space="preserve">[i] </w:t>
+        <w:t>[</w:t>
+      </w:r>
+      <w:proofErr w:type="spellStart"/>
+      <w:r>
+        <w:rPr>
+          <w:rFonts w:ascii="Menlo" w:hAnsi="Menlo" w:cs="Menlo"/>
+          <w:color w:val="1F2328"/>
+          <w:sz w:val="20"/>
+        </w:rPr>
+        <w:t>i</w:t>
+      </w:r>
+      <w:proofErr w:type="spellEnd"/>
+      <w:r>
+        <w:rPr>
+          <w:rFonts w:ascii="Menlo" w:hAnsi="Menlo" w:cs="Menlo"/>
+          <w:color w:val="1F2328"/>
+          <w:sz w:val="20"/>
+        </w:rPr>
+        <w:t xml:space="preserve">] </w:t>
       </w:r>
       <w:r>
         <w:rPr>
@@ -5611,8 +6094,18 @@
           <w:color w:val="1F2328"/>
           <w:sz w:val="20"/>
         </w:rPr>
-        <w:t xml:space="preserve"> pivot) i</w:t>
-      </w:r>
+        <w:t xml:space="preserve"> pivot) </w:t>
+      </w:r>
+      <w:proofErr w:type="spellStart"/>
+      <w:r>
+        <w:rPr>
+          <w:rFonts w:ascii="Menlo" w:hAnsi="Menlo" w:cs="Menlo"/>
+          <w:color w:val="1F2328"/>
+          <w:sz w:val="20"/>
+        </w:rPr>
+        <w:t>i</w:t>
+      </w:r>
+      <w:proofErr w:type="spellEnd"/>
       <w:r>
         <w:rPr>
           <w:rFonts w:ascii="Menlo" w:hAnsi="Menlo" w:cs="Menlo"/>
@@ -5742,7 +6235,25 @@
           <w:color w:val="1F2328"/>
           <w:sz w:val="20"/>
         </w:rPr>
-        <w:t xml:space="preserve"> (i </w:t>
+        <w:t xml:space="preserve"> (</w:t>
+      </w:r>
+      <w:proofErr w:type="spellStart"/>
+      <w:r>
+        <w:rPr>
+          <w:rFonts w:ascii="Menlo" w:hAnsi="Menlo" w:cs="Menlo"/>
+          <w:color w:val="1F2328"/>
+          <w:sz w:val="20"/>
+        </w:rPr>
+        <w:t>i</w:t>
+      </w:r>
+      <w:proofErr w:type="spellEnd"/>
+      <w:r>
+        <w:rPr>
+          <w:rFonts w:ascii="Menlo" w:hAnsi="Menlo" w:cs="Menlo"/>
+          <w:color w:val="1F2328"/>
+          <w:sz w:val="20"/>
+        </w:rPr>
+        <w:t xml:space="preserve"> </w:t>
       </w:r>
       <w:r>
         <w:rPr>
@@ -5823,7 +6334,25 @@
           <w:color w:val="1F2328"/>
           <w:sz w:val="20"/>
         </w:rPr>
-        <w:t xml:space="preserve">[i]; </w:t>
+        <w:t>[</w:t>
+      </w:r>
+      <w:proofErr w:type="spellStart"/>
+      <w:r>
+        <w:rPr>
+          <w:rFonts w:ascii="Menlo" w:hAnsi="Menlo" w:cs="Menlo"/>
+          <w:color w:val="1F2328"/>
+          <w:sz w:val="20"/>
+        </w:rPr>
+        <w:t>i</w:t>
+      </w:r>
+      <w:proofErr w:type="spellEnd"/>
+      <w:r>
+        <w:rPr>
+          <w:rFonts w:ascii="Menlo" w:hAnsi="Menlo" w:cs="Menlo"/>
+          <w:color w:val="1F2328"/>
+          <w:sz w:val="20"/>
+        </w:rPr>
+        <w:t xml:space="preserve">]; </w:t>
       </w:r>
       <w:r>
         <w:rPr>
@@ -5839,7 +6368,25 @@
           <w:color w:val="1F2328"/>
           <w:sz w:val="20"/>
         </w:rPr>
-        <w:t xml:space="preserve">[i] </w:t>
+        <w:t>[</w:t>
+      </w:r>
+      <w:proofErr w:type="spellStart"/>
+      <w:r>
+        <w:rPr>
+          <w:rFonts w:ascii="Menlo" w:hAnsi="Menlo" w:cs="Menlo"/>
+          <w:color w:val="1F2328"/>
+          <w:sz w:val="20"/>
+        </w:rPr>
+        <w:t>i</w:t>
+      </w:r>
+      <w:proofErr w:type="spellEnd"/>
+      <w:r>
+        <w:rPr>
+          <w:rFonts w:ascii="Menlo" w:hAnsi="Menlo" w:cs="Menlo"/>
+          <w:color w:val="1F2328"/>
+          <w:sz w:val="20"/>
+        </w:rPr>
+        <w:t xml:space="preserve">] </w:t>
       </w:r>
       <w:r>
         <w:rPr>
@@ -5920,8 +6467,18 @@
           <w:color w:val="1F2328"/>
           <w:sz w:val="20"/>
         </w:rPr>
-        <w:t xml:space="preserve">            i</w:t>
-      </w:r>
+        <w:t xml:space="preserve">            </w:t>
+      </w:r>
+      <w:proofErr w:type="spellStart"/>
+      <w:r>
+        <w:rPr>
+          <w:rFonts w:ascii="Menlo" w:hAnsi="Menlo" w:cs="Menlo"/>
+          <w:color w:val="1F2328"/>
+          <w:sz w:val="20"/>
+        </w:rPr>
+        <w:t>i</w:t>
+      </w:r>
+      <w:proofErr w:type="spellEnd"/>
       <w:r>
         <w:rPr>
           <w:rFonts w:ascii="Menlo" w:hAnsi="Menlo" w:cs="Menlo"/>
@@ -6009,14 +6566,25 @@
         </w:rPr>
         <w:t xml:space="preserve">    </w:t>
       </w:r>
+      <w:proofErr w:type="spellStart"/>
       <w:r>
         <w:rPr>
           <w:rFonts w:ascii="Menlo" w:hAnsi="Menlo" w:cs="Menlo"/>
           <w:color w:val="8250DF"/>
           <w:sz w:val="20"/>
         </w:rPr>
-        <w:t>qs_rec</w:t>
-      </w:r>
+        <w:t>qs_</w:t>
+      </w:r>
+      <w:proofErr w:type="gramStart"/>
+      <w:r>
+        <w:rPr>
+          <w:rFonts w:ascii="Menlo" w:hAnsi="Menlo" w:cs="Menlo"/>
+          <w:color w:val="8250DF"/>
+          <w:sz w:val="20"/>
+        </w:rPr>
+        <w:t>rec</w:t>
+      </w:r>
+      <w:proofErr w:type="spellEnd"/>
       <w:r>
         <w:rPr>
           <w:rFonts w:ascii="Menlo" w:hAnsi="Menlo" w:cs="Menlo"/>
@@ -6025,6 +6593,7 @@
         </w:rPr>
         <w:t>(</w:t>
       </w:r>
+      <w:proofErr w:type="gramEnd"/>
       <w:r>
         <w:rPr>
           <w:rFonts w:ascii="Menlo" w:hAnsi="Menlo" w:cs="Menlo"/>
@@ -6092,14 +6661,25 @@
         </w:rPr>
         <w:t xml:space="preserve">    </w:t>
       </w:r>
+      <w:proofErr w:type="spellStart"/>
       <w:r>
         <w:rPr>
           <w:rFonts w:ascii="Menlo" w:hAnsi="Menlo" w:cs="Menlo"/>
           <w:color w:val="8250DF"/>
           <w:sz w:val="20"/>
         </w:rPr>
-        <w:t>qs_rec</w:t>
-      </w:r>
+        <w:t>qs_</w:t>
+      </w:r>
+      <w:proofErr w:type="gramStart"/>
+      <w:r>
+        <w:rPr>
+          <w:rFonts w:ascii="Menlo" w:hAnsi="Menlo" w:cs="Menlo"/>
+          <w:color w:val="8250DF"/>
+          <w:sz w:val="20"/>
+        </w:rPr>
+        <w:t>rec</w:t>
+      </w:r>
+      <w:proofErr w:type="spellEnd"/>
       <w:r>
         <w:rPr>
           <w:rFonts w:ascii="Menlo" w:hAnsi="Menlo" w:cs="Menlo"/>
@@ -6108,6 +6688,7 @@
         </w:rPr>
         <w:t>(</w:t>
       </w:r>
+      <w:proofErr w:type="gramEnd"/>
       <w:r>
         <w:rPr>
           <w:rFonts w:ascii="Menlo" w:hAnsi="Menlo" w:cs="Menlo"/>
@@ -6124,6 +6705,7 @@
         </w:rPr>
         <w:t xml:space="preserve">, </w:t>
       </w:r>
+      <w:proofErr w:type="spellStart"/>
       <w:r>
         <w:rPr>
           <w:rFonts w:ascii="Menlo" w:hAnsi="Menlo" w:cs="Menlo"/>
@@ -6132,6 +6714,7 @@
         </w:rPr>
         <w:t>i</w:t>
       </w:r>
+      <w:proofErr w:type="spellEnd"/>
       <w:r>
         <w:rPr>
           <w:rFonts w:ascii="Menlo" w:hAnsi="Menlo" w:cs="Menlo"/>
@@ -6203,7 +6786,43 @@
           <w:color w:val="6E7781"/>
           <w:sz w:val="20"/>
         </w:rPr>
-        <w:t>/* 15. Быстрая сортировка (quick sort)</w:t>
+        <w:t xml:space="preserve">/* 15. </w:t>
+      </w:r>
+      <w:proofErr w:type="spellStart"/>
+      <w:r>
+        <w:rPr>
+          <w:rFonts w:ascii="Menlo" w:hAnsi="Menlo" w:cs="Menlo"/>
+          <w:color w:val="6E7781"/>
+          <w:sz w:val="20"/>
+        </w:rPr>
+        <w:t>Быстрая</w:t>
+      </w:r>
+      <w:proofErr w:type="spellEnd"/>
+      <w:r>
+        <w:rPr>
+          <w:rFonts w:ascii="Menlo" w:hAnsi="Menlo" w:cs="Menlo"/>
+          <w:color w:val="6E7781"/>
+          <w:sz w:val="20"/>
+        </w:rPr>
+        <w:t xml:space="preserve"> </w:t>
+      </w:r>
+      <w:proofErr w:type="spellStart"/>
+      <w:r>
+        <w:rPr>
+          <w:rFonts w:ascii="Menlo" w:hAnsi="Menlo" w:cs="Menlo"/>
+          <w:color w:val="6E7781"/>
+          <w:sz w:val="20"/>
+        </w:rPr>
+        <w:t>сортировка</w:t>
+      </w:r>
+      <w:proofErr w:type="spellEnd"/>
+      <w:r>
+        <w:rPr>
+          <w:rFonts w:ascii="Menlo" w:hAnsi="Menlo" w:cs="Menlo"/>
+          <w:color w:val="6E7781"/>
+          <w:sz w:val="20"/>
+        </w:rPr>
+        <w:t xml:space="preserve"> (quick sort)</w:t>
       </w:r>
     </w:p>
     <w:p>
@@ -6274,7 +6893,27 @@
           <w:sz w:val="20"/>
           <w:lang w:val="ru-RU"/>
         </w:rPr>
-        <w:t xml:space="preserve"> *  (&lt; </w:t>
+        <w:t xml:space="preserve"> </w:t>
+      </w:r>
+      <w:proofErr w:type="gramStart"/>
+      <w:r>
+        <w:rPr>
+          <w:rFonts w:ascii="Menlo" w:hAnsi="Menlo" w:cs="Menlo"/>
+          <w:color w:val="6E7781"/>
+          <w:sz w:val="20"/>
+          <w:lang w:val="ru-RU"/>
+        </w:rPr>
+        <w:t>*  (</w:t>
+      </w:r>
+      <w:proofErr w:type="gramEnd"/>
+      <w:r>
+        <w:rPr>
+          <w:rFonts w:ascii="Menlo" w:hAnsi="Menlo" w:cs="Menlo"/>
+          <w:color w:val="6E7781"/>
+          <w:sz w:val="20"/>
+          <w:lang w:val="ru-RU"/>
+        </w:rPr>
+        <w:t xml:space="preserve">&lt; </w:t>
       </w:r>
       <w:r>
         <w:rPr>
@@ -6331,6 +6970,7 @@
         </w:rPr>
         <w:t xml:space="preserve"> *  В среднем </w:t>
       </w:r>
+      <w:proofErr w:type="gramStart"/>
       <w:r>
         <w:rPr>
           <w:rFonts w:ascii="Menlo" w:hAnsi="Menlo" w:cs="Menlo"/>
@@ -6348,6 +6988,7 @@
         </w:rPr>
         <w:t>(</w:t>
       </w:r>
+      <w:proofErr w:type="gramEnd"/>
       <w:r>
         <w:rPr>
           <w:rFonts w:ascii="Menlo" w:hAnsi="Menlo" w:cs="Menlo"/>
@@ -6473,16 +7114,27 @@
           <w:sz w:val="20"/>
           <w:lang w:val="ru-RU"/>
         </w:rPr>
-        <w:t xml:space="preserve">//  </w:t>
-      </w:r>
+        <w:t>/</w:t>
+      </w:r>
+      <w:proofErr w:type="gramStart"/>
       <w:r>
         <w:rPr>
           <w:rFonts w:ascii="Menlo" w:hAnsi="Menlo" w:cs="Menlo"/>
           <w:color w:val="6E7781"/>
           <w:sz w:val="20"/>
+          <w:lang w:val="ru-RU"/>
+        </w:rPr>
+        <w:t xml:space="preserve">/  </w:t>
+      </w:r>
+      <w:r>
+        <w:rPr>
+          <w:rFonts w:ascii="Menlo" w:hAnsi="Menlo" w:cs="Menlo"/>
+          <w:color w:val="6E7781"/>
+          <w:sz w:val="20"/>
         </w:rPr>
         <w:t>O</w:t>
       </w:r>
+      <w:proofErr w:type="gramEnd"/>
       <w:r>
         <w:rPr>
           <w:rFonts w:ascii="Menlo" w:hAnsi="Menlo" w:cs="Menlo"/>
@@ -6604,14 +7256,25 @@
         </w:rPr>
         <w:t xml:space="preserve"> </w:t>
       </w:r>
+      <w:proofErr w:type="spellStart"/>
       <w:r>
         <w:rPr>
           <w:rFonts w:ascii="Menlo" w:hAnsi="Menlo" w:cs="Menlo"/>
           <w:color w:val="8250DF"/>
           <w:sz w:val="20"/>
         </w:rPr>
-        <w:t>quick_sort</w:t>
-      </w:r>
+        <w:t>quick_</w:t>
+      </w:r>
+      <w:proofErr w:type="gramStart"/>
+      <w:r>
+        <w:rPr>
+          <w:rFonts w:ascii="Menlo" w:hAnsi="Menlo" w:cs="Menlo"/>
+          <w:color w:val="8250DF"/>
+          <w:sz w:val="20"/>
+        </w:rPr>
+        <w:t>sort</w:t>
+      </w:r>
+      <w:proofErr w:type="spellEnd"/>
       <w:r>
         <w:rPr>
           <w:rFonts w:ascii="Menlo" w:hAnsi="Menlo" w:cs="Menlo"/>
@@ -6620,6 +7283,7 @@
         </w:rPr>
         <w:t>(</w:t>
       </w:r>
+      <w:proofErr w:type="gramEnd"/>
       <w:r>
         <w:rPr>
           <w:rFonts w:ascii="Menlo" w:hAnsi="Menlo" w:cs="Menlo"/>
@@ -6730,14 +7394,25 @@
         </w:rPr>
         <w:t xml:space="preserve">    </w:t>
       </w:r>
+      <w:proofErr w:type="spellStart"/>
       <w:r>
         <w:rPr>
           <w:rFonts w:ascii="Menlo" w:hAnsi="Menlo" w:cs="Menlo"/>
           <w:color w:val="8250DF"/>
           <w:sz w:val="20"/>
         </w:rPr>
-        <w:t>qs_rec</w:t>
-      </w:r>
+        <w:t>qs_</w:t>
+      </w:r>
+      <w:proofErr w:type="gramStart"/>
+      <w:r>
+        <w:rPr>
+          <w:rFonts w:ascii="Menlo" w:hAnsi="Menlo" w:cs="Menlo"/>
+          <w:color w:val="8250DF"/>
+          <w:sz w:val="20"/>
+        </w:rPr>
+        <w:t>rec</w:t>
+      </w:r>
+      <w:proofErr w:type="spellEnd"/>
       <w:r>
         <w:rPr>
           <w:rFonts w:ascii="Menlo" w:hAnsi="Menlo" w:cs="Menlo"/>
@@ -6746,6 +7421,7 @@
         </w:rPr>
         <w:t>(</w:t>
       </w:r>
+      <w:proofErr w:type="gramEnd"/>
       <w:r>
         <w:rPr>
           <w:rFonts w:ascii="Menlo" w:hAnsi="Menlo" w:cs="Menlo"/>
@@ -6901,11 +7577,16 @@
         <w:t xml:space="preserve"> –</w:t>
       </w:r>
       <w:r>
-        <w:t xml:space="preserve"> O</w:t>
+        <w:t xml:space="preserve"> </w:t>
+      </w:r>
+      <w:proofErr w:type="gramStart"/>
+      <w:r>
+        <w:t>O</w:t>
       </w:r>
       <w:r>
         <w:t>(</w:t>
       </w:r>
+      <w:proofErr w:type="gramEnd"/>
       <w:r>
         <w:t>n</w:t>
       </w:r>
@@ -6985,6 +7666,7 @@
         </w:rPr>
         <w:t xml:space="preserve"> </w:t>
       </w:r>
+      <w:proofErr w:type="spellStart"/>
       <w:r>
         <w:rPr>
           <w:rFonts w:ascii="Menlo" w:hAnsi="Menlo" w:cs="Menlo"/>
@@ -6992,8 +7674,19 @@
           <w:sz w:val="20"/>
           <w:szCs w:val="20"/>
         </w:rPr>
-        <w:t>bubble_sort</w:t>
-      </w:r>
+        <w:t>bubble_</w:t>
+      </w:r>
+      <w:proofErr w:type="gramStart"/>
+      <w:r>
+        <w:rPr>
+          <w:rFonts w:ascii="Menlo" w:hAnsi="Menlo" w:cs="Menlo"/>
+          <w:color w:val="8250DF"/>
+          <w:sz w:val="20"/>
+          <w:szCs w:val="20"/>
+        </w:rPr>
+        <w:t>sort</w:t>
+      </w:r>
+      <w:proofErr w:type="spellEnd"/>
       <w:r>
         <w:rPr>
           <w:rFonts w:ascii="Menlo" w:hAnsi="Menlo" w:cs="Menlo"/>
@@ -7003,6 +7696,7 @@
         </w:rPr>
         <w:t>(</w:t>
       </w:r>
+      <w:proofErr w:type="gramEnd"/>
       <w:r>
         <w:rPr>
           <w:rFonts w:ascii="Menlo" w:hAnsi="Menlo" w:cs="Menlo"/>
@@ -7162,6 +7856,7 @@
         </w:rPr>
         <w:t xml:space="preserve"> </w:t>
       </w:r>
+      <w:proofErr w:type="spellStart"/>
       <w:r>
         <w:rPr>
           <w:rFonts w:ascii="Menlo" w:hAnsi="Menlo" w:cs="Menlo"/>
@@ -7171,6 +7866,7 @@
         </w:rPr>
         <w:t>i</w:t>
       </w:r>
+      <w:proofErr w:type="spellEnd"/>
       <w:r>
         <w:rPr>
           <w:rFonts w:ascii="Menlo" w:hAnsi="Menlo" w:cs="Menlo"/>
@@ -7216,6 +7912,7 @@
         </w:rPr>
         <w:t xml:space="preserve">; </w:t>
       </w:r>
+      <w:proofErr w:type="spellStart"/>
       <w:r>
         <w:rPr>
           <w:rFonts w:ascii="Menlo" w:hAnsi="Menlo" w:cs="Menlo"/>
@@ -7225,6 +7922,7 @@
         </w:rPr>
         <w:t>i</w:t>
       </w:r>
+      <w:proofErr w:type="spellEnd"/>
       <w:r>
         <w:rPr>
           <w:rFonts w:ascii="Menlo" w:hAnsi="Menlo" w:cs="Menlo"/>
@@ -7306,6 +8004,7 @@
         </w:rPr>
         <w:t xml:space="preserve">; </w:t>
       </w:r>
+      <w:proofErr w:type="spellStart"/>
       <w:r>
         <w:rPr>
           <w:rFonts w:ascii="Menlo" w:hAnsi="Menlo" w:cs="Menlo"/>
@@ -7315,6 +8014,7 @@
         </w:rPr>
         <w:t>i</w:t>
       </w:r>
+      <w:proofErr w:type="spellEnd"/>
       <w:r>
         <w:rPr>
           <w:rFonts w:ascii="Menlo" w:hAnsi="Menlo" w:cs="Menlo"/>
@@ -7552,6 +8252,7 @@
         </w:rPr>
         <w:t xml:space="preserve"> </w:t>
       </w:r>
+      <w:proofErr w:type="spellStart"/>
       <w:r>
         <w:rPr>
           <w:rFonts w:ascii="Menlo" w:hAnsi="Menlo" w:cs="Menlo"/>
@@ -7561,6 +8262,7 @@
         </w:rPr>
         <w:t>i</w:t>
       </w:r>
+      <w:proofErr w:type="spellEnd"/>
       <w:r>
         <w:rPr>
           <w:rFonts w:ascii="Menlo" w:hAnsi="Menlo" w:cs="Menlo"/>
@@ -7570,6 +8272,7 @@
         </w:rPr>
         <w:t xml:space="preserve">; </w:t>
       </w:r>
+      <w:proofErr w:type="spellStart"/>
       <w:r>
         <w:rPr>
           <w:rFonts w:ascii="Menlo" w:hAnsi="Menlo" w:cs="Menlo"/>
@@ -7588,6 +8291,7 @@
         </w:rPr>
         <w:t>++</w:t>
       </w:r>
+      <w:proofErr w:type="spellEnd"/>
       <w:r>
         <w:rPr>
           <w:rFonts w:ascii="Menlo" w:hAnsi="Menlo" w:cs="Menlo"/>
@@ -7690,6 +8394,7 @@
         </w:rPr>
         <w:t xml:space="preserve"> </w:t>
       </w:r>
+      <w:proofErr w:type="gramStart"/>
       <w:r>
         <w:rPr>
           <w:rFonts w:ascii="Menlo" w:hAnsi="Menlo" w:cs="Menlo"/>
@@ -7708,6 +8413,7 @@
         </w:rPr>
         <w:t>[</w:t>
       </w:r>
+      <w:proofErr w:type="gramEnd"/>
       <w:r>
         <w:rPr>
           <w:rFonts w:ascii="Menlo" w:hAnsi="Menlo" w:cs="Menlo"/>
@@ -7882,6 +8588,7 @@
         </w:rPr>
         <w:t xml:space="preserve"> </w:t>
       </w:r>
+      <w:proofErr w:type="gramStart"/>
       <w:r>
         <w:rPr>
           <w:rFonts w:ascii="Menlo" w:hAnsi="Menlo" w:cs="Menlo"/>
@@ -7898,7 +8605,17 @@
           <w:sz w:val="20"/>
           <w:szCs w:val="20"/>
         </w:rPr>
-        <w:t xml:space="preserve">[j </w:t>
+        <w:t>[</w:t>
+      </w:r>
+      <w:proofErr w:type="gramEnd"/>
+      <w:r>
+        <w:rPr>
+          <w:rFonts w:ascii="Menlo" w:hAnsi="Menlo" w:cs="Menlo"/>
+          <w:color w:val="1F2328"/>
+          <w:sz w:val="20"/>
+          <w:szCs w:val="20"/>
+        </w:rPr>
+        <w:t xml:space="preserve">j </w:t>
       </w:r>
       <w:r>
         <w:rPr>
@@ -8224,6 +8941,7 @@
         </w:rPr>
         <w:t xml:space="preserve"> </w:t>
       </w:r>
+      <w:proofErr w:type="spellStart"/>
       <w:r>
         <w:rPr>
           <w:rFonts w:ascii="Menlo" w:hAnsi="Menlo" w:cs="Menlo"/>
@@ -8233,15 +8951,17 @@
         </w:rPr>
         <w:t>long</w:t>
       </w:r>
-      <w:r>
-        <w:rPr>
-          <w:rFonts w:ascii="Menlo" w:hAnsi="Menlo" w:cs="Menlo"/>
-          <w:color w:val="202020"/>
-          <w:sz w:val="20"/>
-          <w:szCs w:val="20"/>
-        </w:rPr>
-        <w:t xml:space="preserve"> </w:t>
-      </w:r>
+      <w:proofErr w:type="spellEnd"/>
+      <w:r>
+        <w:rPr>
+          <w:rFonts w:ascii="Menlo" w:hAnsi="Menlo" w:cs="Menlo"/>
+          <w:color w:val="202020"/>
+          <w:sz w:val="20"/>
+          <w:szCs w:val="20"/>
+        </w:rPr>
+        <w:t xml:space="preserve"> </w:t>
+      </w:r>
+      <w:proofErr w:type="spellStart"/>
       <w:r>
         <w:rPr>
           <w:rFonts w:ascii="Menlo" w:hAnsi="Menlo" w:cs="Menlo"/>
@@ -8249,8 +8969,19 @@
           <w:sz w:val="20"/>
           <w:szCs w:val="20"/>
         </w:rPr>
-        <w:t>fib_naive</w:t>
-      </w:r>
+        <w:t>fib_</w:t>
+      </w:r>
+      <w:proofErr w:type="gramStart"/>
+      <w:r>
+        <w:rPr>
+          <w:rFonts w:ascii="Menlo" w:hAnsi="Menlo" w:cs="Menlo"/>
+          <w:color w:val="8250DF"/>
+          <w:sz w:val="20"/>
+          <w:szCs w:val="20"/>
+        </w:rPr>
+        <w:t>naive</w:t>
+      </w:r>
+      <w:proofErr w:type="spellEnd"/>
       <w:r>
         <w:rPr>
           <w:rFonts w:ascii="Menlo" w:hAnsi="Menlo" w:cs="Menlo"/>
@@ -8260,6 +8991,7 @@
         </w:rPr>
         <w:t>(</w:t>
       </w:r>
+      <w:proofErr w:type="gramEnd"/>
       <w:r>
         <w:rPr>
           <w:rFonts w:ascii="Menlo" w:hAnsi="Menlo" w:cs="Menlo"/>
@@ -8485,6 +9217,7 @@
         </w:rPr>
         <w:t xml:space="preserve"> </w:t>
       </w:r>
+      <w:proofErr w:type="spellStart"/>
       <w:r>
         <w:rPr>
           <w:rFonts w:ascii="Menlo" w:hAnsi="Menlo" w:cs="Menlo"/>
@@ -8492,98 +9225,112 @@
           <w:sz w:val="20"/>
           <w:szCs w:val="20"/>
         </w:rPr>
+        <w:t>fib_</w:t>
+      </w:r>
+      <w:proofErr w:type="gramStart"/>
+      <w:r>
+        <w:rPr>
+          <w:rFonts w:ascii="Menlo" w:hAnsi="Menlo" w:cs="Menlo"/>
+          <w:color w:val="8250DF"/>
+          <w:sz w:val="20"/>
+          <w:szCs w:val="20"/>
+        </w:rPr>
+        <w:t>naive</w:t>
+      </w:r>
+      <w:proofErr w:type="spellEnd"/>
+      <w:r>
+        <w:rPr>
+          <w:rFonts w:ascii="Menlo" w:hAnsi="Menlo" w:cs="Menlo"/>
+          <w:color w:val="202020"/>
+          <w:sz w:val="20"/>
+          <w:szCs w:val="20"/>
+        </w:rPr>
+        <w:t>(</w:t>
+      </w:r>
+      <w:proofErr w:type="gramEnd"/>
+      <w:r>
+        <w:rPr>
+          <w:rFonts w:ascii="Menlo" w:hAnsi="Menlo" w:cs="Menlo"/>
+          <w:color w:val="953800"/>
+          <w:sz w:val="20"/>
+          <w:szCs w:val="20"/>
+        </w:rPr>
+        <w:t>n</w:t>
+      </w:r>
+      <w:r>
+        <w:rPr>
+          <w:rFonts w:ascii="Menlo" w:hAnsi="Menlo" w:cs="Menlo"/>
+          <w:color w:val="202020"/>
+          <w:sz w:val="20"/>
+          <w:szCs w:val="20"/>
+        </w:rPr>
+        <w:t xml:space="preserve"> </w:t>
+      </w:r>
+      <w:r>
+        <w:rPr>
+          <w:rFonts w:ascii="Menlo" w:hAnsi="Menlo" w:cs="Menlo"/>
+          <w:color w:val="000000"/>
+          <w:sz w:val="20"/>
+          <w:szCs w:val="20"/>
+        </w:rPr>
+        <w:t>-</w:t>
+      </w:r>
+      <w:r>
+        <w:rPr>
+          <w:rFonts w:ascii="Menlo" w:hAnsi="Menlo" w:cs="Menlo"/>
+          <w:color w:val="202020"/>
+          <w:sz w:val="20"/>
+          <w:szCs w:val="20"/>
+        </w:rPr>
+        <w:t xml:space="preserve"> </w:t>
+      </w:r>
+      <w:r>
+        <w:rPr>
+          <w:rFonts w:ascii="Menlo" w:hAnsi="Menlo" w:cs="Menlo"/>
+          <w:color w:val="098658"/>
+          <w:sz w:val="20"/>
+          <w:szCs w:val="20"/>
+        </w:rPr>
+        <w:t>1</w:t>
+      </w:r>
+      <w:r>
+        <w:rPr>
+          <w:rFonts w:ascii="Menlo" w:hAnsi="Menlo" w:cs="Menlo"/>
+          <w:color w:val="202020"/>
+          <w:sz w:val="20"/>
+          <w:szCs w:val="20"/>
+        </w:rPr>
+        <w:t xml:space="preserve">) </w:t>
+      </w:r>
+      <w:r>
+        <w:rPr>
+          <w:rFonts w:ascii="Menlo" w:hAnsi="Menlo" w:cs="Menlo"/>
+          <w:color w:val="000000"/>
+          <w:sz w:val="20"/>
+          <w:szCs w:val="20"/>
+        </w:rPr>
+        <w:t>+</w:t>
+      </w:r>
+      <w:r>
+        <w:rPr>
+          <w:rFonts w:ascii="Menlo" w:hAnsi="Menlo" w:cs="Menlo"/>
+          <w:color w:val="202020"/>
+          <w:sz w:val="20"/>
+          <w:szCs w:val="20"/>
+        </w:rPr>
+        <w:t xml:space="preserve"> </w:t>
+      </w:r>
+      <w:proofErr w:type="spellStart"/>
+      <w:r>
+        <w:rPr>
+          <w:rFonts w:ascii="Menlo" w:hAnsi="Menlo" w:cs="Menlo"/>
+          <w:color w:val="8250DF"/>
+          <w:sz w:val="20"/>
+          <w:szCs w:val="20"/>
+        </w:rPr>
         <w:t>fib_naive</w:t>
       </w:r>
-      <w:r>
-        <w:rPr>
-          <w:rFonts w:ascii="Menlo" w:hAnsi="Menlo" w:cs="Menlo"/>
-          <w:color w:val="202020"/>
-          <w:sz w:val="20"/>
-          <w:szCs w:val="20"/>
-        </w:rPr>
-        <w:t>(</w:t>
-      </w:r>
-      <w:r>
-        <w:rPr>
-          <w:rFonts w:ascii="Menlo" w:hAnsi="Menlo" w:cs="Menlo"/>
-          <w:color w:val="953800"/>
-          <w:sz w:val="20"/>
-          <w:szCs w:val="20"/>
-        </w:rPr>
-        <w:t>n</w:t>
-      </w:r>
-      <w:r>
-        <w:rPr>
-          <w:rFonts w:ascii="Menlo" w:hAnsi="Menlo" w:cs="Menlo"/>
-          <w:color w:val="202020"/>
-          <w:sz w:val="20"/>
-          <w:szCs w:val="20"/>
-        </w:rPr>
-        <w:t xml:space="preserve"> </w:t>
-      </w:r>
-      <w:r>
-        <w:rPr>
-          <w:rFonts w:ascii="Menlo" w:hAnsi="Menlo" w:cs="Menlo"/>
-          <w:color w:val="000000"/>
-          <w:sz w:val="20"/>
-          <w:szCs w:val="20"/>
-        </w:rPr>
-        <w:t>-</w:t>
-      </w:r>
-      <w:r>
-        <w:rPr>
-          <w:rFonts w:ascii="Menlo" w:hAnsi="Menlo" w:cs="Menlo"/>
-          <w:color w:val="202020"/>
-          <w:sz w:val="20"/>
-          <w:szCs w:val="20"/>
-        </w:rPr>
-        <w:t xml:space="preserve"> </w:t>
-      </w:r>
-      <w:r>
-        <w:rPr>
-          <w:rFonts w:ascii="Menlo" w:hAnsi="Menlo" w:cs="Menlo"/>
-          <w:color w:val="098658"/>
-          <w:sz w:val="20"/>
-          <w:szCs w:val="20"/>
-        </w:rPr>
-        <w:t>1</w:t>
-      </w:r>
-      <w:r>
-        <w:rPr>
-          <w:rFonts w:ascii="Menlo" w:hAnsi="Menlo" w:cs="Menlo"/>
-          <w:color w:val="202020"/>
-          <w:sz w:val="20"/>
-          <w:szCs w:val="20"/>
-        </w:rPr>
-        <w:t xml:space="preserve">) </w:t>
-      </w:r>
-      <w:r>
-        <w:rPr>
-          <w:rFonts w:ascii="Menlo" w:hAnsi="Menlo" w:cs="Menlo"/>
-          <w:color w:val="000000"/>
-          <w:sz w:val="20"/>
-          <w:szCs w:val="20"/>
-        </w:rPr>
-        <w:t>+</w:t>
-      </w:r>
-      <w:r>
-        <w:rPr>
-          <w:rFonts w:ascii="Menlo" w:hAnsi="Menlo" w:cs="Menlo"/>
-          <w:color w:val="202020"/>
-          <w:sz w:val="20"/>
-          <w:szCs w:val="20"/>
-        </w:rPr>
-        <w:t xml:space="preserve"> </w:t>
-      </w:r>
-      <w:r>
-        <w:rPr>
-          <w:rFonts w:ascii="Menlo" w:hAnsi="Menlo" w:cs="Menlo"/>
-          <w:color w:val="8250DF"/>
-          <w:sz w:val="20"/>
-          <w:szCs w:val="20"/>
-        </w:rPr>
-        <w:t>fib_naive</w:t>
-      </w:r>
+      <w:proofErr w:type="spellEnd"/>
       <w:r>
         <w:rPr>
           <w:rFonts w:ascii="Menlo" w:hAnsi="Menlo" w:cs="Menlo"/>
@@ -8793,6 +9540,7 @@
         </w:rPr>
         <w:t xml:space="preserve"> </w:t>
       </w:r>
+      <w:proofErr w:type="spellStart"/>
       <w:r>
         <w:rPr>
           <w:rFonts w:ascii="Menlo" w:hAnsi="Menlo" w:cs="Menlo"/>
@@ -8800,8 +9548,19 @@
           <w:sz w:val="20"/>
           <w:szCs w:val="20"/>
         </w:rPr>
-        <w:t>binary_search</w:t>
-      </w:r>
+        <w:t>binary_</w:t>
+      </w:r>
+      <w:proofErr w:type="gramStart"/>
+      <w:r>
+        <w:rPr>
+          <w:rFonts w:ascii="Menlo" w:hAnsi="Menlo" w:cs="Menlo"/>
+          <w:color w:val="8250DF"/>
+          <w:sz w:val="20"/>
+          <w:szCs w:val="20"/>
+        </w:rPr>
+        <w:t>search</w:t>
+      </w:r>
+      <w:proofErr w:type="spellEnd"/>
       <w:r>
         <w:rPr>
           <w:rFonts w:ascii="Menlo" w:hAnsi="Menlo" w:cs="Menlo"/>
@@ -8820,15 +9579,17 @@
         </w:rPr>
         <w:t>long</w:t>
       </w:r>
-      <w:r>
-        <w:rPr>
-          <w:rFonts w:ascii="Menlo" w:hAnsi="Menlo" w:cs="Menlo"/>
-          <w:color w:val="202020"/>
-          <w:sz w:val="20"/>
-          <w:szCs w:val="20"/>
-        </w:rPr>
-        <w:t xml:space="preserve"> </w:t>
-      </w:r>
+      <w:proofErr w:type="gramEnd"/>
+      <w:r>
+        <w:rPr>
+          <w:rFonts w:ascii="Menlo" w:hAnsi="Menlo" w:cs="Menlo"/>
+          <w:color w:val="202020"/>
+          <w:sz w:val="20"/>
+          <w:szCs w:val="20"/>
+        </w:rPr>
+        <w:t xml:space="preserve"> </w:t>
+      </w:r>
+      <w:proofErr w:type="spellStart"/>
       <w:r>
         <w:rPr>
           <w:rFonts w:ascii="Menlo" w:hAnsi="Menlo" w:cs="Menlo"/>
@@ -8838,6 +9599,7 @@
         </w:rPr>
         <w:t>long</w:t>
       </w:r>
+      <w:proofErr w:type="spellEnd"/>
       <w:r>
         <w:rPr>
           <w:rFonts w:ascii="Menlo" w:hAnsi="Menlo" w:cs="Menlo"/>
@@ -9418,8 +10180,19 @@
           <w:sz w:val="20"/>
           <w:szCs w:val="20"/>
         </w:rPr>
-        <w:t xml:space="preserve">      (</w:t>
-      </w:r>
+        <w:t xml:space="preserve">   </w:t>
+      </w:r>
+      <w:proofErr w:type="gramStart"/>
+      <w:r>
+        <w:rPr>
+          <w:rFonts w:ascii="Menlo" w:hAnsi="Menlo" w:cs="Menlo"/>
+          <w:color w:val="1F2328"/>
+          <w:sz w:val="20"/>
+          <w:szCs w:val="20"/>
+        </w:rPr>
+        <w:t xml:space="preserve">   (</w:t>
+      </w:r>
+      <w:proofErr w:type="gramEnd"/>
       <w:r>
         <w:rPr>
           <w:rFonts w:ascii="Menlo" w:hAnsi="Menlo" w:cs="Menlo"/>
@@ -9567,6 +10340,7 @@
         </w:rPr>
         <w:t xml:space="preserve">[m] </w:t>
       </w:r>
+      <w:proofErr w:type="gramStart"/>
       <w:r>
         <w:rPr>
           <w:rFonts w:ascii="Menlo" w:hAnsi="Menlo" w:cs="Menlo"/>
@@ -9594,6 +10368,7 @@
         </w:rPr>
         <w:t>key</w:t>
       </w:r>
+      <w:proofErr w:type="gramEnd"/>
       <w:r>
         <w:rPr>
           <w:rFonts w:ascii="Menlo" w:hAnsi="Menlo" w:cs="Menlo"/>
@@ -10029,7 +10804,27 @@
           <w:sz w:val="20"/>
           <w:szCs w:val="20"/>
         </w:rPr>
-        <w:t>&lt;ctime&gt;</w:t>
+        <w:t>&lt;</w:t>
+      </w:r>
+      <w:proofErr w:type="spellStart"/>
+      <w:r>
+        <w:rPr>
+          <w:rFonts w:ascii="Menlo" w:hAnsi="Menlo" w:cs="Menlo"/>
+          <w:color w:val="0A3069"/>
+          <w:sz w:val="20"/>
+          <w:szCs w:val="20"/>
+        </w:rPr>
+        <w:t>ctime</w:t>
+      </w:r>
+      <w:proofErr w:type="spellEnd"/>
+      <w:r>
+        <w:rPr>
+          <w:rFonts w:ascii="Menlo" w:hAnsi="Menlo" w:cs="Menlo"/>
+          <w:color w:val="0A3069"/>
+          <w:sz w:val="20"/>
+          <w:szCs w:val="20"/>
+        </w:rPr>
+        <w:t>&gt;</w:t>
       </w:r>
     </w:p>
     <w:p>
@@ -10124,6 +10919,7 @@
           <w:szCs w:val="20"/>
         </w:rPr>
       </w:pPr>
+      <w:proofErr w:type="gramStart"/>
       <w:r>
         <w:rPr>
           <w:rFonts w:ascii="Menlo" w:hAnsi="Menlo" w:cs="Menlo"/>
@@ -10131,7 +10927,17 @@
           <w:sz w:val="20"/>
           <w:szCs w:val="20"/>
         </w:rPr>
-        <w:t>./lab1</w:t>
+        <w:t>./</w:t>
+      </w:r>
+      <w:proofErr w:type="gramEnd"/>
+      <w:r>
+        <w:rPr>
+          <w:rFonts w:ascii="Menlo" w:hAnsi="Menlo" w:cs="Menlo"/>
+          <w:color w:val="6E7781"/>
+          <w:sz w:val="20"/>
+          <w:szCs w:val="20"/>
+        </w:rPr>
+        <w:t>lab1</w:t>
       </w:r>
     </w:p>
     <w:p>
@@ -10232,6 +11038,7 @@
         </w:rPr>
         <w:t xml:space="preserve">    </w:t>
       </w:r>
+      <w:proofErr w:type="gramStart"/>
       <w:r>
         <w:rPr>
           <w:rFonts w:ascii="Menlo" w:hAnsi="Menlo" w:cs="Menlo"/>
@@ -10250,6 +11057,7 @@
         </w:rPr>
         <w:t>::</w:t>
       </w:r>
+      <w:proofErr w:type="gramEnd"/>
       <w:r>
         <w:rPr>
           <w:rFonts w:ascii="Menlo" w:hAnsi="Menlo" w:cs="Menlo"/>
@@ -10268,6 +11076,7 @@
         </w:rPr>
         <w:t>::</w:t>
       </w:r>
+      <w:proofErr w:type="spellStart"/>
       <w:r>
         <w:rPr>
           <w:rFonts w:ascii="Menlo" w:hAnsi="Menlo" w:cs="Menlo"/>
@@ -10277,6 +11086,7 @@
         </w:rPr>
         <w:t>high_resolution_clock</w:t>
       </w:r>
+      <w:proofErr w:type="spellEnd"/>
       <w:r>
         <w:rPr>
           <w:rFonts w:ascii="Menlo" w:hAnsi="Menlo" w:cs="Menlo"/>
@@ -10286,6 +11096,7 @@
         </w:rPr>
         <w:t>::</w:t>
       </w:r>
+      <w:proofErr w:type="spellStart"/>
       <w:r>
         <w:rPr>
           <w:rFonts w:ascii="Menlo" w:hAnsi="Menlo" w:cs="Menlo"/>
@@ -10295,6 +11106,7 @@
         </w:rPr>
         <w:t>time_point</w:t>
       </w:r>
+      <w:proofErr w:type="spellEnd"/>
       <w:r>
         <w:rPr>
           <w:rFonts w:ascii="Menlo" w:hAnsi="Menlo" w:cs="Menlo"/>
@@ -10325,6 +11137,7 @@
         </w:rPr>
         <w:t xml:space="preserve">    </w:t>
       </w:r>
+      <w:proofErr w:type="gramStart"/>
       <w:r>
         <w:rPr>
           <w:rFonts w:ascii="Menlo" w:hAnsi="Menlo" w:cs="Menlo"/>
@@ -10343,6 +11156,7 @@
         </w:rPr>
         <w:t>::</w:t>
       </w:r>
+      <w:proofErr w:type="gramEnd"/>
       <w:r>
         <w:rPr>
           <w:rFonts w:ascii="Menlo" w:hAnsi="Menlo" w:cs="Menlo"/>
@@ -10415,6 +11229,7 @@
         </w:rPr>
         <w:t xml:space="preserve">    </w:t>
       </w:r>
+      <w:proofErr w:type="gramStart"/>
       <w:r>
         <w:rPr>
           <w:rFonts w:ascii="Menlo" w:hAnsi="Menlo" w:cs="Menlo"/>
@@ -10433,6 +11248,7 @@
         </w:rPr>
         <w:t>(</w:t>
       </w:r>
+      <w:proofErr w:type="gramEnd"/>
       <w:r>
         <w:rPr>
           <w:rFonts w:ascii="Menlo" w:hAnsi="Menlo" w:cs="Menlo"/>
@@ -10607,6 +11423,7 @@
         </w:rPr>
         <w:t xml:space="preserve"> </w:t>
       </w:r>
+      <w:proofErr w:type="gramStart"/>
       <w:r>
         <w:rPr>
           <w:rFonts w:ascii="Menlo" w:hAnsi="Menlo" w:cs="Menlo"/>
@@ -10625,6 +11442,7 @@
         </w:rPr>
         <w:t>::</w:t>
       </w:r>
+      <w:proofErr w:type="gramEnd"/>
       <w:r>
         <w:rPr>
           <w:rFonts w:ascii="Menlo" w:hAnsi="Menlo" w:cs="Menlo"/>
@@ -10643,6 +11461,7 @@
         </w:rPr>
         <w:t>::</w:t>
       </w:r>
+      <w:proofErr w:type="spellStart"/>
       <w:r>
         <w:rPr>
           <w:rFonts w:ascii="Menlo" w:hAnsi="Menlo" w:cs="Menlo"/>
@@ -10652,6 +11471,7 @@
         </w:rPr>
         <w:t>high_resolution_clock</w:t>
       </w:r>
+      <w:proofErr w:type="spellEnd"/>
       <w:r>
         <w:rPr>
           <w:rFonts w:ascii="Menlo" w:hAnsi="Menlo" w:cs="Menlo"/>
@@ -10740,16 +11560,36 @@
           <w:sz w:val="20"/>
           <w:szCs w:val="20"/>
         </w:rPr>
-        <w:t>~Timer</w:t>
-      </w:r>
-      <w:r>
-        <w:rPr>
-          <w:rFonts w:ascii="Menlo" w:hAnsi="Menlo" w:cs="Menlo"/>
-          <w:color w:val="1F2328"/>
-          <w:sz w:val="20"/>
-          <w:szCs w:val="20"/>
-        </w:rPr>
-        <w:t>() {</w:t>
+        <w:t>~</w:t>
+      </w:r>
+      <w:proofErr w:type="gramStart"/>
+      <w:r>
+        <w:rPr>
+          <w:rFonts w:ascii="Menlo" w:hAnsi="Menlo" w:cs="Menlo"/>
+          <w:color w:val="8250DF"/>
+          <w:sz w:val="20"/>
+          <w:szCs w:val="20"/>
+        </w:rPr>
+        <w:t>Timer</w:t>
+      </w:r>
+      <w:r>
+        <w:rPr>
+          <w:rFonts w:ascii="Menlo" w:hAnsi="Menlo" w:cs="Menlo"/>
+          <w:color w:val="1F2328"/>
+          <w:sz w:val="20"/>
+          <w:szCs w:val="20"/>
+        </w:rPr>
+        <w:t>(</w:t>
+      </w:r>
+      <w:proofErr w:type="gramEnd"/>
+      <w:r>
+        <w:rPr>
+          <w:rFonts w:ascii="Menlo" w:hAnsi="Menlo" w:cs="Menlo"/>
+          <w:color w:val="1F2328"/>
+          <w:sz w:val="20"/>
+          <w:szCs w:val="20"/>
+        </w:rPr>
+        <w:t>) {</w:t>
       </w:r>
     </w:p>
     <w:p>
@@ -10808,6 +11648,7 @@
         </w:rPr>
         <w:t xml:space="preserve"> </w:t>
       </w:r>
+      <w:proofErr w:type="gramStart"/>
       <w:r>
         <w:rPr>
           <w:rFonts w:ascii="Menlo" w:hAnsi="Menlo" w:cs="Menlo"/>
@@ -10826,6 +11667,7 @@
         </w:rPr>
         <w:t>::</w:t>
       </w:r>
+      <w:proofErr w:type="gramEnd"/>
       <w:r>
         <w:rPr>
           <w:rFonts w:ascii="Menlo" w:hAnsi="Menlo" w:cs="Menlo"/>
@@ -10844,6 +11686,7 @@
         </w:rPr>
         <w:t>::</w:t>
       </w:r>
+      <w:proofErr w:type="spellStart"/>
       <w:r>
         <w:rPr>
           <w:rFonts w:ascii="Menlo" w:hAnsi="Menlo" w:cs="Menlo"/>
@@ -10853,6 +11696,7 @@
         </w:rPr>
         <w:t>high_resolution_clock</w:t>
       </w:r>
+      <w:proofErr w:type="spellEnd"/>
       <w:r>
         <w:rPr>
           <w:rFonts w:ascii="Menlo" w:hAnsi="Menlo" w:cs="Menlo"/>
@@ -10937,6 +11781,7 @@
         </w:rPr>
         <w:t xml:space="preserve"> </w:t>
       </w:r>
+      <w:proofErr w:type="gramStart"/>
       <w:r>
         <w:rPr>
           <w:rFonts w:ascii="Menlo" w:hAnsi="Menlo" w:cs="Menlo"/>
@@ -10955,6 +11800,7 @@
         </w:rPr>
         <w:t>::</w:t>
       </w:r>
+      <w:proofErr w:type="gramEnd"/>
       <w:r>
         <w:rPr>
           <w:rFonts w:ascii="Menlo" w:hAnsi="Menlo" w:cs="Menlo"/>
@@ -10973,6 +11819,7 @@
         </w:rPr>
         <w:t>::</w:t>
       </w:r>
+      <w:proofErr w:type="spellStart"/>
       <w:r>
         <w:rPr>
           <w:rFonts w:ascii="Menlo" w:hAnsi="Menlo" w:cs="Menlo"/>
@@ -10982,6 +11829,7 @@
         </w:rPr>
         <w:t>duration_cast</w:t>
       </w:r>
+      <w:proofErr w:type="spellEnd"/>
       <w:r>
         <w:rPr>
           <w:rFonts w:ascii="Menlo" w:hAnsi="Menlo" w:cs="Menlo"/>
@@ -11100,7 +11948,17 @@
           <w:sz w:val="20"/>
           <w:szCs w:val="20"/>
         </w:rPr>
-        <w:t xml:space="preserve"> (name </w:t>
+        <w:t xml:space="preserve"> (</w:t>
+      </w:r>
+      <w:proofErr w:type="gramStart"/>
+      <w:r>
+        <w:rPr>
+          <w:rFonts w:ascii="Menlo" w:hAnsi="Menlo" w:cs="Menlo"/>
+          <w:color w:val="1F2328"/>
+          <w:sz w:val="20"/>
+          <w:szCs w:val="20"/>
+        </w:rPr>
+        <w:t xml:space="preserve">name </w:t>
       </w:r>
       <w:r>
         <w:rPr>
@@ -11109,7 +11967,17 @@
           <w:sz w:val="20"/>
           <w:szCs w:val="20"/>
         </w:rPr>
-        <w:t>!=</w:t>
+        <w:t>!</w:t>
+      </w:r>
+      <w:proofErr w:type="gramEnd"/>
+      <w:r>
+        <w:rPr>
+          <w:rFonts w:ascii="Menlo" w:hAnsi="Menlo" w:cs="Menlo"/>
+          <w:color w:val="8250DF"/>
+          <w:sz w:val="20"/>
+          <w:szCs w:val="20"/>
+        </w:rPr>
+        <w:t>=</w:t>
       </w:r>
       <w:r>
         <w:rPr>
@@ -11159,6 +12027,7 @@
         </w:rPr>
         <w:t xml:space="preserve">            </w:t>
       </w:r>
+      <w:proofErr w:type="gramStart"/>
       <w:r>
         <w:rPr>
           <w:rFonts w:ascii="Menlo" w:hAnsi="Menlo" w:cs="Menlo"/>
@@ -11175,7 +12044,28 @@
           <w:sz w:val="20"/>
           <w:szCs w:val="20"/>
         </w:rPr>
-        <w:t xml:space="preserve">::cout </w:t>
+        <w:t>::</w:t>
+      </w:r>
+      <w:proofErr w:type="spellStart"/>
+      <w:proofErr w:type="gramEnd"/>
+      <w:r>
+        <w:rPr>
+          <w:rFonts w:ascii="Menlo" w:hAnsi="Menlo" w:cs="Menlo"/>
+          <w:color w:val="1F2328"/>
+          <w:sz w:val="20"/>
+          <w:szCs w:val="20"/>
+        </w:rPr>
+        <w:t>cout</w:t>
+      </w:r>
+      <w:proofErr w:type="spellEnd"/>
+      <w:r>
+        <w:rPr>
+          <w:rFonts w:ascii="Menlo" w:hAnsi="Menlo" w:cs="Menlo"/>
+          <w:color w:val="1F2328"/>
+          <w:sz w:val="20"/>
+          <w:szCs w:val="20"/>
+        </w:rPr>
+        <w:t xml:space="preserve"> </w:t>
       </w:r>
       <w:r>
         <w:rPr>
@@ -11247,7 +12137,17 @@
           <w:sz w:val="20"/>
           <w:szCs w:val="20"/>
         </w:rPr>
-        <w:t xml:space="preserve"> duration.</w:t>
+        <w:t xml:space="preserve"> </w:t>
+      </w:r>
+      <w:proofErr w:type="spellStart"/>
+      <w:r>
+        <w:rPr>
+          <w:rFonts w:ascii="Menlo" w:hAnsi="Menlo" w:cs="Menlo"/>
+          <w:color w:val="1F2328"/>
+          <w:sz w:val="20"/>
+          <w:szCs w:val="20"/>
+        </w:rPr>
+        <w:t>duration.</w:t>
       </w:r>
       <w:r>
         <w:rPr>
@@ -11258,6 +12158,7 @@
         </w:rPr>
         <w:t>count</w:t>
       </w:r>
+      <w:proofErr w:type="spellEnd"/>
       <w:r>
         <w:rPr>
           <w:rFonts w:ascii="Menlo" w:hAnsi="Menlo" w:cs="Menlo"/>
@@ -11292,8 +12193,19 @@
           <w:sz w:val="20"/>
           <w:szCs w:val="20"/>
         </w:rPr>
-        <w:t>" μs</w:t>
-      </w:r>
+        <w:t xml:space="preserve">" </w:t>
+      </w:r>
+      <w:proofErr w:type="spellStart"/>
+      <w:r>
+        <w:rPr>
+          <w:rFonts w:ascii="Menlo" w:hAnsi="Menlo" w:cs="Menlo"/>
+          <w:color w:val="0A3069"/>
+          <w:sz w:val="20"/>
+          <w:szCs w:val="20"/>
+        </w:rPr>
+        <w:t>μs</w:t>
+      </w:r>
+      <w:proofErr w:type="spellEnd"/>
       <w:r>
         <w:rPr>
           <w:rFonts w:ascii="Menlo" w:hAnsi="Menlo" w:cs="Menlo"/>
@@ -11372,6 +12284,7 @@
         </w:rPr>
         <w:t xml:space="preserve">            </w:t>
       </w:r>
+      <w:proofErr w:type="gramStart"/>
       <w:r>
         <w:rPr>
           <w:rFonts w:ascii="Menlo" w:hAnsi="Menlo" w:cs="Menlo"/>
@@ -11388,7 +12301,28 @@
           <w:sz w:val="20"/>
           <w:szCs w:val="20"/>
         </w:rPr>
-        <w:t xml:space="preserve">::cout </w:t>
+        <w:t>::</w:t>
+      </w:r>
+      <w:proofErr w:type="spellStart"/>
+      <w:proofErr w:type="gramEnd"/>
+      <w:r>
+        <w:rPr>
+          <w:rFonts w:ascii="Menlo" w:hAnsi="Menlo" w:cs="Menlo"/>
+          <w:color w:val="1F2328"/>
+          <w:sz w:val="20"/>
+          <w:szCs w:val="20"/>
+        </w:rPr>
+        <w:t>cout</w:t>
+      </w:r>
+      <w:proofErr w:type="spellEnd"/>
+      <w:r>
+        <w:rPr>
+          <w:rFonts w:ascii="Menlo" w:hAnsi="Menlo" w:cs="Menlo"/>
+          <w:color w:val="1F2328"/>
+          <w:sz w:val="20"/>
+          <w:szCs w:val="20"/>
+        </w:rPr>
+        <w:t xml:space="preserve"> </w:t>
       </w:r>
       <w:r>
         <w:rPr>
@@ -11406,7 +12340,17 @@
           <w:sz w:val="20"/>
           <w:szCs w:val="20"/>
         </w:rPr>
-        <w:t xml:space="preserve"> duration.</w:t>
+        <w:t xml:space="preserve"> </w:t>
+      </w:r>
+      <w:proofErr w:type="spellStart"/>
+      <w:r>
+        <w:rPr>
+          <w:rFonts w:ascii="Menlo" w:hAnsi="Menlo" w:cs="Menlo"/>
+          <w:color w:val="1F2328"/>
+          <w:sz w:val="20"/>
+          <w:szCs w:val="20"/>
+        </w:rPr>
+        <w:t>duration.</w:t>
       </w:r>
       <w:r>
         <w:rPr>
@@ -11417,6 +12361,7 @@
         </w:rPr>
         <w:t>count</w:t>
       </w:r>
+      <w:proofErr w:type="spellEnd"/>
       <w:r>
         <w:rPr>
           <w:rFonts w:ascii="Menlo" w:hAnsi="Menlo" w:cs="Menlo"/>
@@ -11462,6 +12407,7 @@
         </w:rPr>
         <w:t>::</w:t>
       </w:r>
+      <w:proofErr w:type="spellStart"/>
       <w:r>
         <w:rPr>
           <w:rFonts w:ascii="Menlo" w:hAnsi="Menlo" w:cs="Menlo"/>
@@ -11471,6 +12417,7 @@
         </w:rPr>
         <w:t>endl</w:t>
       </w:r>
+      <w:proofErr w:type="spellEnd"/>
       <w:r>
         <w:rPr>
           <w:rFonts w:ascii="Menlo" w:hAnsi="Menlo" w:cs="Menlo"/>
@@ -11553,8 +12500,79 @@
           <w:sz w:val="20"/>
           <w:szCs w:val="20"/>
         </w:rPr>
-        <w:t>// Массив из случайных чисел</w:t>
-      </w:r>
+        <w:t xml:space="preserve">// </w:t>
+      </w:r>
+      <w:proofErr w:type="spellStart"/>
+      <w:r>
+        <w:rPr>
+          <w:rFonts w:ascii="Menlo" w:hAnsi="Menlo" w:cs="Menlo"/>
+          <w:color w:val="6E7781"/>
+          <w:sz w:val="20"/>
+          <w:szCs w:val="20"/>
+        </w:rPr>
+        <w:t>Массив</w:t>
+      </w:r>
+      <w:proofErr w:type="spellEnd"/>
+      <w:r>
+        <w:rPr>
+          <w:rFonts w:ascii="Menlo" w:hAnsi="Menlo" w:cs="Menlo"/>
+          <w:color w:val="6E7781"/>
+          <w:sz w:val="20"/>
+          <w:szCs w:val="20"/>
+        </w:rPr>
+        <w:t xml:space="preserve"> </w:t>
+      </w:r>
+      <w:proofErr w:type="spellStart"/>
+      <w:r>
+        <w:rPr>
+          <w:rFonts w:ascii="Menlo" w:hAnsi="Menlo" w:cs="Menlo"/>
+          <w:color w:val="6E7781"/>
+          <w:sz w:val="20"/>
+          <w:szCs w:val="20"/>
+        </w:rPr>
+        <w:t>из</w:t>
+      </w:r>
+      <w:proofErr w:type="spellEnd"/>
+      <w:r>
+        <w:rPr>
+          <w:rFonts w:ascii="Menlo" w:hAnsi="Menlo" w:cs="Menlo"/>
+          <w:color w:val="6E7781"/>
+          <w:sz w:val="20"/>
+          <w:szCs w:val="20"/>
+        </w:rPr>
+        <w:t xml:space="preserve"> </w:t>
+      </w:r>
+      <w:proofErr w:type="spellStart"/>
+      <w:r>
+        <w:rPr>
+          <w:rFonts w:ascii="Menlo" w:hAnsi="Menlo" w:cs="Menlo"/>
+          <w:color w:val="6E7781"/>
+          <w:sz w:val="20"/>
+          <w:szCs w:val="20"/>
+        </w:rPr>
+        <w:t>случайных</w:t>
+      </w:r>
+      <w:proofErr w:type="spellEnd"/>
+      <w:r>
+        <w:rPr>
+          <w:rFonts w:ascii="Menlo" w:hAnsi="Menlo" w:cs="Menlo"/>
+          <w:color w:val="6E7781"/>
+          <w:sz w:val="20"/>
+          <w:szCs w:val="20"/>
+        </w:rPr>
+        <w:t xml:space="preserve"> </w:t>
+      </w:r>
+      <w:proofErr w:type="spellStart"/>
+      <w:r>
+        <w:rPr>
+          <w:rFonts w:ascii="Menlo" w:hAnsi="Menlo" w:cs="Menlo"/>
+          <w:color w:val="6E7781"/>
+          <w:sz w:val="20"/>
+          <w:szCs w:val="20"/>
+        </w:rPr>
+        <w:t>чисел</w:t>
+      </w:r>
+      <w:proofErr w:type="spellEnd"/>
     </w:p>
     <w:p>
       <w:pPr>
@@ -11594,6 +12612,8 @@
         </w:rPr>
         <w:t xml:space="preserve"> </w:t>
       </w:r>
+      <w:proofErr w:type="spellStart"/>
+      <w:proofErr w:type="gramStart"/>
       <w:r>
         <w:rPr>
           <w:rFonts w:ascii="Menlo" w:hAnsi="Menlo" w:cs="Menlo"/>
@@ -11603,6 +12623,7 @@
         </w:rPr>
         <w:t>randArr</w:t>
       </w:r>
+      <w:proofErr w:type="spellEnd"/>
       <w:r>
         <w:rPr>
           <w:rFonts w:ascii="Menlo" w:hAnsi="Menlo" w:cs="Menlo"/>
@@ -11612,6 +12633,7 @@
         </w:rPr>
         <w:t>(</w:t>
       </w:r>
+      <w:proofErr w:type="gramEnd"/>
       <w:r>
         <w:rPr>
           <w:rFonts w:ascii="Menlo" w:hAnsi="Menlo" w:cs="Menlo"/>
@@ -12071,6 +13093,7 @@
         </w:rPr>
         <w:t xml:space="preserve">    </w:t>
       </w:r>
+      <w:proofErr w:type="spellStart"/>
       <w:r>
         <w:rPr>
           <w:rFonts w:ascii="Menlo" w:hAnsi="Menlo" w:cs="Menlo"/>
@@ -12080,6 +13103,7 @@
         </w:rPr>
         <w:t>srand</w:t>
       </w:r>
+      <w:proofErr w:type="spellEnd"/>
       <w:r>
         <w:rPr>
           <w:rFonts w:ascii="Menlo" w:hAnsi="Menlo" w:cs="Menlo"/>
@@ -12089,6 +13113,7 @@
         </w:rPr>
         <w:t>(</w:t>
       </w:r>
+      <w:proofErr w:type="gramStart"/>
       <w:r>
         <w:rPr>
           <w:rFonts w:ascii="Menlo" w:hAnsi="Menlo" w:cs="Menlo"/>
@@ -12107,6 +13132,7 @@
         </w:rPr>
         <w:t>(</w:t>
       </w:r>
+      <w:proofErr w:type="gramEnd"/>
       <w:r>
         <w:rPr>
           <w:rFonts w:ascii="Menlo" w:hAnsi="Menlo" w:cs="Menlo"/>
@@ -12173,6 +13199,7 @@
         </w:rPr>
         <w:t xml:space="preserve"> </w:t>
       </w:r>
+      <w:proofErr w:type="spellStart"/>
       <w:r>
         <w:rPr>
           <w:rFonts w:ascii="Menlo" w:hAnsi="Menlo" w:cs="Menlo"/>
@@ -12182,6 +13209,7 @@
         </w:rPr>
         <w:t>newArr</w:t>
       </w:r>
+      <w:proofErr w:type="spellEnd"/>
       <w:r>
         <w:rPr>
           <w:rFonts w:ascii="Menlo" w:hAnsi="Menlo" w:cs="Menlo"/>
@@ -12320,6 +13348,7 @@
         </w:rPr>
         <w:t xml:space="preserve"> </w:t>
       </w:r>
+      <w:proofErr w:type="spellStart"/>
       <w:r>
         <w:rPr>
           <w:rFonts w:ascii="Menlo" w:hAnsi="Menlo" w:cs="Menlo"/>
@@ -12329,6 +13358,7 @@
         </w:rPr>
         <w:t>i</w:t>
       </w:r>
+      <w:proofErr w:type="spellEnd"/>
       <w:r>
         <w:rPr>
           <w:rFonts w:ascii="Menlo" w:hAnsi="Menlo" w:cs="Menlo"/>
@@ -12374,6 +13404,7 @@
         </w:rPr>
         <w:t xml:space="preserve">; </w:t>
       </w:r>
+      <w:proofErr w:type="spellStart"/>
       <w:r>
         <w:rPr>
           <w:rFonts w:ascii="Menlo" w:hAnsi="Menlo" w:cs="Menlo"/>
@@ -12383,6 +13414,7 @@
         </w:rPr>
         <w:t>i</w:t>
       </w:r>
+      <w:proofErr w:type="spellEnd"/>
       <w:r>
         <w:rPr>
           <w:rFonts w:ascii="Menlo" w:hAnsi="Menlo" w:cs="Menlo"/>
@@ -12428,6 +13460,7 @@
         </w:rPr>
         <w:t xml:space="preserve">; </w:t>
       </w:r>
+      <w:proofErr w:type="spellStart"/>
       <w:r>
         <w:rPr>
           <w:rFonts w:ascii="Menlo" w:hAnsi="Menlo" w:cs="Menlo"/>
@@ -12437,6 +13470,7 @@
         </w:rPr>
         <w:t>i</w:t>
       </w:r>
+      <w:proofErr w:type="spellEnd"/>
       <w:r>
         <w:rPr>
           <w:rFonts w:ascii="Menlo" w:hAnsi="Menlo" w:cs="Menlo"/>
@@ -12483,7 +13517,47 @@
           <w:sz w:val="20"/>
           <w:szCs w:val="20"/>
         </w:rPr>
-        <w:t xml:space="preserve">        newArr[i] </w:t>
+        <w:t xml:space="preserve">        </w:t>
+      </w:r>
+      <w:proofErr w:type="spellStart"/>
+      <w:r>
+        <w:rPr>
+          <w:rFonts w:ascii="Menlo" w:hAnsi="Menlo" w:cs="Menlo"/>
+          <w:color w:val="1F2328"/>
+          <w:sz w:val="20"/>
+          <w:szCs w:val="20"/>
+        </w:rPr>
+        <w:t>newArr</w:t>
+      </w:r>
+      <w:proofErr w:type="spellEnd"/>
+      <w:r>
+        <w:rPr>
+          <w:rFonts w:ascii="Menlo" w:hAnsi="Menlo" w:cs="Menlo"/>
+          <w:color w:val="1F2328"/>
+          <w:sz w:val="20"/>
+          <w:szCs w:val="20"/>
+        </w:rPr>
+        <w:t>[</w:t>
+      </w:r>
+      <w:proofErr w:type="spellStart"/>
+      <w:r>
+        <w:rPr>
+          <w:rFonts w:ascii="Menlo" w:hAnsi="Menlo" w:cs="Menlo"/>
+          <w:color w:val="1F2328"/>
+          <w:sz w:val="20"/>
+          <w:szCs w:val="20"/>
+        </w:rPr>
+        <w:t>i</w:t>
+      </w:r>
+      <w:proofErr w:type="spellEnd"/>
+      <w:r>
+        <w:rPr>
+          <w:rFonts w:ascii="Menlo" w:hAnsi="Menlo" w:cs="Menlo"/>
+          <w:color w:val="1F2328"/>
+          <w:sz w:val="20"/>
+          <w:szCs w:val="20"/>
+        </w:rPr>
+        <w:t xml:space="preserve">] </w:t>
       </w:r>
       <w:r>
         <w:rPr>
@@ -12539,6 +13613,7 @@
         </w:rPr>
         <w:t xml:space="preserve"> </w:t>
       </w:r>
+      <w:proofErr w:type="gramStart"/>
       <w:r>
         <w:rPr>
           <w:rFonts w:ascii="Menlo" w:hAnsi="Menlo" w:cs="Menlo"/>
@@ -12555,7 +13630,17 @@
           <w:sz w:val="20"/>
           <w:szCs w:val="20"/>
         </w:rPr>
-        <w:t>()</w:t>
+        <w:t>(</w:t>
+      </w:r>
+      <w:proofErr w:type="gramEnd"/>
+      <w:r>
+        <w:rPr>
+          <w:rFonts w:ascii="Menlo" w:hAnsi="Menlo" w:cs="Menlo"/>
+          <w:color w:val="1F2328"/>
+          <w:sz w:val="20"/>
+          <w:szCs w:val="20"/>
+        </w:rPr>
+        <w:t>)</w:t>
       </w:r>
       <w:r>
         <w:rPr>
@@ -12725,6 +13810,7 @@
         </w:rPr>
         <w:t xml:space="preserve"> </w:t>
       </w:r>
+      <w:proofErr w:type="spellStart"/>
       <w:r>
         <w:rPr>
           <w:rFonts w:ascii="Menlo" w:hAnsi="Menlo" w:cs="Menlo"/>
@@ -12734,6 +13820,7 @@
         </w:rPr>
         <w:t>newArr</w:t>
       </w:r>
+      <w:proofErr w:type="spellEnd"/>
       <w:r>
         <w:rPr>
           <w:rFonts w:ascii="Menlo" w:hAnsi="Menlo" w:cs="Menlo"/>
@@ -12893,6 +13980,7 @@
         </w:rPr>
         <w:t xml:space="preserve"> </w:t>
       </w:r>
+      <w:proofErr w:type="spellStart"/>
       <w:r>
         <w:rPr>
           <w:rFonts w:ascii="Menlo" w:hAnsi="Menlo" w:cs="Menlo"/>
@@ -12902,6 +13990,7 @@
         </w:rPr>
         <w:t>minVal</w:t>
       </w:r>
+      <w:proofErr w:type="spellEnd"/>
       <w:r>
         <w:rPr>
           <w:rFonts w:ascii="Menlo" w:hAnsi="Menlo" w:cs="Menlo"/>
@@ -12929,6 +14018,7 @@
         </w:rPr>
         <w:t xml:space="preserve"> </w:t>
       </w:r>
+      <w:proofErr w:type="spellStart"/>
       <w:r>
         <w:rPr>
           <w:rFonts w:ascii="Menlo" w:hAnsi="Menlo" w:cs="Menlo"/>
@@ -12938,6 +14028,7 @@
         </w:rPr>
         <w:t>maxVal</w:t>
       </w:r>
+      <w:proofErr w:type="spellEnd"/>
       <w:r>
         <w:rPr>
           <w:rFonts w:ascii="Menlo" w:hAnsi="Menlo" w:cs="Menlo"/>
@@ -12986,6 +14077,7 @@
         </w:rPr>
         <w:t xml:space="preserve"> </w:t>
       </w:r>
+      <w:proofErr w:type="spellStart"/>
       <w:r>
         <w:rPr>
           <w:rFonts w:ascii="Menlo" w:hAnsi="Menlo" w:cs="Menlo"/>
@@ -12995,6 +14087,7 @@
         </w:rPr>
         <w:t>long</w:t>
       </w:r>
+      <w:proofErr w:type="spellEnd"/>
       <w:r>
         <w:rPr>
           <w:rFonts w:ascii="Menlo" w:hAnsi="Menlo" w:cs="Menlo"/>
@@ -13031,6 +14124,7 @@
         </w:rPr>
         <w:t xml:space="preserve"> </w:t>
       </w:r>
+      <w:proofErr w:type="spellStart"/>
       <w:r>
         <w:rPr>
           <w:rFonts w:ascii="Menlo" w:hAnsi="Menlo" w:cs="Menlo"/>
@@ -13040,6 +14134,7 @@
         </w:rPr>
         <w:t>arr</w:t>
       </w:r>
+      <w:proofErr w:type="spellEnd"/>
       <w:r>
         <w:rPr>
           <w:rFonts w:ascii="Menlo" w:hAnsi="Menlo" w:cs="Menlo"/>
@@ -13103,6 +14198,7 @@
         </w:rPr>
         <w:t xml:space="preserve"> </w:t>
       </w:r>
+      <w:proofErr w:type="spellStart"/>
       <w:r>
         <w:rPr>
           <w:rFonts w:ascii="Menlo" w:hAnsi="Menlo" w:cs="Menlo"/>
@@ -13112,6 +14208,7 @@
         </w:rPr>
         <w:t>long</w:t>
       </w:r>
+      <w:proofErr w:type="spellEnd"/>
       <w:r>
         <w:rPr>
           <w:rFonts w:ascii="Menlo" w:hAnsi="Menlo" w:cs="Menlo"/>
@@ -13214,6 +14311,7 @@
         </w:rPr>
         <w:t xml:space="preserve"> </w:t>
       </w:r>
+      <w:proofErr w:type="spellStart"/>
       <w:r>
         <w:rPr>
           <w:rFonts w:ascii="Menlo" w:hAnsi="Menlo" w:cs="Menlo"/>
@@ -13223,6 +14321,7 @@
         </w:rPr>
         <w:t>i</w:t>
       </w:r>
+      <w:proofErr w:type="spellEnd"/>
       <w:r>
         <w:rPr>
           <w:rFonts w:ascii="Menlo" w:hAnsi="Menlo" w:cs="Menlo"/>
@@ -13268,6 +14367,7 @@
         </w:rPr>
         <w:t xml:space="preserve">; </w:t>
       </w:r>
+      <w:proofErr w:type="spellStart"/>
       <w:r>
         <w:rPr>
           <w:rFonts w:ascii="Menlo" w:hAnsi="Menlo" w:cs="Menlo"/>
@@ -13277,6 +14377,7 @@
         </w:rPr>
         <w:t>i</w:t>
       </w:r>
+      <w:proofErr w:type="spellEnd"/>
       <w:r>
         <w:rPr>
           <w:rFonts w:ascii="Menlo" w:hAnsi="Menlo" w:cs="Menlo"/>
@@ -13322,6 +14423,7 @@
         </w:rPr>
         <w:t xml:space="preserve">; </w:t>
       </w:r>
+      <w:proofErr w:type="spellStart"/>
       <w:r>
         <w:rPr>
           <w:rFonts w:ascii="Menlo" w:hAnsi="Menlo" w:cs="Menlo"/>
@@ -13331,6 +14433,7 @@
         </w:rPr>
         <w:t>i</w:t>
       </w:r>
+      <w:proofErr w:type="spellEnd"/>
       <w:r>
         <w:rPr>
           <w:rFonts w:ascii="Menlo" w:hAnsi="Menlo" w:cs="Menlo"/>
@@ -13377,7 +14480,47 @@
           <w:sz w:val="20"/>
           <w:szCs w:val="20"/>
         </w:rPr>
-        <w:t xml:space="preserve">        arr[i] </w:t>
+        <w:t xml:space="preserve">        </w:t>
+      </w:r>
+      <w:proofErr w:type="spellStart"/>
+      <w:r>
+        <w:rPr>
+          <w:rFonts w:ascii="Menlo" w:hAnsi="Menlo" w:cs="Menlo"/>
+          <w:color w:val="1F2328"/>
+          <w:sz w:val="20"/>
+          <w:szCs w:val="20"/>
+        </w:rPr>
+        <w:t>arr</w:t>
+      </w:r>
+      <w:proofErr w:type="spellEnd"/>
+      <w:r>
+        <w:rPr>
+          <w:rFonts w:ascii="Menlo" w:hAnsi="Menlo" w:cs="Menlo"/>
+          <w:color w:val="1F2328"/>
+          <w:sz w:val="20"/>
+          <w:szCs w:val="20"/>
+        </w:rPr>
+        <w:t>[</w:t>
+      </w:r>
+      <w:proofErr w:type="spellStart"/>
+      <w:r>
+        <w:rPr>
+          <w:rFonts w:ascii="Menlo" w:hAnsi="Menlo" w:cs="Menlo"/>
+          <w:color w:val="1F2328"/>
+          <w:sz w:val="20"/>
+          <w:szCs w:val="20"/>
+        </w:rPr>
+        <w:t>i</w:t>
+      </w:r>
+      <w:proofErr w:type="spellEnd"/>
+      <w:r>
+        <w:rPr>
+          <w:rFonts w:ascii="Menlo" w:hAnsi="Menlo" w:cs="Menlo"/>
+          <w:color w:val="1F2328"/>
+          <w:sz w:val="20"/>
+          <w:szCs w:val="20"/>
+        </w:rPr>
+        <w:t xml:space="preserve">] </w:t>
       </w:r>
       <w:r>
         <w:rPr>
@@ -13397,6 +14540,7 @@
         </w:rPr>
         <w:t xml:space="preserve"> </w:t>
       </w:r>
+      <w:proofErr w:type="spellStart"/>
       <w:r>
         <w:rPr>
           <w:rFonts w:ascii="Menlo" w:hAnsi="Menlo" w:cs="Menlo"/>
@@ -13406,6 +14550,7 @@
         </w:rPr>
         <w:t>minVal</w:t>
       </w:r>
+      <w:proofErr w:type="spellEnd"/>
       <w:r>
         <w:rPr>
           <w:rFonts w:ascii="Menlo" w:hAnsi="Menlo" w:cs="Menlo"/>
@@ -13433,6 +14578,7 @@
         </w:rPr>
         <w:t xml:space="preserve"> </w:t>
       </w:r>
+      <w:proofErr w:type="gramStart"/>
       <w:r>
         <w:rPr>
           <w:rFonts w:ascii="Menlo" w:hAnsi="Menlo" w:cs="Menlo"/>
@@ -13449,7 +14595,17 @@
           <w:sz w:val="20"/>
           <w:szCs w:val="20"/>
         </w:rPr>
-        <w:t xml:space="preserve">() </w:t>
+        <w:t>(</w:t>
+      </w:r>
+      <w:proofErr w:type="gramEnd"/>
+      <w:r>
+        <w:rPr>
+          <w:rFonts w:ascii="Menlo" w:hAnsi="Menlo" w:cs="Menlo"/>
+          <w:color w:val="1F2328"/>
+          <w:sz w:val="20"/>
+          <w:szCs w:val="20"/>
+        </w:rPr>
+        <w:t xml:space="preserve">) </w:t>
       </w:r>
       <w:r>
         <w:rPr>
@@ -13469,6 +14625,7 @@
         </w:rPr>
         <w:t xml:space="preserve"> (</w:t>
       </w:r>
+      <w:proofErr w:type="spellStart"/>
       <w:r>
         <w:rPr>
           <w:rFonts w:ascii="Menlo" w:hAnsi="Menlo" w:cs="Menlo"/>
@@ -13478,6 +14635,7 @@
         </w:rPr>
         <w:t>maxVal</w:t>
       </w:r>
+      <w:proofErr w:type="spellEnd"/>
       <w:r>
         <w:rPr>
           <w:rFonts w:ascii="Menlo" w:hAnsi="Menlo" w:cs="Menlo"/>
@@ -13505,6 +14663,7 @@
         </w:rPr>
         <w:t xml:space="preserve"> </w:t>
       </w:r>
+      <w:proofErr w:type="spellStart"/>
       <w:r>
         <w:rPr>
           <w:rFonts w:ascii="Menlo" w:hAnsi="Menlo" w:cs="Menlo"/>
@@ -13514,6 +14673,7 @@
         </w:rPr>
         <w:t>minVal</w:t>
       </w:r>
+      <w:proofErr w:type="spellEnd"/>
       <w:r>
         <w:rPr>
           <w:rFonts w:ascii="Menlo" w:hAnsi="Menlo" w:cs="Menlo"/>
@@ -13620,6 +14780,7 @@
         </w:rPr>
         <w:t xml:space="preserve"> </w:t>
       </w:r>
+      <w:proofErr w:type="spellStart"/>
       <w:r>
         <w:rPr>
           <w:rFonts w:ascii="Menlo" w:hAnsi="Menlo" w:cs="Menlo"/>
@@ -13629,6 +14790,7 @@
         </w:rPr>
         <w:t>arr</w:t>
       </w:r>
+      <w:proofErr w:type="spellEnd"/>
       <w:r>
         <w:rPr>
           <w:rFonts w:ascii="Menlo" w:hAnsi="Menlo" w:cs="Menlo"/>
@@ -13716,6 +14878,8 @@
         </w:rPr>
         <w:t xml:space="preserve"> </w:t>
       </w:r>
+      <w:proofErr w:type="spellStart"/>
+      <w:proofErr w:type="gramStart"/>
       <w:r>
         <w:rPr>
           <w:rFonts w:ascii="Menlo" w:hAnsi="Menlo" w:cs="Menlo"/>
@@ -13725,6 +14889,7 @@
         </w:rPr>
         <w:t>generateSortedArray</w:t>
       </w:r>
+      <w:proofErr w:type="spellEnd"/>
       <w:r>
         <w:rPr>
           <w:rFonts w:ascii="Menlo" w:hAnsi="Menlo" w:cs="Menlo"/>
@@ -13734,6 +14899,7 @@
         </w:rPr>
         <w:t>(</w:t>
       </w:r>
+      <w:proofErr w:type="gramEnd"/>
       <w:r>
         <w:rPr>
           <w:rFonts w:ascii="Menlo" w:hAnsi="Menlo" w:cs="Menlo"/>
@@ -13824,6 +14990,7 @@
         </w:rPr>
         <w:t xml:space="preserve"> </w:t>
       </w:r>
+      <w:proofErr w:type="spellStart"/>
       <w:r>
         <w:rPr>
           <w:rFonts w:ascii="Menlo" w:hAnsi="Menlo" w:cs="Menlo"/>
@@ -13833,6 +15000,7 @@
         </w:rPr>
         <w:t>maxStep</w:t>
       </w:r>
+      <w:proofErr w:type="spellEnd"/>
       <w:r>
         <w:rPr>
           <w:rFonts w:ascii="Menlo" w:hAnsi="Menlo" w:cs="Menlo"/>
@@ -13953,6 +15121,7 @@
         </w:rPr>
         <w:t xml:space="preserve"> </w:t>
       </w:r>
+      <w:proofErr w:type="spellStart"/>
       <w:r>
         <w:rPr>
           <w:rFonts w:ascii="Menlo" w:hAnsi="Menlo" w:cs="Menlo"/>
@@ -13962,6 +15131,7 @@
         </w:rPr>
         <w:t>nullptr</w:t>
       </w:r>
+      <w:proofErr w:type="spellEnd"/>
       <w:r>
         <w:rPr>
           <w:rFonts w:ascii="Menlo" w:hAnsi="Menlo" w:cs="Menlo"/>
@@ -14049,6 +15219,7 @@
         </w:rPr>
         <w:t xml:space="preserve"> </w:t>
       </w:r>
+      <w:proofErr w:type="spellStart"/>
       <w:r>
         <w:rPr>
           <w:rFonts w:ascii="Menlo" w:hAnsi="Menlo" w:cs="Menlo"/>
@@ -14058,6 +15229,7 @@
         </w:rPr>
         <w:t>arr</w:t>
       </w:r>
+      <w:proofErr w:type="spellEnd"/>
       <w:r>
         <w:rPr>
           <w:rFonts w:ascii="Menlo" w:hAnsi="Menlo" w:cs="Menlo"/>
@@ -14224,6 +15396,7 @@
         </w:rPr>
         <w:t xml:space="preserve">    </w:t>
       </w:r>
+      <w:proofErr w:type="spellStart"/>
       <w:r>
         <w:rPr>
           <w:rFonts w:ascii="Menlo" w:hAnsi="Menlo" w:cs="Menlo"/>
@@ -14233,6 +15406,7 @@
         </w:rPr>
         <w:t>srand</w:t>
       </w:r>
+      <w:proofErr w:type="spellEnd"/>
       <w:r>
         <w:rPr>
           <w:rFonts w:ascii="Menlo" w:hAnsi="Menlo" w:cs="Menlo"/>
@@ -14243,6 +15417,7 @@
         </w:rPr>
         <w:t>(</w:t>
       </w:r>
+      <w:proofErr w:type="gramStart"/>
       <w:r>
         <w:rPr>
           <w:rFonts w:ascii="Menlo" w:hAnsi="Menlo" w:cs="Menlo"/>
@@ -14262,6 +15437,7 @@
         </w:rPr>
         <w:t>(</w:t>
       </w:r>
+      <w:proofErr w:type="gramEnd"/>
       <w:r>
         <w:rPr>
           <w:rFonts w:ascii="Menlo" w:hAnsi="Menlo" w:cs="Menlo"/>
@@ -14316,6 +15492,8 @@
         </w:rPr>
         <w:t xml:space="preserve">    </w:t>
       </w:r>
+      <w:proofErr w:type="spellStart"/>
+      <w:proofErr w:type="gramStart"/>
       <w:r>
         <w:rPr>
           <w:rFonts w:ascii="Menlo" w:hAnsi="Menlo" w:cs="Menlo"/>
@@ -14325,6 +15503,7 @@
         </w:rPr>
         <w:t>arr</w:t>
       </w:r>
+      <w:proofErr w:type="spellEnd"/>
       <w:r>
         <w:rPr>
           <w:rFonts w:ascii="Menlo" w:hAnsi="Menlo" w:cs="Menlo"/>
@@ -14334,6 +15513,7 @@
         </w:rPr>
         <w:t>[</w:t>
       </w:r>
+      <w:proofErr w:type="gramEnd"/>
       <w:r>
         <w:rPr>
           <w:rFonts w:ascii="Menlo" w:hAnsi="Menlo" w:cs="Menlo"/>
@@ -14457,6 +15637,7 @@
         </w:rPr>
         <w:t xml:space="preserve"> </w:t>
       </w:r>
+      <w:proofErr w:type="spellStart"/>
       <w:r>
         <w:rPr>
           <w:rFonts w:ascii="Menlo" w:hAnsi="Menlo" w:cs="Menlo"/>
@@ -14466,6 +15647,7 @@
         </w:rPr>
         <w:t>i</w:t>
       </w:r>
+      <w:proofErr w:type="spellEnd"/>
       <w:r>
         <w:rPr>
           <w:rFonts w:ascii="Menlo" w:hAnsi="Menlo" w:cs="Menlo"/>
@@ -14511,6 +15693,7 @@
         </w:rPr>
         <w:t xml:space="preserve">; </w:t>
       </w:r>
+      <w:proofErr w:type="spellStart"/>
       <w:r>
         <w:rPr>
           <w:rFonts w:ascii="Menlo" w:hAnsi="Menlo" w:cs="Menlo"/>
@@ -14520,6 +15703,7 @@
         </w:rPr>
         <w:t>i</w:t>
       </w:r>
+      <w:proofErr w:type="spellEnd"/>
       <w:r>
         <w:rPr>
           <w:rFonts w:ascii="Menlo" w:hAnsi="Menlo" w:cs="Menlo"/>
@@ -14565,6 +15749,7 @@
         </w:rPr>
         <w:t xml:space="preserve">; </w:t>
       </w:r>
+      <w:proofErr w:type="spellStart"/>
       <w:r>
         <w:rPr>
           <w:rFonts w:ascii="Menlo" w:hAnsi="Menlo" w:cs="Menlo"/>
@@ -14574,6 +15759,7 @@
         </w:rPr>
         <w:t>i</w:t>
       </w:r>
+      <w:proofErr w:type="spellEnd"/>
       <w:r>
         <w:rPr>
           <w:rFonts w:ascii="Menlo" w:hAnsi="Menlo" w:cs="Menlo"/>
@@ -14658,6 +15844,7 @@
         </w:rPr>
         <w:t xml:space="preserve"> </w:t>
       </w:r>
+      <w:proofErr w:type="gramStart"/>
       <w:r>
         <w:rPr>
           <w:rFonts w:ascii="Menlo" w:hAnsi="Menlo" w:cs="Menlo"/>
@@ -14674,7 +15861,17 @@
           <w:sz w:val="20"/>
           <w:szCs w:val="20"/>
         </w:rPr>
-        <w:t xml:space="preserve">() </w:t>
+        <w:t>(</w:t>
+      </w:r>
+      <w:proofErr w:type="gramEnd"/>
+      <w:r>
+        <w:rPr>
+          <w:rFonts w:ascii="Menlo" w:hAnsi="Menlo" w:cs="Menlo"/>
+          <w:color w:val="1F2328"/>
+          <w:sz w:val="20"/>
+          <w:szCs w:val="20"/>
+        </w:rPr>
+        <w:t xml:space="preserve">) </w:t>
       </w:r>
       <w:r>
         <w:rPr>
@@ -14694,6 +15891,7 @@
         </w:rPr>
         <w:t xml:space="preserve"> </w:t>
       </w:r>
+      <w:proofErr w:type="spellStart"/>
       <w:r>
         <w:rPr>
           <w:rFonts w:ascii="Menlo" w:hAnsi="Menlo" w:cs="Menlo"/>
@@ -14703,6 +15901,7 @@
         </w:rPr>
         <w:t>maxStep</w:t>
       </w:r>
+      <w:proofErr w:type="spellEnd"/>
       <w:r>
         <w:rPr>
           <w:rFonts w:ascii="Menlo" w:hAnsi="Menlo" w:cs="Menlo"/>
@@ -14755,8 +15954,79 @@
           <w:sz w:val="20"/>
           <w:szCs w:val="20"/>
         </w:rPr>
-        <w:t xml:space="preserve"> // шаг от 1 до maxStep</w:t>
-      </w:r>
+        <w:t xml:space="preserve"> // </w:t>
+      </w:r>
+      <w:proofErr w:type="spellStart"/>
+      <w:r>
+        <w:rPr>
+          <w:rFonts w:ascii="Menlo" w:hAnsi="Menlo" w:cs="Menlo"/>
+          <w:color w:val="6E7781"/>
+          <w:sz w:val="20"/>
+          <w:szCs w:val="20"/>
+        </w:rPr>
+        <w:t>шаг</w:t>
+      </w:r>
+      <w:proofErr w:type="spellEnd"/>
+      <w:r>
+        <w:rPr>
+          <w:rFonts w:ascii="Menlo" w:hAnsi="Menlo" w:cs="Menlo"/>
+          <w:color w:val="6E7781"/>
+          <w:sz w:val="20"/>
+          <w:szCs w:val="20"/>
+        </w:rPr>
+        <w:t xml:space="preserve"> </w:t>
+      </w:r>
+      <w:proofErr w:type="spellStart"/>
+      <w:r>
+        <w:rPr>
+          <w:rFonts w:ascii="Menlo" w:hAnsi="Menlo" w:cs="Menlo"/>
+          <w:color w:val="6E7781"/>
+          <w:sz w:val="20"/>
+          <w:szCs w:val="20"/>
+        </w:rPr>
+        <w:t>от</w:t>
+      </w:r>
+      <w:proofErr w:type="spellEnd"/>
+      <w:r>
+        <w:rPr>
+          <w:rFonts w:ascii="Menlo" w:hAnsi="Menlo" w:cs="Menlo"/>
+          <w:color w:val="6E7781"/>
+          <w:sz w:val="20"/>
+          <w:szCs w:val="20"/>
+        </w:rPr>
+        <w:t xml:space="preserve"> 1 </w:t>
+      </w:r>
+      <w:proofErr w:type="spellStart"/>
+      <w:r>
+        <w:rPr>
+          <w:rFonts w:ascii="Menlo" w:hAnsi="Menlo" w:cs="Menlo"/>
+          <w:color w:val="6E7781"/>
+          <w:sz w:val="20"/>
+          <w:szCs w:val="20"/>
+        </w:rPr>
+        <w:t>до</w:t>
+      </w:r>
+      <w:proofErr w:type="spellEnd"/>
+      <w:r>
+        <w:rPr>
+          <w:rFonts w:ascii="Menlo" w:hAnsi="Menlo" w:cs="Menlo"/>
+          <w:color w:val="6E7781"/>
+          <w:sz w:val="20"/>
+          <w:szCs w:val="20"/>
+        </w:rPr>
+        <w:t xml:space="preserve"> </w:t>
+      </w:r>
+      <w:proofErr w:type="spellStart"/>
+      <w:r>
+        <w:rPr>
+          <w:rFonts w:ascii="Menlo" w:hAnsi="Menlo" w:cs="Menlo"/>
+          <w:color w:val="6E7781"/>
+          <w:sz w:val="20"/>
+          <w:szCs w:val="20"/>
+        </w:rPr>
+        <w:t>maxStep</w:t>
+      </w:r>
+      <w:proofErr w:type="spellEnd"/>
     </w:p>
     <w:p>
       <w:pPr>
@@ -14776,7 +16046,47 @@
           <w:sz w:val="20"/>
           <w:szCs w:val="20"/>
         </w:rPr>
-        <w:t xml:space="preserve">        arr[i] </w:t>
+        <w:t xml:space="preserve">        </w:t>
+      </w:r>
+      <w:proofErr w:type="spellStart"/>
+      <w:r>
+        <w:rPr>
+          <w:rFonts w:ascii="Menlo" w:hAnsi="Menlo" w:cs="Menlo"/>
+          <w:color w:val="1F2328"/>
+          <w:sz w:val="20"/>
+          <w:szCs w:val="20"/>
+        </w:rPr>
+        <w:t>arr</w:t>
+      </w:r>
+      <w:proofErr w:type="spellEnd"/>
+      <w:r>
+        <w:rPr>
+          <w:rFonts w:ascii="Menlo" w:hAnsi="Menlo" w:cs="Menlo"/>
+          <w:color w:val="1F2328"/>
+          <w:sz w:val="20"/>
+          <w:szCs w:val="20"/>
+        </w:rPr>
+        <w:t>[</w:t>
+      </w:r>
+      <w:proofErr w:type="spellStart"/>
+      <w:r>
+        <w:rPr>
+          <w:rFonts w:ascii="Menlo" w:hAnsi="Menlo" w:cs="Menlo"/>
+          <w:color w:val="1F2328"/>
+          <w:sz w:val="20"/>
+          <w:szCs w:val="20"/>
+        </w:rPr>
+        <w:t>i</w:t>
+      </w:r>
+      <w:proofErr w:type="spellEnd"/>
+      <w:r>
+        <w:rPr>
+          <w:rFonts w:ascii="Menlo" w:hAnsi="Menlo" w:cs="Menlo"/>
+          <w:color w:val="1F2328"/>
+          <w:sz w:val="20"/>
+          <w:szCs w:val="20"/>
+        </w:rPr>
+        <w:t xml:space="preserve">] </w:t>
       </w:r>
       <w:r>
         <w:rPr>
@@ -14794,7 +16104,49 @@
           <w:sz w:val="20"/>
           <w:szCs w:val="20"/>
         </w:rPr>
-        <w:t xml:space="preserve"> arr[i </w:t>
+        <w:t xml:space="preserve"> </w:t>
+      </w:r>
+      <w:proofErr w:type="spellStart"/>
+      <w:proofErr w:type="gramStart"/>
+      <w:r>
+        <w:rPr>
+          <w:rFonts w:ascii="Menlo" w:hAnsi="Menlo" w:cs="Menlo"/>
+          <w:color w:val="1F2328"/>
+          <w:sz w:val="20"/>
+          <w:szCs w:val="20"/>
+        </w:rPr>
+        <w:t>arr</w:t>
+      </w:r>
+      <w:proofErr w:type="spellEnd"/>
+      <w:r>
+        <w:rPr>
+          <w:rFonts w:ascii="Menlo" w:hAnsi="Menlo" w:cs="Menlo"/>
+          <w:color w:val="1F2328"/>
+          <w:sz w:val="20"/>
+          <w:szCs w:val="20"/>
+        </w:rPr>
+        <w:t>[</w:t>
+      </w:r>
+      <w:proofErr w:type="spellStart"/>
+      <w:proofErr w:type="gramEnd"/>
+      <w:r>
+        <w:rPr>
+          <w:rFonts w:ascii="Menlo" w:hAnsi="Menlo" w:cs="Menlo"/>
+          <w:color w:val="1F2328"/>
+          <w:sz w:val="20"/>
+          <w:szCs w:val="20"/>
+        </w:rPr>
+        <w:t>i</w:t>
+      </w:r>
+      <w:proofErr w:type="spellEnd"/>
+      <w:r>
+        <w:rPr>
+          <w:rFonts w:ascii="Menlo" w:hAnsi="Menlo" w:cs="Menlo"/>
+          <w:color w:val="1F2328"/>
+          <w:sz w:val="20"/>
+          <w:szCs w:val="20"/>
+        </w:rPr>
+        <w:t xml:space="preserve"> </w:t>
       </w:r>
       <w:r>
         <w:rPr>
@@ -14922,6 +16274,7 @@
         </w:rPr>
         <w:t xml:space="preserve"> </w:t>
       </w:r>
+      <w:proofErr w:type="spellStart"/>
       <w:r>
         <w:rPr>
           <w:rFonts w:ascii="Menlo" w:hAnsi="Menlo" w:cs="Menlo"/>
@@ -14931,6 +16284,7 @@
         </w:rPr>
         <w:t>arr</w:t>
       </w:r>
+      <w:proofErr w:type="spellEnd"/>
       <w:r>
         <w:rPr>
           <w:rFonts w:ascii="Menlo" w:hAnsi="Menlo" w:cs="Menlo"/>
@@ -14991,6 +16345,7 @@
         </w:rPr>
         <w:t xml:space="preserve"> </w:t>
       </w:r>
+      <w:proofErr w:type="spellStart"/>
       <w:r>
         <w:rPr>
           <w:rFonts w:ascii="Menlo" w:hAnsi="Menlo" w:cs="Menlo"/>
@@ -15000,15 +16355,18 @@
         </w:rPr>
         <w:t>long</w:t>
       </w:r>
-      <w:r>
-        <w:rPr>
-          <w:rFonts w:ascii="Menlo" w:hAnsi="Menlo" w:cs="Menlo"/>
-          <w:color w:val="202020"/>
-          <w:sz w:val="20"/>
-          <w:szCs w:val="20"/>
-        </w:rPr>
-        <w:t xml:space="preserve"> </w:t>
-      </w:r>
+      <w:proofErr w:type="spellEnd"/>
+      <w:r>
+        <w:rPr>
+          <w:rFonts w:ascii="Menlo" w:hAnsi="Menlo" w:cs="Menlo"/>
+          <w:color w:val="202020"/>
+          <w:sz w:val="20"/>
+          <w:szCs w:val="20"/>
+        </w:rPr>
+        <w:t xml:space="preserve"> </w:t>
+      </w:r>
+      <w:proofErr w:type="spellStart"/>
+      <w:proofErr w:type="gramStart"/>
       <w:r>
         <w:rPr>
           <w:rFonts w:ascii="Menlo" w:hAnsi="Menlo" w:cs="Menlo"/>
@@ -15018,6 +16376,7 @@
         </w:rPr>
         <w:t>getRandomElement</w:t>
       </w:r>
+      <w:proofErr w:type="spellEnd"/>
       <w:r>
         <w:rPr>
           <w:rFonts w:ascii="Menlo" w:hAnsi="Menlo" w:cs="Menlo"/>
@@ -15027,6 +16386,7 @@
         </w:rPr>
         <w:t>(</w:t>
       </w:r>
+      <w:proofErr w:type="gramEnd"/>
       <w:r>
         <w:rPr>
           <w:rFonts w:ascii="Menlo" w:hAnsi="Menlo" w:cs="Menlo"/>
@@ -15072,6 +16432,7 @@
         </w:rPr>
         <w:t xml:space="preserve"> </w:t>
       </w:r>
+      <w:proofErr w:type="spellStart"/>
       <w:r>
         <w:rPr>
           <w:rFonts w:ascii="Menlo" w:hAnsi="Menlo" w:cs="Menlo"/>
@@ -15081,6 +16442,7 @@
         </w:rPr>
         <w:t>arr</w:t>
       </w:r>
+      <w:proofErr w:type="spellEnd"/>
       <w:r>
         <w:rPr>
           <w:rFonts w:ascii="Menlo" w:hAnsi="Menlo" w:cs="Menlo"/>
@@ -15267,6 +16629,7 @@
         </w:rPr>
         <w:t xml:space="preserve"> </w:t>
       </w:r>
+      <w:proofErr w:type="gramStart"/>
       <w:r>
         <w:rPr>
           <w:rFonts w:ascii="Menlo" w:hAnsi="Menlo" w:cs="Menlo"/>
@@ -15285,6 +16648,8 @@
         </w:rPr>
         <w:t>::</w:t>
       </w:r>
+      <w:proofErr w:type="spellStart"/>
+      <w:proofErr w:type="gramEnd"/>
       <w:r>
         <w:rPr>
           <w:rFonts w:ascii="Menlo" w:hAnsi="Menlo" w:cs="Menlo"/>
@@ -15294,6 +16659,7 @@
         </w:rPr>
         <w:t>runtime_error</w:t>
       </w:r>
+      <w:proofErr w:type="spellEnd"/>
       <w:r>
         <w:rPr>
           <w:rFonts w:ascii="Menlo" w:hAnsi="Menlo" w:cs="Menlo"/>
@@ -15429,6 +16795,7 @@
         </w:rPr>
         <w:t xml:space="preserve"> </w:t>
       </w:r>
+      <w:proofErr w:type="gramStart"/>
       <w:r>
         <w:rPr>
           <w:rFonts w:ascii="Menlo" w:hAnsi="Menlo" w:cs="Menlo"/>
@@ -15445,7 +16812,17 @@
           <w:sz w:val="20"/>
           <w:szCs w:val="20"/>
         </w:rPr>
-        <w:t xml:space="preserve">() </w:t>
+        <w:t>(</w:t>
+      </w:r>
+      <w:proofErr w:type="gramEnd"/>
+      <w:r>
+        <w:rPr>
+          <w:rFonts w:ascii="Menlo" w:hAnsi="Menlo" w:cs="Menlo"/>
+          <w:color w:val="202020"/>
+          <w:sz w:val="20"/>
+          <w:szCs w:val="20"/>
+        </w:rPr>
+        <w:t xml:space="preserve">) </w:t>
       </w:r>
       <w:r>
         <w:rPr>
@@ -15522,6 +16899,7 @@
         </w:rPr>
         <w:t xml:space="preserve"> </w:t>
       </w:r>
+      <w:proofErr w:type="spellStart"/>
       <w:r>
         <w:rPr>
           <w:rFonts w:ascii="Menlo" w:hAnsi="Menlo" w:cs="Menlo"/>
@@ -15531,6 +16909,7 @@
         </w:rPr>
         <w:t>arr</w:t>
       </w:r>
+      <w:proofErr w:type="spellEnd"/>
       <w:r>
         <w:rPr>
           <w:rFonts w:ascii="Menlo" w:hAnsi="Menlo" w:cs="Menlo"/>
@@ -15598,7 +16977,27 @@
           <w:sz w:val="20"/>
           <w:szCs w:val="20"/>
         </w:rPr>
-        <w:t>//  O(1)</w:t>
+        <w:t>/</w:t>
+      </w:r>
+      <w:proofErr w:type="gramStart"/>
+      <w:r>
+        <w:rPr>
+          <w:rFonts w:ascii="Menlo" w:hAnsi="Menlo" w:cs="Menlo"/>
+          <w:color w:val="6E7781"/>
+          <w:sz w:val="20"/>
+          <w:szCs w:val="20"/>
+        </w:rPr>
+        <w:t>/  O</w:t>
+      </w:r>
+      <w:proofErr w:type="gramEnd"/>
+      <w:r>
+        <w:rPr>
+          <w:rFonts w:ascii="Menlo" w:hAnsi="Menlo" w:cs="Menlo"/>
+          <w:color w:val="6E7781"/>
+          <w:sz w:val="20"/>
+          <w:szCs w:val="20"/>
+        </w:rPr>
+        <w:t>(1)</w:t>
       </w:r>
     </w:p>
     <w:p>
@@ -15630,6 +17029,7 @@
         </w:rPr>
         <w:t xml:space="preserve"> </w:t>
       </w:r>
+      <w:proofErr w:type="spellStart"/>
       <w:r>
         <w:rPr>
           <w:rFonts w:ascii="Menlo" w:hAnsi="Menlo" w:cs="Menlo"/>
@@ -15637,8 +17037,19 @@
           <w:sz w:val="20"/>
           <w:szCs w:val="20"/>
         </w:rPr>
-        <w:t>access_middle</w:t>
-      </w:r>
+        <w:t>access_</w:t>
+      </w:r>
+      <w:proofErr w:type="gramStart"/>
+      <w:r>
+        <w:rPr>
+          <w:rFonts w:ascii="Menlo" w:hAnsi="Menlo" w:cs="Menlo"/>
+          <w:color w:val="8250DF"/>
+          <w:sz w:val="20"/>
+          <w:szCs w:val="20"/>
+        </w:rPr>
+        <w:t>middle</w:t>
+      </w:r>
+      <w:proofErr w:type="spellEnd"/>
       <w:r>
         <w:rPr>
           <w:rFonts w:ascii="Menlo" w:hAnsi="Menlo" w:cs="Menlo"/>
@@ -15657,6 +17068,7 @@
         </w:rPr>
         <w:t>int</w:t>
       </w:r>
+      <w:proofErr w:type="gramEnd"/>
       <w:r>
         <w:rPr>
           <w:rFonts w:ascii="Menlo" w:hAnsi="Menlo" w:cs="Menlo"/>
@@ -15789,6 +17201,7 @@
         </w:rPr>
         <w:t xml:space="preserve"> </w:t>
       </w:r>
+      <w:proofErr w:type="gramStart"/>
       <w:r>
         <w:rPr>
           <w:rFonts w:ascii="Menlo" w:hAnsi="Menlo" w:cs="Menlo"/>
@@ -15807,6 +17220,7 @@
         </w:rPr>
         <w:t>[</w:t>
       </w:r>
+      <w:proofErr w:type="gramEnd"/>
       <w:r>
         <w:rPr>
           <w:rFonts w:ascii="Menlo" w:hAnsi="Menlo" w:cs="Menlo"/>
@@ -15913,7 +17327,27 @@
           <w:sz w:val="20"/>
           <w:szCs w:val="20"/>
         </w:rPr>
-        <w:t>//  O(log n)</w:t>
+        <w:t>/</w:t>
+      </w:r>
+      <w:proofErr w:type="gramStart"/>
+      <w:r>
+        <w:rPr>
+          <w:rFonts w:ascii="Menlo" w:hAnsi="Menlo" w:cs="Menlo"/>
+          <w:color w:val="6E7781"/>
+          <w:sz w:val="20"/>
+          <w:szCs w:val="20"/>
+        </w:rPr>
+        <w:t>/  O</w:t>
+      </w:r>
+      <w:proofErr w:type="gramEnd"/>
+      <w:r>
+        <w:rPr>
+          <w:rFonts w:ascii="Menlo" w:hAnsi="Menlo" w:cs="Menlo"/>
+          <w:color w:val="6E7781"/>
+          <w:sz w:val="20"/>
+          <w:szCs w:val="20"/>
+        </w:rPr>
+        <w:t>(log n)</w:t>
       </w:r>
     </w:p>
     <w:p>
@@ -15945,6 +17379,7 @@
         </w:rPr>
         <w:t xml:space="preserve"> </w:t>
       </w:r>
+      <w:proofErr w:type="spellStart"/>
       <w:r>
         <w:rPr>
           <w:rFonts w:ascii="Menlo" w:hAnsi="Menlo" w:cs="Menlo"/>
@@ -15952,8 +17387,19 @@
           <w:sz w:val="20"/>
           <w:szCs w:val="20"/>
         </w:rPr>
-        <w:t>binary_search</w:t>
-      </w:r>
+        <w:t>binary_</w:t>
+      </w:r>
+      <w:proofErr w:type="gramStart"/>
+      <w:r>
+        <w:rPr>
+          <w:rFonts w:ascii="Menlo" w:hAnsi="Menlo" w:cs="Menlo"/>
+          <w:color w:val="8250DF"/>
+          <w:sz w:val="20"/>
+          <w:szCs w:val="20"/>
+        </w:rPr>
+        <w:t>search</w:t>
+      </w:r>
+      <w:proofErr w:type="spellEnd"/>
       <w:r>
         <w:rPr>
           <w:rFonts w:ascii="Menlo" w:hAnsi="Menlo" w:cs="Menlo"/>
@@ -15972,15 +17418,17 @@
         </w:rPr>
         <w:t>long</w:t>
       </w:r>
-      <w:r>
-        <w:rPr>
-          <w:rFonts w:ascii="Menlo" w:hAnsi="Menlo" w:cs="Menlo"/>
-          <w:color w:val="202020"/>
-          <w:sz w:val="20"/>
-          <w:szCs w:val="20"/>
-        </w:rPr>
-        <w:t xml:space="preserve"> </w:t>
-      </w:r>
+      <w:proofErr w:type="gramEnd"/>
+      <w:r>
+        <w:rPr>
+          <w:rFonts w:ascii="Menlo" w:hAnsi="Menlo" w:cs="Menlo"/>
+          <w:color w:val="202020"/>
+          <w:sz w:val="20"/>
+          <w:szCs w:val="20"/>
+        </w:rPr>
+        <w:t xml:space="preserve"> </w:t>
+      </w:r>
+      <w:proofErr w:type="spellStart"/>
       <w:r>
         <w:rPr>
           <w:rFonts w:ascii="Menlo" w:hAnsi="Menlo" w:cs="Menlo"/>
@@ -15990,6 +17438,7 @@
         </w:rPr>
         <w:t>long</w:t>
       </w:r>
+      <w:proofErr w:type="spellEnd"/>
       <w:r>
         <w:rPr>
           <w:rFonts w:ascii="Menlo" w:hAnsi="Menlo" w:cs="Menlo"/>
@@ -16570,8 +18019,19 @@
           <w:sz w:val="20"/>
           <w:szCs w:val="20"/>
         </w:rPr>
-        <w:t xml:space="preserve">      (</w:t>
-      </w:r>
+        <w:t xml:space="preserve">   </w:t>
+      </w:r>
+      <w:proofErr w:type="gramStart"/>
+      <w:r>
+        <w:rPr>
+          <w:rFonts w:ascii="Menlo" w:hAnsi="Menlo" w:cs="Menlo"/>
+          <w:color w:val="1F2328"/>
+          <w:sz w:val="20"/>
+          <w:szCs w:val="20"/>
+        </w:rPr>
+        <w:t xml:space="preserve">   (</w:t>
+      </w:r>
+      <w:proofErr w:type="gramEnd"/>
       <w:r>
         <w:rPr>
           <w:rFonts w:ascii="Menlo" w:hAnsi="Menlo" w:cs="Menlo"/>
@@ -16719,6 +18179,7 @@
         </w:rPr>
         <w:t xml:space="preserve">[m] </w:t>
       </w:r>
+      <w:proofErr w:type="gramStart"/>
       <w:r>
         <w:rPr>
           <w:rFonts w:ascii="Menlo" w:hAnsi="Menlo" w:cs="Menlo"/>
@@ -16746,6 +18207,7 @@
         </w:rPr>
         <w:t>key</w:t>
       </w:r>
+      <w:proofErr w:type="gramEnd"/>
       <w:r>
         <w:rPr>
           <w:rFonts w:ascii="Menlo" w:hAnsi="Menlo" w:cs="Menlo"/>
@@ -17029,7 +18491,27 @@
           <w:sz w:val="20"/>
           <w:szCs w:val="20"/>
         </w:rPr>
-        <w:t>//  O(n)</w:t>
+        <w:t>/</w:t>
+      </w:r>
+      <w:proofErr w:type="gramStart"/>
+      <w:r>
+        <w:rPr>
+          <w:rFonts w:ascii="Menlo" w:hAnsi="Menlo" w:cs="Menlo"/>
+          <w:color w:val="6E7781"/>
+          <w:sz w:val="20"/>
+          <w:szCs w:val="20"/>
+        </w:rPr>
+        <w:t>/  O</w:t>
+      </w:r>
+      <w:proofErr w:type="gramEnd"/>
+      <w:r>
+        <w:rPr>
+          <w:rFonts w:ascii="Menlo" w:hAnsi="Menlo" w:cs="Menlo"/>
+          <w:color w:val="6E7781"/>
+          <w:sz w:val="20"/>
+          <w:szCs w:val="20"/>
+        </w:rPr>
+        <w:t>(n)</w:t>
       </w:r>
     </w:p>
     <w:p>
@@ -17061,6 +18543,7 @@
         </w:rPr>
         <w:t xml:space="preserve"> </w:t>
       </w:r>
+      <w:proofErr w:type="spellStart"/>
       <w:r>
         <w:rPr>
           <w:rFonts w:ascii="Menlo" w:hAnsi="Menlo" w:cs="Menlo"/>
@@ -17068,8 +18551,19 @@
           <w:sz w:val="20"/>
           <w:szCs w:val="20"/>
         </w:rPr>
-        <w:t>find_max</w:t>
-      </w:r>
+        <w:t>find_</w:t>
+      </w:r>
+      <w:proofErr w:type="gramStart"/>
+      <w:r>
+        <w:rPr>
+          <w:rFonts w:ascii="Menlo" w:hAnsi="Menlo" w:cs="Menlo"/>
+          <w:color w:val="8250DF"/>
+          <w:sz w:val="20"/>
+          <w:szCs w:val="20"/>
+        </w:rPr>
+        <w:t>max</w:t>
+      </w:r>
+      <w:proofErr w:type="spellEnd"/>
       <w:r>
         <w:rPr>
           <w:rFonts w:ascii="Menlo" w:hAnsi="Menlo" w:cs="Menlo"/>
@@ -17088,6 +18582,7 @@
         </w:rPr>
         <w:t>int</w:t>
       </w:r>
+      <w:proofErr w:type="gramEnd"/>
       <w:r>
         <w:rPr>
           <w:rFonts w:ascii="Menlo" w:hAnsi="Menlo" w:cs="Menlo"/>
@@ -17257,6 +18752,7 @@
         </w:rPr>
         <w:t xml:space="preserve"> </w:t>
       </w:r>
+      <w:proofErr w:type="gramStart"/>
       <w:r>
         <w:rPr>
           <w:rFonts w:ascii="Menlo" w:hAnsi="Menlo" w:cs="Menlo"/>
@@ -17275,6 +18771,7 @@
         </w:rPr>
         <w:t>[</w:t>
       </w:r>
+      <w:proofErr w:type="gramEnd"/>
       <w:r>
         <w:rPr>
           <w:rFonts w:ascii="Menlo" w:hAnsi="Menlo" w:cs="Menlo"/>
@@ -17350,6 +18847,7 @@
         </w:rPr>
         <w:t xml:space="preserve"> </w:t>
       </w:r>
+      <w:proofErr w:type="spellStart"/>
       <w:r>
         <w:rPr>
           <w:rFonts w:ascii="Menlo" w:hAnsi="Menlo" w:cs="Menlo"/>
@@ -17359,6 +18857,7 @@
         </w:rPr>
         <w:t>i</w:t>
       </w:r>
+      <w:proofErr w:type="spellEnd"/>
       <w:r>
         <w:rPr>
           <w:rFonts w:ascii="Menlo" w:hAnsi="Menlo" w:cs="Menlo"/>
@@ -17404,6 +18903,7 @@
         </w:rPr>
         <w:t xml:space="preserve">; </w:t>
       </w:r>
+      <w:proofErr w:type="spellStart"/>
       <w:r>
         <w:rPr>
           <w:rFonts w:ascii="Menlo" w:hAnsi="Menlo" w:cs="Menlo"/>
@@ -17413,6 +18913,7 @@
         </w:rPr>
         <w:t>i</w:t>
       </w:r>
+      <w:proofErr w:type="spellEnd"/>
       <w:r>
         <w:rPr>
           <w:rFonts w:ascii="Menlo" w:hAnsi="Menlo" w:cs="Menlo"/>
@@ -17458,6 +18959,7 @@
         </w:rPr>
         <w:t xml:space="preserve">; </w:t>
       </w:r>
+      <w:proofErr w:type="spellStart"/>
       <w:r>
         <w:rPr>
           <w:rFonts w:ascii="Menlo" w:hAnsi="Menlo" w:cs="Menlo"/>
@@ -17467,6 +18969,7 @@
         </w:rPr>
         <w:t>i</w:t>
       </w:r>
+      <w:proofErr w:type="spellEnd"/>
       <w:r>
         <w:rPr>
           <w:rFonts w:ascii="Menlo" w:hAnsi="Menlo" w:cs="Menlo"/>
@@ -17542,6 +19045,7 @@
         </w:rPr>
         <w:t>[</w:t>
       </w:r>
+      <w:proofErr w:type="spellStart"/>
       <w:r>
         <w:rPr>
           <w:rFonts w:ascii="Menlo" w:hAnsi="Menlo" w:cs="Menlo"/>
@@ -17551,6 +19055,7 @@
         </w:rPr>
         <w:t>i</w:t>
       </w:r>
+      <w:proofErr w:type="spellEnd"/>
       <w:r>
         <w:rPr>
           <w:rFonts w:ascii="Menlo" w:hAnsi="Menlo" w:cs="Menlo"/>
@@ -17650,6 +19155,7 @@
         </w:rPr>
         <w:t>[</w:t>
       </w:r>
+      <w:proofErr w:type="spellStart"/>
       <w:r>
         <w:rPr>
           <w:rFonts w:ascii="Menlo" w:hAnsi="Menlo" w:cs="Menlo"/>
@@ -17659,6 +19165,7 @@
         </w:rPr>
         <w:t>i</w:t>
       </w:r>
+      <w:proofErr w:type="spellEnd"/>
       <w:r>
         <w:rPr>
           <w:rFonts w:ascii="Menlo" w:hAnsi="Menlo" w:cs="Menlo"/>
@@ -17860,6 +19367,7 @@
         </w:rPr>
         <w:t xml:space="preserve"> </w:t>
       </w:r>
+      <w:proofErr w:type="spellStart"/>
       <w:r>
         <w:rPr>
           <w:rFonts w:ascii="Menlo" w:hAnsi="Menlo" w:cs="Menlo"/>
@@ -17867,8 +19375,19 @@
           <w:sz w:val="20"/>
           <w:szCs w:val="20"/>
         </w:rPr>
-        <w:t>qs_rec</w:t>
-      </w:r>
+        <w:t>qs_</w:t>
+      </w:r>
+      <w:proofErr w:type="gramStart"/>
+      <w:r>
+        <w:rPr>
+          <w:rFonts w:ascii="Menlo" w:hAnsi="Menlo" w:cs="Menlo"/>
+          <w:color w:val="8250DF"/>
+          <w:sz w:val="20"/>
+          <w:szCs w:val="20"/>
+        </w:rPr>
+        <w:t>rec</w:t>
+      </w:r>
+      <w:proofErr w:type="spellEnd"/>
       <w:r>
         <w:rPr>
           <w:rFonts w:ascii="Menlo" w:hAnsi="Menlo" w:cs="Menlo"/>
@@ -17878,6 +19397,7 @@
         </w:rPr>
         <w:t>(</w:t>
       </w:r>
+      <w:proofErr w:type="gramEnd"/>
       <w:r>
         <w:rPr>
           <w:rFonts w:ascii="Menlo" w:hAnsi="Menlo" w:cs="Menlo"/>
@@ -18202,6 +19722,7 @@
         </w:rPr>
         <w:t xml:space="preserve"> </w:t>
       </w:r>
+      <w:proofErr w:type="gramStart"/>
       <w:r>
         <w:rPr>
           <w:rFonts w:ascii="Menlo" w:hAnsi="Menlo" w:cs="Menlo"/>
@@ -18220,6 +19741,7 @@
         </w:rPr>
         <w:t>[</w:t>
       </w:r>
+      <w:proofErr w:type="gramEnd"/>
       <w:r>
         <w:rPr>
           <w:rFonts w:ascii="Menlo" w:hAnsi="Menlo" w:cs="Menlo"/>
@@ -18353,8 +19875,59 @@
           <w:sz w:val="20"/>
           <w:szCs w:val="20"/>
         </w:rPr>
-        <w:t xml:space="preserve"> // опорный — средний элемент</w:t>
-      </w:r>
+        <w:t xml:space="preserve"> // </w:t>
+      </w:r>
+      <w:proofErr w:type="spellStart"/>
+      <w:r>
+        <w:rPr>
+          <w:rFonts w:ascii="Menlo" w:hAnsi="Menlo" w:cs="Menlo"/>
+          <w:color w:val="6E7781"/>
+          <w:sz w:val="20"/>
+          <w:szCs w:val="20"/>
+        </w:rPr>
+        <w:t>опорный</w:t>
+      </w:r>
+      <w:proofErr w:type="spellEnd"/>
+      <w:r>
+        <w:rPr>
+          <w:rFonts w:ascii="Menlo" w:hAnsi="Menlo" w:cs="Menlo"/>
+          <w:color w:val="6E7781"/>
+          <w:sz w:val="20"/>
+          <w:szCs w:val="20"/>
+        </w:rPr>
+        <w:t xml:space="preserve"> — </w:t>
+      </w:r>
+      <w:proofErr w:type="spellStart"/>
+      <w:r>
+        <w:rPr>
+          <w:rFonts w:ascii="Menlo" w:hAnsi="Menlo" w:cs="Menlo"/>
+          <w:color w:val="6E7781"/>
+          <w:sz w:val="20"/>
+          <w:szCs w:val="20"/>
+        </w:rPr>
+        <w:t>средний</w:t>
+      </w:r>
+      <w:proofErr w:type="spellEnd"/>
+      <w:r>
+        <w:rPr>
+          <w:rFonts w:ascii="Menlo" w:hAnsi="Menlo" w:cs="Menlo"/>
+          <w:color w:val="6E7781"/>
+          <w:sz w:val="20"/>
+          <w:szCs w:val="20"/>
+        </w:rPr>
+        <w:t xml:space="preserve"> </w:t>
+      </w:r>
+      <w:proofErr w:type="spellStart"/>
+      <w:r>
+        <w:rPr>
+          <w:rFonts w:ascii="Menlo" w:hAnsi="Menlo" w:cs="Menlo"/>
+          <w:color w:val="6E7781"/>
+          <w:sz w:val="20"/>
+          <w:szCs w:val="20"/>
+        </w:rPr>
+        <w:t>элемент</w:t>
+      </w:r>
+      <w:proofErr w:type="spellEnd"/>
     </w:p>
     <w:p>
       <w:pPr>
@@ -18394,6 +19967,7 @@
         </w:rPr>
         <w:t xml:space="preserve"> </w:t>
       </w:r>
+      <w:proofErr w:type="spellStart"/>
       <w:r>
         <w:rPr>
           <w:rFonts w:ascii="Menlo" w:hAnsi="Menlo" w:cs="Menlo"/>
@@ -18403,6 +19977,7 @@
         </w:rPr>
         <w:t>i</w:t>
       </w:r>
+      <w:proofErr w:type="spellEnd"/>
       <w:r>
         <w:rPr>
           <w:rFonts w:ascii="Menlo" w:hAnsi="Menlo" w:cs="Menlo"/>
@@ -18541,6 +20116,7 @@
         </w:rPr>
         <w:t xml:space="preserve"> (</w:t>
       </w:r>
+      <w:proofErr w:type="spellStart"/>
       <w:r>
         <w:rPr>
           <w:rFonts w:ascii="Menlo" w:hAnsi="Menlo" w:cs="Menlo"/>
@@ -18550,6 +20126,7 @@
         </w:rPr>
         <w:t>i</w:t>
       </w:r>
+      <w:proofErr w:type="spellEnd"/>
       <w:r>
         <w:rPr>
           <w:rFonts w:ascii="Menlo" w:hAnsi="Menlo" w:cs="Menlo"/>
@@ -18659,7 +20236,27 @@
           <w:sz w:val="20"/>
           <w:szCs w:val="20"/>
         </w:rPr>
-        <w:t xml:space="preserve">[i] </w:t>
+        <w:t>[</w:t>
+      </w:r>
+      <w:proofErr w:type="spellStart"/>
+      <w:r>
+        <w:rPr>
+          <w:rFonts w:ascii="Menlo" w:hAnsi="Menlo" w:cs="Menlo"/>
+          <w:color w:val="1F2328"/>
+          <w:sz w:val="20"/>
+          <w:szCs w:val="20"/>
+        </w:rPr>
+        <w:t>i</w:t>
+      </w:r>
+      <w:proofErr w:type="spellEnd"/>
+      <w:r>
+        <w:rPr>
+          <w:rFonts w:ascii="Menlo" w:hAnsi="Menlo" w:cs="Menlo"/>
+          <w:color w:val="1F2328"/>
+          <w:sz w:val="20"/>
+          <w:szCs w:val="20"/>
+        </w:rPr>
+        <w:t xml:space="preserve">] </w:t>
       </w:r>
       <w:r>
         <w:rPr>
@@ -18677,8 +20274,19 @@
           <w:sz w:val="20"/>
           <w:szCs w:val="20"/>
         </w:rPr>
-        <w:t xml:space="preserve"> pivot) i</w:t>
-      </w:r>
+        <w:t xml:space="preserve"> pivot) </w:t>
+      </w:r>
+      <w:proofErr w:type="spellStart"/>
+      <w:r>
+        <w:rPr>
+          <w:rFonts w:ascii="Menlo" w:hAnsi="Menlo" w:cs="Menlo"/>
+          <w:color w:val="1F2328"/>
+          <w:sz w:val="20"/>
+          <w:szCs w:val="20"/>
+        </w:rPr>
+        <w:t>i</w:t>
+      </w:r>
+      <w:proofErr w:type="spellEnd"/>
       <w:r>
         <w:rPr>
           <w:rFonts w:ascii="Menlo" w:hAnsi="Menlo" w:cs="Menlo"/>
@@ -18827,7 +20435,27 @@
           <w:sz w:val="20"/>
           <w:szCs w:val="20"/>
         </w:rPr>
-        <w:t xml:space="preserve"> (i </w:t>
+        <w:t xml:space="preserve"> (</w:t>
+      </w:r>
+      <w:proofErr w:type="spellStart"/>
+      <w:r>
+        <w:rPr>
+          <w:rFonts w:ascii="Menlo" w:hAnsi="Menlo" w:cs="Menlo"/>
+          <w:color w:val="1F2328"/>
+          <w:sz w:val="20"/>
+          <w:szCs w:val="20"/>
+        </w:rPr>
+        <w:t>i</w:t>
+      </w:r>
+      <w:proofErr w:type="spellEnd"/>
+      <w:r>
+        <w:rPr>
+          <w:rFonts w:ascii="Menlo" w:hAnsi="Menlo" w:cs="Menlo"/>
+          <w:color w:val="1F2328"/>
+          <w:sz w:val="20"/>
+          <w:szCs w:val="20"/>
+        </w:rPr>
+        <w:t xml:space="preserve"> </w:t>
       </w:r>
       <w:r>
         <w:rPr>
@@ -18920,7 +20548,27 @@
           <w:sz w:val="20"/>
           <w:szCs w:val="20"/>
         </w:rPr>
-        <w:t xml:space="preserve">[i]; </w:t>
+        <w:t>[</w:t>
+      </w:r>
+      <w:proofErr w:type="spellStart"/>
+      <w:r>
+        <w:rPr>
+          <w:rFonts w:ascii="Menlo" w:hAnsi="Menlo" w:cs="Menlo"/>
+          <w:color w:val="1F2328"/>
+          <w:sz w:val="20"/>
+          <w:szCs w:val="20"/>
+        </w:rPr>
+        <w:t>i</w:t>
+      </w:r>
+      <w:proofErr w:type="spellEnd"/>
+      <w:r>
+        <w:rPr>
+          <w:rFonts w:ascii="Menlo" w:hAnsi="Menlo" w:cs="Menlo"/>
+          <w:color w:val="1F2328"/>
+          <w:sz w:val="20"/>
+          <w:szCs w:val="20"/>
+        </w:rPr>
+        <w:t xml:space="preserve">]; </w:t>
       </w:r>
       <w:r>
         <w:rPr>
@@ -18938,7 +20586,27 @@
           <w:sz w:val="20"/>
           <w:szCs w:val="20"/>
         </w:rPr>
-        <w:t xml:space="preserve">[i] </w:t>
+        <w:t>[</w:t>
+      </w:r>
+      <w:proofErr w:type="spellStart"/>
+      <w:r>
+        <w:rPr>
+          <w:rFonts w:ascii="Menlo" w:hAnsi="Menlo" w:cs="Menlo"/>
+          <w:color w:val="1F2328"/>
+          <w:sz w:val="20"/>
+          <w:szCs w:val="20"/>
+        </w:rPr>
+        <w:t>i</w:t>
+      </w:r>
+      <w:proofErr w:type="spellEnd"/>
+      <w:r>
+        <w:rPr>
+          <w:rFonts w:ascii="Menlo" w:hAnsi="Menlo" w:cs="Menlo"/>
+          <w:color w:val="1F2328"/>
+          <w:sz w:val="20"/>
+          <w:szCs w:val="20"/>
+        </w:rPr>
+        <w:t xml:space="preserve">] </w:t>
       </w:r>
       <w:r>
         <w:rPr>
@@ -19031,8 +20699,19 @@
           <w:sz w:val="20"/>
           <w:szCs w:val="20"/>
         </w:rPr>
-        <w:t xml:space="preserve">            i</w:t>
-      </w:r>
+        <w:t xml:space="preserve">            </w:t>
+      </w:r>
+      <w:proofErr w:type="spellStart"/>
+      <w:r>
+        <w:rPr>
+          <w:rFonts w:ascii="Menlo" w:hAnsi="Menlo" w:cs="Menlo"/>
+          <w:color w:val="1F2328"/>
+          <w:sz w:val="20"/>
+          <w:szCs w:val="20"/>
+        </w:rPr>
+        <w:t>i</w:t>
+      </w:r>
+      <w:proofErr w:type="spellEnd"/>
       <w:r>
         <w:rPr>
           <w:rFonts w:ascii="Menlo" w:hAnsi="Menlo" w:cs="Menlo"/>
@@ -19132,6 +20811,7 @@
         </w:rPr>
         <w:t xml:space="preserve">    </w:t>
       </w:r>
+      <w:proofErr w:type="spellStart"/>
       <w:r>
         <w:rPr>
           <w:rFonts w:ascii="Menlo" w:hAnsi="Menlo" w:cs="Menlo"/>
@@ -19139,8 +20819,19 @@
           <w:sz w:val="20"/>
           <w:szCs w:val="20"/>
         </w:rPr>
-        <w:t>qs_rec</w:t>
-      </w:r>
+        <w:t>qs_</w:t>
+      </w:r>
+      <w:proofErr w:type="gramStart"/>
+      <w:r>
+        <w:rPr>
+          <w:rFonts w:ascii="Menlo" w:hAnsi="Menlo" w:cs="Menlo"/>
+          <w:color w:val="8250DF"/>
+          <w:sz w:val="20"/>
+          <w:szCs w:val="20"/>
+        </w:rPr>
+        <w:t>rec</w:t>
+      </w:r>
+      <w:proofErr w:type="spellEnd"/>
       <w:r>
         <w:rPr>
           <w:rFonts w:ascii="Menlo" w:hAnsi="Menlo" w:cs="Menlo"/>
@@ -19150,6 +20841,7 @@
         </w:rPr>
         <w:t>(</w:t>
       </w:r>
+      <w:proofErr w:type="gramEnd"/>
       <w:r>
         <w:rPr>
           <w:rFonts w:ascii="Menlo" w:hAnsi="Menlo" w:cs="Menlo"/>
@@ -19225,6 +20917,7 @@
         </w:rPr>
         <w:t xml:space="preserve">    </w:t>
       </w:r>
+      <w:proofErr w:type="spellStart"/>
       <w:r>
         <w:rPr>
           <w:rFonts w:ascii="Menlo" w:hAnsi="Menlo" w:cs="Menlo"/>
@@ -19232,8 +20925,19 @@
           <w:sz w:val="20"/>
           <w:szCs w:val="20"/>
         </w:rPr>
-        <w:t>qs_rec</w:t>
-      </w:r>
+        <w:t>qs_</w:t>
+      </w:r>
+      <w:proofErr w:type="gramStart"/>
+      <w:r>
+        <w:rPr>
+          <w:rFonts w:ascii="Menlo" w:hAnsi="Menlo" w:cs="Menlo"/>
+          <w:color w:val="8250DF"/>
+          <w:sz w:val="20"/>
+          <w:szCs w:val="20"/>
+        </w:rPr>
+        <w:t>rec</w:t>
+      </w:r>
+      <w:proofErr w:type="spellEnd"/>
       <w:r>
         <w:rPr>
           <w:rFonts w:ascii="Menlo" w:hAnsi="Menlo" w:cs="Menlo"/>
@@ -19243,6 +20947,7 @@
         </w:rPr>
         <w:t>(</w:t>
       </w:r>
+      <w:proofErr w:type="gramEnd"/>
       <w:r>
         <w:rPr>
           <w:rFonts w:ascii="Menlo" w:hAnsi="Menlo" w:cs="Menlo"/>
@@ -19261,6 +20966,7 @@
         </w:rPr>
         <w:t xml:space="preserve">, </w:t>
       </w:r>
+      <w:proofErr w:type="spellStart"/>
       <w:r>
         <w:rPr>
           <w:rFonts w:ascii="Menlo" w:hAnsi="Menlo" w:cs="Menlo"/>
@@ -19270,6 +20976,7 @@
         </w:rPr>
         <w:t>i</w:t>
       </w:r>
+      <w:proofErr w:type="spellEnd"/>
       <w:r>
         <w:rPr>
           <w:rFonts w:ascii="Menlo" w:hAnsi="Menlo" w:cs="Menlo"/>
@@ -19337,7 +21044,47 @@
           <w:sz w:val="20"/>
           <w:szCs w:val="20"/>
         </w:rPr>
-        <w:t>/* 15. Быстрая сортировка (quick sort)</w:t>
+        <w:t xml:space="preserve">/* 15. </w:t>
+      </w:r>
+      <w:proofErr w:type="spellStart"/>
+      <w:r>
+        <w:rPr>
+          <w:rFonts w:ascii="Menlo" w:hAnsi="Menlo" w:cs="Menlo"/>
+          <w:color w:val="6E7781"/>
+          <w:sz w:val="20"/>
+          <w:szCs w:val="20"/>
+        </w:rPr>
+        <w:t>Быстрая</w:t>
+      </w:r>
+      <w:proofErr w:type="spellEnd"/>
+      <w:r>
+        <w:rPr>
+          <w:rFonts w:ascii="Menlo" w:hAnsi="Menlo" w:cs="Menlo"/>
+          <w:color w:val="6E7781"/>
+          <w:sz w:val="20"/>
+          <w:szCs w:val="20"/>
+        </w:rPr>
+        <w:t xml:space="preserve"> </w:t>
+      </w:r>
+      <w:proofErr w:type="spellStart"/>
+      <w:r>
+        <w:rPr>
+          <w:rFonts w:ascii="Menlo" w:hAnsi="Menlo" w:cs="Menlo"/>
+          <w:color w:val="6E7781"/>
+          <w:sz w:val="20"/>
+          <w:szCs w:val="20"/>
+        </w:rPr>
+        <w:t>сортировка</w:t>
+      </w:r>
+      <w:proofErr w:type="spellEnd"/>
+      <w:r>
+        <w:rPr>
+          <w:rFonts w:ascii="Menlo" w:hAnsi="Menlo" w:cs="Menlo"/>
+          <w:color w:val="6E7781"/>
+          <w:sz w:val="20"/>
+          <w:szCs w:val="20"/>
+        </w:rPr>
+        <w:t xml:space="preserve"> (quick sort)</w:t>
       </w:r>
     </w:p>
     <w:p>
@@ -19415,7 +21162,29 @@
           <w:szCs w:val="20"/>
           <w:lang w:val="ru-RU"/>
         </w:rPr>
-        <w:t xml:space="preserve"> *  (&lt; </w:t>
+        <w:t xml:space="preserve"> </w:t>
+      </w:r>
+      <w:proofErr w:type="gramStart"/>
+      <w:r>
+        <w:rPr>
+          <w:rFonts w:ascii="Menlo" w:hAnsi="Menlo" w:cs="Menlo"/>
+          <w:color w:val="6E7781"/>
+          <w:sz w:val="20"/>
+          <w:szCs w:val="20"/>
+          <w:lang w:val="ru-RU"/>
+        </w:rPr>
+        <w:t>*  (</w:t>
+      </w:r>
+      <w:proofErr w:type="gramEnd"/>
+      <w:r>
+        <w:rPr>
+          <w:rFonts w:ascii="Menlo" w:hAnsi="Menlo" w:cs="Menlo"/>
+          <w:color w:val="6E7781"/>
+          <w:sz w:val="20"/>
+          <w:szCs w:val="20"/>
+          <w:lang w:val="ru-RU"/>
+        </w:rPr>
+        <w:t xml:space="preserve">&lt; </w:t>
       </w:r>
       <w:r>
         <w:rPr>
@@ -19478,6 +21247,7 @@
         </w:rPr>
         <w:t xml:space="preserve"> *  В среднем </w:t>
       </w:r>
+      <w:proofErr w:type="gramStart"/>
       <w:r>
         <w:rPr>
           <w:rFonts w:ascii="Menlo" w:hAnsi="Menlo" w:cs="Menlo"/>
@@ -19497,6 +21267,7 @@
         </w:rPr>
         <w:t>(</w:t>
       </w:r>
+      <w:proofErr w:type="gramEnd"/>
       <w:r>
         <w:rPr>
           <w:rFonts w:ascii="Menlo" w:hAnsi="Menlo" w:cs="Menlo"/>
@@ -19636,17 +21407,29 @@
           <w:szCs w:val="20"/>
           <w:lang w:val="ru-RU"/>
         </w:rPr>
-        <w:t xml:space="preserve">//  </w:t>
-      </w:r>
+        <w:t>/</w:t>
+      </w:r>
+      <w:proofErr w:type="gramStart"/>
       <w:r>
         <w:rPr>
           <w:rFonts w:ascii="Menlo" w:hAnsi="Menlo" w:cs="Menlo"/>
           <w:color w:val="6E7781"/>
           <w:sz w:val="20"/>
           <w:szCs w:val="20"/>
+          <w:lang w:val="ru-RU"/>
+        </w:rPr>
+        <w:t xml:space="preserve">/  </w:t>
+      </w:r>
+      <w:r>
+        <w:rPr>
+          <w:rFonts w:ascii="Menlo" w:hAnsi="Menlo" w:cs="Menlo"/>
+          <w:color w:val="6E7781"/>
+          <w:sz w:val="20"/>
+          <w:szCs w:val="20"/>
         </w:rPr>
         <w:t>O</w:t>
       </w:r>
+      <w:proofErr w:type="gramEnd"/>
       <w:r>
         <w:rPr>
           <w:rFonts w:ascii="Menlo" w:hAnsi="Menlo" w:cs="Menlo"/>
@@ -19782,6 +21565,7 @@
         </w:rPr>
         <w:t xml:space="preserve"> </w:t>
       </w:r>
+      <w:proofErr w:type="spellStart"/>
       <w:r>
         <w:rPr>
           <w:rFonts w:ascii="Menlo" w:hAnsi="Menlo" w:cs="Menlo"/>
@@ -19789,8 +21573,19 @@
           <w:sz w:val="20"/>
           <w:szCs w:val="20"/>
         </w:rPr>
-        <w:t>quick_sort</w:t>
-      </w:r>
+        <w:t>quick_</w:t>
+      </w:r>
+      <w:proofErr w:type="gramStart"/>
+      <w:r>
+        <w:rPr>
+          <w:rFonts w:ascii="Menlo" w:hAnsi="Menlo" w:cs="Menlo"/>
+          <w:color w:val="8250DF"/>
+          <w:sz w:val="20"/>
+          <w:szCs w:val="20"/>
+        </w:rPr>
+        <w:t>sort</w:t>
+      </w:r>
+      <w:proofErr w:type="spellEnd"/>
       <w:r>
         <w:rPr>
           <w:rFonts w:ascii="Menlo" w:hAnsi="Menlo" w:cs="Menlo"/>
@@ -19800,6 +21595,7 @@
         </w:rPr>
         <w:t>(</w:t>
       </w:r>
+      <w:proofErr w:type="gramEnd"/>
       <w:r>
         <w:rPr>
           <w:rFonts w:ascii="Menlo" w:hAnsi="Menlo" w:cs="Menlo"/>
@@ -19923,6 +21719,7 @@
         </w:rPr>
         <w:t xml:space="preserve">    </w:t>
       </w:r>
+      <w:proofErr w:type="spellStart"/>
       <w:r>
         <w:rPr>
           <w:rFonts w:ascii="Menlo" w:hAnsi="Menlo" w:cs="Menlo"/>
@@ -19930,8 +21727,19 @@
           <w:sz w:val="20"/>
           <w:szCs w:val="20"/>
         </w:rPr>
-        <w:t>qs_rec</w:t>
-      </w:r>
+        <w:t>qs_</w:t>
+      </w:r>
+      <w:proofErr w:type="gramStart"/>
+      <w:r>
+        <w:rPr>
+          <w:rFonts w:ascii="Menlo" w:hAnsi="Menlo" w:cs="Menlo"/>
+          <w:color w:val="8250DF"/>
+          <w:sz w:val="20"/>
+          <w:szCs w:val="20"/>
+        </w:rPr>
+        <w:t>rec</w:t>
+      </w:r>
+      <w:proofErr w:type="spellEnd"/>
       <w:r>
         <w:rPr>
           <w:rFonts w:ascii="Menlo" w:hAnsi="Menlo" w:cs="Menlo"/>
@@ -19941,6 +21749,7 @@
         </w:rPr>
         <w:t>(</w:t>
       </w:r>
+      <w:proofErr w:type="gramEnd"/>
       <w:r>
         <w:rPr>
           <w:rFonts w:ascii="Menlo" w:hAnsi="Menlo" w:cs="Menlo"/>
@@ -20071,7 +21880,27 @@
           <w:sz w:val="20"/>
           <w:szCs w:val="20"/>
         </w:rPr>
-        <w:t>//  O(n^2)</w:t>
+        <w:t>/</w:t>
+      </w:r>
+      <w:proofErr w:type="gramStart"/>
+      <w:r>
+        <w:rPr>
+          <w:rFonts w:ascii="Menlo" w:hAnsi="Menlo" w:cs="Menlo"/>
+          <w:color w:val="6E7781"/>
+          <w:sz w:val="20"/>
+          <w:szCs w:val="20"/>
+        </w:rPr>
+        <w:t>/  O</w:t>
+      </w:r>
+      <w:proofErr w:type="gramEnd"/>
+      <w:r>
+        <w:rPr>
+          <w:rFonts w:ascii="Menlo" w:hAnsi="Menlo" w:cs="Menlo"/>
+          <w:color w:val="6E7781"/>
+          <w:sz w:val="20"/>
+          <w:szCs w:val="20"/>
+        </w:rPr>
+        <w:t>(n^2)</w:t>
       </w:r>
     </w:p>
     <w:p>
@@ -20103,6 +21932,7 @@
         </w:rPr>
         <w:t xml:space="preserve"> </w:t>
       </w:r>
+      <w:proofErr w:type="spellStart"/>
       <w:r>
         <w:rPr>
           <w:rFonts w:ascii="Menlo" w:hAnsi="Menlo" w:cs="Menlo"/>
@@ -20110,8 +21940,19 @@
           <w:sz w:val="20"/>
           <w:szCs w:val="20"/>
         </w:rPr>
-        <w:t>bubble_sort</w:t>
-      </w:r>
+        <w:t>bubble_</w:t>
+      </w:r>
+      <w:proofErr w:type="gramStart"/>
+      <w:r>
+        <w:rPr>
+          <w:rFonts w:ascii="Menlo" w:hAnsi="Menlo" w:cs="Menlo"/>
+          <w:color w:val="8250DF"/>
+          <w:sz w:val="20"/>
+          <w:szCs w:val="20"/>
+        </w:rPr>
+        <w:t>sort</w:t>
+      </w:r>
+      <w:proofErr w:type="spellEnd"/>
       <w:r>
         <w:rPr>
           <w:rFonts w:ascii="Menlo" w:hAnsi="Menlo" w:cs="Menlo"/>
@@ -20121,6 +21962,7 @@
         </w:rPr>
         <w:t>(</w:t>
       </w:r>
+      <w:proofErr w:type="gramEnd"/>
       <w:r>
         <w:rPr>
           <w:rFonts w:ascii="Menlo" w:hAnsi="Menlo" w:cs="Menlo"/>
@@ -20280,6 +22122,7 @@
         </w:rPr>
         <w:t xml:space="preserve"> </w:t>
       </w:r>
+      <w:proofErr w:type="spellStart"/>
       <w:r>
         <w:rPr>
           <w:rFonts w:ascii="Menlo" w:hAnsi="Menlo" w:cs="Menlo"/>
@@ -20289,6 +22132,7 @@
         </w:rPr>
         <w:t>i</w:t>
       </w:r>
+      <w:proofErr w:type="spellEnd"/>
       <w:r>
         <w:rPr>
           <w:rFonts w:ascii="Menlo" w:hAnsi="Menlo" w:cs="Menlo"/>
@@ -20334,6 +22178,7 @@
         </w:rPr>
         <w:t xml:space="preserve">; </w:t>
       </w:r>
+      <w:proofErr w:type="spellStart"/>
       <w:r>
         <w:rPr>
           <w:rFonts w:ascii="Menlo" w:hAnsi="Menlo" w:cs="Menlo"/>
@@ -20343,6 +22188,7 @@
         </w:rPr>
         <w:t>i</w:t>
       </w:r>
+      <w:proofErr w:type="spellEnd"/>
       <w:r>
         <w:rPr>
           <w:rFonts w:ascii="Menlo" w:hAnsi="Menlo" w:cs="Menlo"/>
@@ -20424,6 +22270,7 @@
         </w:rPr>
         <w:t xml:space="preserve">; </w:t>
       </w:r>
+      <w:proofErr w:type="spellStart"/>
       <w:r>
         <w:rPr>
           <w:rFonts w:ascii="Menlo" w:hAnsi="Menlo" w:cs="Menlo"/>
@@ -20433,6 +22280,7 @@
         </w:rPr>
         <w:t>i</w:t>
       </w:r>
+      <w:proofErr w:type="spellEnd"/>
       <w:r>
         <w:rPr>
           <w:rFonts w:ascii="Menlo" w:hAnsi="Menlo" w:cs="Menlo"/>
@@ -20670,6 +22518,7 @@
         </w:rPr>
         <w:t xml:space="preserve"> </w:t>
       </w:r>
+      <w:proofErr w:type="spellStart"/>
       <w:r>
         <w:rPr>
           <w:rFonts w:ascii="Menlo" w:hAnsi="Menlo" w:cs="Menlo"/>
@@ -20679,6 +22528,7 @@
         </w:rPr>
         <w:t>i</w:t>
       </w:r>
+      <w:proofErr w:type="spellEnd"/>
       <w:r>
         <w:rPr>
           <w:rFonts w:ascii="Menlo" w:hAnsi="Menlo" w:cs="Menlo"/>
@@ -20688,6 +22538,7 @@
         </w:rPr>
         <w:t xml:space="preserve">; </w:t>
       </w:r>
+      <w:proofErr w:type="spellStart"/>
       <w:r>
         <w:rPr>
           <w:rFonts w:ascii="Menlo" w:hAnsi="Menlo" w:cs="Menlo"/>
@@ -20706,6 +22557,7 @@
         </w:rPr>
         <w:t>++</w:t>
       </w:r>
+      <w:proofErr w:type="spellEnd"/>
       <w:r>
         <w:rPr>
           <w:rFonts w:ascii="Menlo" w:hAnsi="Menlo" w:cs="Menlo"/>
@@ -20808,6 +22660,7 @@
         </w:rPr>
         <w:t xml:space="preserve"> </w:t>
       </w:r>
+      <w:proofErr w:type="gramStart"/>
       <w:r>
         <w:rPr>
           <w:rFonts w:ascii="Menlo" w:hAnsi="Menlo" w:cs="Menlo"/>
@@ -20826,6 +22679,7 @@
         </w:rPr>
         <w:t>[</w:t>
       </w:r>
+      <w:proofErr w:type="gramEnd"/>
       <w:r>
         <w:rPr>
           <w:rFonts w:ascii="Menlo" w:hAnsi="Menlo" w:cs="Menlo"/>
@@ -21000,6 +22854,7 @@
         </w:rPr>
         <w:t xml:space="preserve"> </w:t>
       </w:r>
+      <w:proofErr w:type="gramStart"/>
       <w:r>
         <w:rPr>
           <w:rFonts w:ascii="Menlo" w:hAnsi="Menlo" w:cs="Menlo"/>
@@ -21016,7 +22871,17 @@
           <w:sz w:val="20"/>
           <w:szCs w:val="20"/>
         </w:rPr>
-        <w:t xml:space="preserve">[j </w:t>
+        <w:t>[</w:t>
+      </w:r>
+      <w:proofErr w:type="gramEnd"/>
+      <w:r>
+        <w:rPr>
+          <w:rFonts w:ascii="Menlo" w:hAnsi="Menlo" w:cs="Menlo"/>
+          <w:color w:val="1F2328"/>
+          <w:sz w:val="20"/>
+          <w:szCs w:val="20"/>
+        </w:rPr>
+        <w:t xml:space="preserve">j </w:t>
       </w:r>
       <w:r>
         <w:rPr>
@@ -21436,7 +23301,29 @@
           <w:szCs w:val="20"/>
           <w:lang w:val="ru-RU"/>
         </w:rPr>
-        <w:t>-2), без мемоизации.</w:t>
+        <w:t xml:space="preserve">-2), без </w:t>
+      </w:r>
+      <w:proofErr w:type="spellStart"/>
+      <w:r>
+        <w:rPr>
+          <w:rFonts w:ascii="Menlo" w:hAnsi="Menlo" w:cs="Menlo"/>
+          <w:color w:val="6E7781"/>
+          <w:sz w:val="20"/>
+          <w:szCs w:val="20"/>
+          <w:lang w:val="ru-RU"/>
+        </w:rPr>
+        <w:t>мемоизации</w:t>
+      </w:r>
+      <w:proofErr w:type="spellEnd"/>
+      <w:r>
+        <w:rPr>
+          <w:rFonts w:ascii="Menlo" w:hAnsi="Menlo" w:cs="Menlo"/>
+          <w:color w:val="6E7781"/>
+          <w:sz w:val="20"/>
+          <w:szCs w:val="20"/>
+          <w:lang w:val="ru-RU"/>
+        </w:rPr>
+        <w:t>.</w:t>
       </w:r>
     </w:p>
     <w:p>
@@ -21525,7 +23412,29 @@
           <w:szCs w:val="20"/>
           <w:lang w:val="ru-RU"/>
         </w:rPr>
-        <w:t xml:space="preserve"> *  (Аргумент — не массив, а число `</w:t>
+        <w:t xml:space="preserve"> </w:t>
+      </w:r>
+      <w:proofErr w:type="gramStart"/>
+      <w:r>
+        <w:rPr>
+          <w:rFonts w:ascii="Menlo" w:hAnsi="Menlo" w:cs="Menlo"/>
+          <w:color w:val="6E7781"/>
+          <w:sz w:val="20"/>
+          <w:szCs w:val="20"/>
+          <w:lang w:val="ru-RU"/>
+        </w:rPr>
+        <w:t>*  (</w:t>
+      </w:r>
+      <w:proofErr w:type="gramEnd"/>
+      <w:r>
+        <w:rPr>
+          <w:rFonts w:ascii="Menlo" w:hAnsi="Menlo" w:cs="Menlo"/>
+          <w:color w:val="6E7781"/>
+          <w:sz w:val="20"/>
+          <w:szCs w:val="20"/>
+          <w:lang w:val="ru-RU"/>
+        </w:rPr>
+        <w:t>Аргумент — не массив, а число `</w:t>
       </w:r>
       <w:r>
         <w:rPr>
@@ -21596,7 +23505,27 @@
           <w:sz w:val="20"/>
           <w:szCs w:val="20"/>
         </w:rPr>
-        <w:t>//  O(2^n)</w:t>
+        <w:t>/</w:t>
+      </w:r>
+      <w:proofErr w:type="gramStart"/>
+      <w:r>
+        <w:rPr>
+          <w:rFonts w:ascii="Menlo" w:hAnsi="Menlo" w:cs="Menlo"/>
+          <w:color w:val="6E7781"/>
+          <w:sz w:val="20"/>
+          <w:szCs w:val="20"/>
+        </w:rPr>
+        <w:t>/  O</w:t>
+      </w:r>
+      <w:proofErr w:type="gramEnd"/>
+      <w:r>
+        <w:rPr>
+          <w:rFonts w:ascii="Menlo" w:hAnsi="Menlo" w:cs="Menlo"/>
+          <w:color w:val="6E7781"/>
+          <w:sz w:val="20"/>
+          <w:szCs w:val="20"/>
+        </w:rPr>
+        <w:t>(2^n)</w:t>
       </w:r>
     </w:p>
     <w:p>
@@ -21628,6 +23557,7 @@
         </w:rPr>
         <w:t xml:space="preserve"> </w:t>
       </w:r>
+      <w:proofErr w:type="spellStart"/>
       <w:r>
         <w:rPr>
           <w:rFonts w:ascii="Menlo" w:hAnsi="Menlo" w:cs="Menlo"/>
@@ -21637,15 +23567,17 @@
         </w:rPr>
         <w:t>long</w:t>
       </w:r>
-      <w:r>
-        <w:rPr>
-          <w:rFonts w:ascii="Menlo" w:hAnsi="Menlo" w:cs="Menlo"/>
-          <w:color w:val="202020"/>
-          <w:sz w:val="20"/>
-          <w:szCs w:val="20"/>
-        </w:rPr>
-        <w:t xml:space="preserve"> </w:t>
-      </w:r>
+      <w:proofErr w:type="spellEnd"/>
+      <w:r>
+        <w:rPr>
+          <w:rFonts w:ascii="Menlo" w:hAnsi="Menlo" w:cs="Menlo"/>
+          <w:color w:val="202020"/>
+          <w:sz w:val="20"/>
+          <w:szCs w:val="20"/>
+        </w:rPr>
+        <w:t xml:space="preserve"> </w:t>
+      </w:r>
+      <w:proofErr w:type="spellStart"/>
       <w:r>
         <w:rPr>
           <w:rFonts w:ascii="Menlo" w:hAnsi="Menlo" w:cs="Menlo"/>
@@ -21653,8 +23585,19 @@
           <w:sz w:val="20"/>
           <w:szCs w:val="20"/>
         </w:rPr>
-        <w:t>fib_naive</w:t>
-      </w:r>
+        <w:t>fib_</w:t>
+      </w:r>
+      <w:proofErr w:type="gramStart"/>
+      <w:r>
+        <w:rPr>
+          <w:rFonts w:ascii="Menlo" w:hAnsi="Menlo" w:cs="Menlo"/>
+          <w:color w:val="8250DF"/>
+          <w:sz w:val="20"/>
+          <w:szCs w:val="20"/>
+        </w:rPr>
+        <w:t>naive</w:t>
+      </w:r>
+      <w:proofErr w:type="spellEnd"/>
       <w:r>
         <w:rPr>
           <w:rFonts w:ascii="Menlo" w:hAnsi="Menlo" w:cs="Menlo"/>
@@ -21664,6 +23607,7 @@
         </w:rPr>
         <w:t>(</w:t>
       </w:r>
+      <w:proofErr w:type="gramEnd"/>
       <w:r>
         <w:rPr>
           <w:rFonts w:ascii="Menlo" w:hAnsi="Menlo" w:cs="Menlo"/>
@@ -21889,6 +23833,7 @@
         </w:rPr>
         <w:t xml:space="preserve"> </w:t>
       </w:r>
+      <w:proofErr w:type="spellStart"/>
       <w:r>
         <w:rPr>
           <w:rFonts w:ascii="Menlo" w:hAnsi="Menlo" w:cs="Menlo"/>
@@ -21896,98 +23841,112 @@
           <w:sz w:val="20"/>
           <w:szCs w:val="20"/>
         </w:rPr>
+        <w:t>fib_</w:t>
+      </w:r>
+      <w:proofErr w:type="gramStart"/>
+      <w:r>
+        <w:rPr>
+          <w:rFonts w:ascii="Menlo" w:hAnsi="Menlo" w:cs="Menlo"/>
+          <w:color w:val="8250DF"/>
+          <w:sz w:val="20"/>
+          <w:szCs w:val="20"/>
+        </w:rPr>
+        <w:t>naive</w:t>
+      </w:r>
+      <w:proofErr w:type="spellEnd"/>
+      <w:r>
+        <w:rPr>
+          <w:rFonts w:ascii="Menlo" w:hAnsi="Menlo" w:cs="Menlo"/>
+          <w:color w:val="202020"/>
+          <w:sz w:val="20"/>
+          <w:szCs w:val="20"/>
+        </w:rPr>
+        <w:t>(</w:t>
+      </w:r>
+      <w:proofErr w:type="gramEnd"/>
+      <w:r>
+        <w:rPr>
+          <w:rFonts w:ascii="Menlo" w:hAnsi="Menlo" w:cs="Menlo"/>
+          <w:color w:val="953800"/>
+          <w:sz w:val="20"/>
+          <w:szCs w:val="20"/>
+        </w:rPr>
+        <w:t>n</w:t>
+      </w:r>
+      <w:r>
+        <w:rPr>
+          <w:rFonts w:ascii="Menlo" w:hAnsi="Menlo" w:cs="Menlo"/>
+          <w:color w:val="202020"/>
+          <w:sz w:val="20"/>
+          <w:szCs w:val="20"/>
+        </w:rPr>
+        <w:t xml:space="preserve"> </w:t>
+      </w:r>
+      <w:r>
+        <w:rPr>
+          <w:rFonts w:ascii="Menlo" w:hAnsi="Menlo" w:cs="Menlo"/>
+          <w:color w:val="000000"/>
+          <w:sz w:val="20"/>
+          <w:szCs w:val="20"/>
+        </w:rPr>
+        <w:t>-</w:t>
+      </w:r>
+      <w:r>
+        <w:rPr>
+          <w:rFonts w:ascii="Menlo" w:hAnsi="Menlo" w:cs="Menlo"/>
+          <w:color w:val="202020"/>
+          <w:sz w:val="20"/>
+          <w:szCs w:val="20"/>
+        </w:rPr>
+        <w:t xml:space="preserve"> </w:t>
+      </w:r>
+      <w:r>
+        <w:rPr>
+          <w:rFonts w:ascii="Menlo" w:hAnsi="Menlo" w:cs="Menlo"/>
+          <w:color w:val="098658"/>
+          <w:sz w:val="20"/>
+          <w:szCs w:val="20"/>
+        </w:rPr>
+        <w:t>1</w:t>
+      </w:r>
+      <w:r>
+        <w:rPr>
+          <w:rFonts w:ascii="Menlo" w:hAnsi="Menlo" w:cs="Menlo"/>
+          <w:color w:val="202020"/>
+          <w:sz w:val="20"/>
+          <w:szCs w:val="20"/>
+        </w:rPr>
+        <w:t xml:space="preserve">) </w:t>
+      </w:r>
+      <w:r>
+        <w:rPr>
+          <w:rFonts w:ascii="Menlo" w:hAnsi="Menlo" w:cs="Menlo"/>
+          <w:color w:val="000000"/>
+          <w:sz w:val="20"/>
+          <w:szCs w:val="20"/>
+        </w:rPr>
+        <w:t>+</w:t>
+      </w:r>
+      <w:r>
+        <w:rPr>
+          <w:rFonts w:ascii="Menlo" w:hAnsi="Menlo" w:cs="Menlo"/>
+          <w:color w:val="202020"/>
+          <w:sz w:val="20"/>
+          <w:szCs w:val="20"/>
+        </w:rPr>
+        <w:t xml:space="preserve"> </w:t>
+      </w:r>
+      <w:proofErr w:type="spellStart"/>
+      <w:r>
+        <w:rPr>
+          <w:rFonts w:ascii="Menlo" w:hAnsi="Menlo" w:cs="Menlo"/>
+          <w:color w:val="8250DF"/>
+          <w:sz w:val="20"/>
+          <w:szCs w:val="20"/>
+        </w:rPr>
         <w:t>fib_naive</w:t>
       </w:r>
-      <w:r>
-        <w:rPr>
-          <w:rFonts w:ascii="Menlo" w:hAnsi="Menlo" w:cs="Menlo"/>
-          <w:color w:val="202020"/>
-          <w:sz w:val="20"/>
-          <w:szCs w:val="20"/>
-        </w:rPr>
-        <w:t>(</w:t>
-      </w:r>
-      <w:r>
-        <w:rPr>
-          <w:rFonts w:ascii="Menlo" w:hAnsi="Menlo" w:cs="Menlo"/>
-          <w:color w:val="953800"/>
-          <w:sz w:val="20"/>
-          <w:szCs w:val="20"/>
-        </w:rPr>
-        <w:t>n</w:t>
-      </w:r>
-      <w:r>
-        <w:rPr>
-          <w:rFonts w:ascii="Menlo" w:hAnsi="Menlo" w:cs="Menlo"/>
-          <w:color w:val="202020"/>
-          <w:sz w:val="20"/>
-          <w:szCs w:val="20"/>
-        </w:rPr>
-        <w:t xml:space="preserve"> </w:t>
-      </w:r>
-      <w:r>
-        <w:rPr>
-          <w:rFonts w:ascii="Menlo" w:hAnsi="Menlo" w:cs="Menlo"/>
-          <w:color w:val="000000"/>
-          <w:sz w:val="20"/>
-          <w:szCs w:val="20"/>
-        </w:rPr>
-        <w:t>-</w:t>
-      </w:r>
-      <w:r>
-        <w:rPr>
-          <w:rFonts w:ascii="Menlo" w:hAnsi="Menlo" w:cs="Menlo"/>
-          <w:color w:val="202020"/>
-          <w:sz w:val="20"/>
-          <w:szCs w:val="20"/>
-        </w:rPr>
-        <w:t xml:space="preserve"> </w:t>
-      </w:r>
-      <w:r>
-        <w:rPr>
-          <w:rFonts w:ascii="Menlo" w:hAnsi="Menlo" w:cs="Menlo"/>
-          <w:color w:val="098658"/>
-          <w:sz w:val="20"/>
-          <w:szCs w:val="20"/>
-        </w:rPr>
-        <w:t>1</w:t>
-      </w:r>
-      <w:r>
-        <w:rPr>
-          <w:rFonts w:ascii="Menlo" w:hAnsi="Menlo" w:cs="Menlo"/>
-          <w:color w:val="202020"/>
-          <w:sz w:val="20"/>
-          <w:szCs w:val="20"/>
-        </w:rPr>
-        <w:t xml:space="preserve">) </w:t>
-      </w:r>
-      <w:r>
-        <w:rPr>
-          <w:rFonts w:ascii="Menlo" w:hAnsi="Menlo" w:cs="Menlo"/>
-          <w:color w:val="000000"/>
-          <w:sz w:val="20"/>
-          <w:szCs w:val="20"/>
-        </w:rPr>
-        <w:t>+</w:t>
-      </w:r>
-      <w:r>
-        <w:rPr>
-          <w:rFonts w:ascii="Menlo" w:hAnsi="Menlo" w:cs="Menlo"/>
-          <w:color w:val="202020"/>
-          <w:sz w:val="20"/>
-          <w:szCs w:val="20"/>
-        </w:rPr>
-        <w:t xml:space="preserve"> </w:t>
-      </w:r>
-      <w:r>
-        <w:rPr>
-          <w:rFonts w:ascii="Menlo" w:hAnsi="Menlo" w:cs="Menlo"/>
-          <w:color w:val="8250DF"/>
-          <w:sz w:val="20"/>
-          <w:szCs w:val="20"/>
-        </w:rPr>
-        <w:t>fib_naive</w:t>
-      </w:r>
+      <w:proofErr w:type="spellEnd"/>
       <w:r>
         <w:rPr>
           <w:rFonts w:ascii="Menlo" w:hAnsi="Menlo" w:cs="Menlo"/>
@@ -22114,6 +24073,7 @@
         </w:rPr>
         <w:t xml:space="preserve"> </w:t>
       </w:r>
+      <w:proofErr w:type="gramStart"/>
       <w:r>
         <w:rPr>
           <w:rFonts w:ascii="Menlo" w:hAnsi="Menlo" w:cs="Menlo"/>
@@ -22130,7 +24090,17 @@
           <w:sz w:val="20"/>
           <w:szCs w:val="20"/>
         </w:rPr>
-        <w:t>(){</w:t>
+        <w:t>(</w:t>
+      </w:r>
+      <w:proofErr w:type="gramEnd"/>
+      <w:r>
+        <w:rPr>
+          <w:rFonts w:ascii="Menlo" w:hAnsi="Menlo" w:cs="Menlo"/>
+          <w:color w:val="202020"/>
+          <w:sz w:val="20"/>
+          <w:szCs w:val="20"/>
+        </w:rPr>
+        <w:t>){</w:t>
       </w:r>
     </w:p>
     <w:p>
@@ -22282,6 +24252,7 @@
         </w:rPr>
         <w:t xml:space="preserve"> </w:t>
       </w:r>
+      <w:proofErr w:type="gramStart"/>
       <w:r>
         <w:rPr>
           <w:rFonts w:ascii="Menlo" w:hAnsi="Menlo" w:cs="Menlo"/>
@@ -22300,6 +24271,7 @@
         </w:rPr>
         <w:t>[</w:t>
       </w:r>
+      <w:proofErr w:type="gramEnd"/>
       <w:r>
         <w:rPr>
           <w:rFonts w:ascii="Menlo" w:hAnsi="Menlo" w:cs="Menlo"/>
@@ -23101,6 +25073,7 @@
         </w:rPr>
         <w:t xml:space="preserve">    </w:t>
       </w:r>
+      <w:proofErr w:type="gramStart"/>
       <w:r>
         <w:rPr>
           <w:rFonts w:ascii="Menlo" w:hAnsi="Menlo" w:cs="Menlo"/>
@@ -23119,6 +25092,8 @@
         </w:rPr>
         <w:t>::</w:t>
       </w:r>
+      <w:proofErr w:type="spellStart"/>
+      <w:proofErr w:type="gramEnd"/>
       <w:r>
         <w:rPr>
           <w:rFonts w:ascii="Menlo" w:hAnsi="Menlo" w:cs="Menlo"/>
@@ -23128,6 +25103,7 @@
         </w:rPr>
         <w:t>cout</w:t>
       </w:r>
+      <w:proofErr w:type="spellEnd"/>
       <w:r>
         <w:rPr>
           <w:rFonts w:ascii="Menlo" w:hAnsi="Menlo" w:cs="Menlo"/>
@@ -23194,6 +25170,7 @@
         </w:rPr>
         <w:t xml:space="preserve">    </w:t>
       </w:r>
+      <w:proofErr w:type="gramStart"/>
       <w:r>
         <w:rPr>
           <w:rFonts w:ascii="Menlo" w:hAnsi="Menlo" w:cs="Menlo"/>
@@ -23212,6 +25189,8 @@
         </w:rPr>
         <w:t>::</w:t>
       </w:r>
+      <w:proofErr w:type="spellStart"/>
+      <w:proofErr w:type="gramEnd"/>
       <w:r>
         <w:rPr>
           <w:rFonts w:ascii="Menlo" w:hAnsi="Menlo" w:cs="Menlo"/>
@@ -23221,6 +25200,7 @@
         </w:rPr>
         <w:t>cout</w:t>
       </w:r>
+      <w:proofErr w:type="spellEnd"/>
       <w:r>
         <w:rPr>
           <w:rFonts w:ascii="Menlo" w:hAnsi="Menlo" w:cs="Menlo"/>
@@ -23237,7 +25217,27 @@
           <w:sz w:val="20"/>
           <w:szCs w:val="20"/>
         </w:rPr>
-        <w:t>"size time(mcrs)</w:t>
+        <w:t>"size time(</w:t>
+      </w:r>
+      <w:proofErr w:type="spellStart"/>
+      <w:r>
+        <w:rPr>
+          <w:rFonts w:ascii="Menlo" w:hAnsi="Menlo" w:cs="Menlo"/>
+          <w:color w:val="0A3069"/>
+          <w:sz w:val="20"/>
+          <w:szCs w:val="20"/>
+        </w:rPr>
+        <w:t>mcrs</w:t>
+      </w:r>
+      <w:proofErr w:type="spellEnd"/>
+      <w:r>
+        <w:rPr>
+          <w:rFonts w:ascii="Menlo" w:hAnsi="Menlo" w:cs="Menlo"/>
+          <w:color w:val="0A3069"/>
+          <w:sz w:val="20"/>
+          <w:szCs w:val="20"/>
+        </w:rPr>
+        <w:t>)</w:t>
       </w:r>
       <w:r>
         <w:rPr>
@@ -23323,6 +25323,7 @@
         </w:rPr>
         <w:t xml:space="preserve"> </w:t>
       </w:r>
+      <w:proofErr w:type="gramStart"/>
       <w:r>
         <w:rPr>
           <w:rFonts w:ascii="Menlo" w:hAnsi="Menlo" w:cs="Menlo"/>
@@ -23339,7 +25340,17 @@
           <w:sz w:val="20"/>
           <w:szCs w:val="20"/>
         </w:rPr>
-        <w:t xml:space="preserve"> : </w:t>
+        <w:t xml:space="preserve"> :</w:t>
+      </w:r>
+      <w:proofErr w:type="gramEnd"/>
+      <w:r>
+        <w:rPr>
+          <w:rFonts w:ascii="Menlo" w:hAnsi="Menlo" w:cs="Menlo"/>
+          <w:color w:val="202020"/>
+          <w:sz w:val="20"/>
+          <w:szCs w:val="20"/>
+        </w:rPr>
+        <w:t xml:space="preserve"> </w:t>
       </w:r>
       <w:r>
         <w:rPr>
@@ -23414,7 +25425,27 @@
           <w:sz w:val="20"/>
           <w:szCs w:val="20"/>
         </w:rPr>
-        <w:t xml:space="preserve"> arr </w:t>
+        <w:t xml:space="preserve"> </w:t>
+      </w:r>
+      <w:proofErr w:type="spellStart"/>
+      <w:r>
+        <w:rPr>
+          <w:rFonts w:ascii="Menlo" w:hAnsi="Menlo" w:cs="Menlo"/>
+          <w:color w:val="1F2328"/>
+          <w:sz w:val="20"/>
+          <w:szCs w:val="20"/>
+        </w:rPr>
+        <w:t>arr</w:t>
+      </w:r>
+      <w:proofErr w:type="spellEnd"/>
+      <w:r>
+        <w:rPr>
+          <w:rFonts w:ascii="Menlo" w:hAnsi="Menlo" w:cs="Menlo"/>
+          <w:color w:val="1F2328"/>
+          <w:sz w:val="20"/>
+          <w:szCs w:val="20"/>
+        </w:rPr>
+        <w:t xml:space="preserve"> </w:t>
       </w:r>
       <w:r>
         <w:rPr>
@@ -23434,6 +25465,8 @@
         </w:rPr>
         <w:t xml:space="preserve"> </w:t>
       </w:r>
+      <w:proofErr w:type="spellStart"/>
+      <w:proofErr w:type="gramStart"/>
       <w:r>
         <w:rPr>
           <w:rFonts w:ascii="Menlo" w:hAnsi="Menlo" w:cs="Menlo"/>
@@ -23443,14 +25476,25 @@
         </w:rPr>
         <w:t>randArr</w:t>
       </w:r>
-      <w:r>
-        <w:rPr>
-          <w:rFonts w:ascii="Menlo" w:hAnsi="Menlo" w:cs="Menlo"/>
-          <w:color w:val="1F2328"/>
-          <w:sz w:val="20"/>
-          <w:szCs w:val="20"/>
-        </w:rPr>
-        <w:t xml:space="preserve">(size, </w:t>
+      <w:proofErr w:type="spellEnd"/>
+      <w:r>
+        <w:rPr>
+          <w:rFonts w:ascii="Menlo" w:hAnsi="Menlo" w:cs="Menlo"/>
+          <w:color w:val="1F2328"/>
+          <w:sz w:val="20"/>
+          <w:szCs w:val="20"/>
+        </w:rPr>
+        <w:t>(</w:t>
+      </w:r>
+      <w:proofErr w:type="gramEnd"/>
+      <w:r>
+        <w:rPr>
+          <w:rFonts w:ascii="Menlo" w:hAnsi="Menlo" w:cs="Menlo"/>
+          <w:color w:val="1F2328"/>
+          <w:sz w:val="20"/>
+          <w:szCs w:val="20"/>
+        </w:rPr>
+        <w:t xml:space="preserve">size, </w:t>
       </w:r>
       <w:r>
         <w:rPr>
@@ -23546,7 +25590,27 @@
           <w:sz w:val="20"/>
           <w:szCs w:val="20"/>
         </w:rPr>
-        <w:t xml:space="preserve"> t{};</w:t>
+        <w:t xml:space="preserve"> </w:t>
+      </w:r>
+      <w:proofErr w:type="gramStart"/>
+      <w:r>
+        <w:rPr>
+          <w:rFonts w:ascii="Menlo" w:hAnsi="Menlo" w:cs="Menlo"/>
+          <w:color w:val="1F2328"/>
+          <w:sz w:val="20"/>
+          <w:szCs w:val="20"/>
+        </w:rPr>
+        <w:t>t{</w:t>
+      </w:r>
+      <w:proofErr w:type="gramEnd"/>
+      <w:r>
+        <w:rPr>
+          <w:rFonts w:ascii="Menlo" w:hAnsi="Menlo" w:cs="Menlo"/>
+          <w:color w:val="1F2328"/>
+          <w:sz w:val="20"/>
+          <w:szCs w:val="20"/>
+        </w:rPr>
+        <w:t>};</w:t>
       </w:r>
     </w:p>
     <w:p>
@@ -23569,6 +25633,7 @@
         </w:rPr>
         <w:t xml:space="preserve">            </w:t>
       </w:r>
+      <w:proofErr w:type="spellStart"/>
       <w:r>
         <w:rPr>
           <w:rFonts w:ascii="Menlo" w:hAnsi="Menlo" w:cs="Menlo"/>
@@ -23576,16 +25641,48 @@
           <w:sz w:val="20"/>
           <w:szCs w:val="20"/>
         </w:rPr>
-        <w:t>access_middle</w:t>
-      </w:r>
-      <w:r>
-        <w:rPr>
-          <w:rFonts w:ascii="Menlo" w:hAnsi="Menlo" w:cs="Menlo"/>
-          <w:color w:val="1F2328"/>
-          <w:sz w:val="20"/>
-          <w:szCs w:val="20"/>
-        </w:rPr>
-        <w:t>(arr, size);</w:t>
+        <w:t>access_</w:t>
+      </w:r>
+      <w:proofErr w:type="gramStart"/>
+      <w:r>
+        <w:rPr>
+          <w:rFonts w:ascii="Menlo" w:hAnsi="Menlo" w:cs="Menlo"/>
+          <w:color w:val="8250DF"/>
+          <w:sz w:val="20"/>
+          <w:szCs w:val="20"/>
+        </w:rPr>
+        <w:t>middle</w:t>
+      </w:r>
+      <w:proofErr w:type="spellEnd"/>
+      <w:r>
+        <w:rPr>
+          <w:rFonts w:ascii="Menlo" w:hAnsi="Menlo" w:cs="Menlo"/>
+          <w:color w:val="1F2328"/>
+          <w:sz w:val="20"/>
+          <w:szCs w:val="20"/>
+        </w:rPr>
+        <w:t>(</w:t>
+      </w:r>
+      <w:proofErr w:type="spellStart"/>
+      <w:proofErr w:type="gramEnd"/>
+      <w:r>
+        <w:rPr>
+          <w:rFonts w:ascii="Menlo" w:hAnsi="Menlo" w:cs="Menlo"/>
+          <w:color w:val="1F2328"/>
+          <w:sz w:val="20"/>
+          <w:szCs w:val="20"/>
+        </w:rPr>
+        <w:t>arr</w:t>
+      </w:r>
+      <w:proofErr w:type="spellEnd"/>
+      <w:r>
+        <w:rPr>
+          <w:rFonts w:ascii="Menlo" w:hAnsi="Menlo" w:cs="Menlo"/>
+          <w:color w:val="1F2328"/>
+          <w:sz w:val="20"/>
+          <w:szCs w:val="20"/>
+        </w:rPr>
+        <w:t>, size);</w:t>
       </w:r>
     </w:p>
     <w:p>
@@ -23608,6 +25705,7 @@
         </w:rPr>
         <w:t xml:space="preserve">            </w:t>
       </w:r>
+      <w:proofErr w:type="gramStart"/>
       <w:r>
         <w:rPr>
           <w:rFonts w:ascii="Menlo" w:hAnsi="Menlo" w:cs="Menlo"/>
@@ -23624,7 +25722,28 @@
           <w:sz w:val="20"/>
           <w:szCs w:val="20"/>
         </w:rPr>
-        <w:t xml:space="preserve">::cout </w:t>
+        <w:t>::</w:t>
+      </w:r>
+      <w:proofErr w:type="spellStart"/>
+      <w:proofErr w:type="gramEnd"/>
+      <w:r>
+        <w:rPr>
+          <w:rFonts w:ascii="Menlo" w:hAnsi="Menlo" w:cs="Menlo"/>
+          <w:color w:val="1F2328"/>
+          <w:sz w:val="20"/>
+          <w:szCs w:val="20"/>
+        </w:rPr>
+        <w:t>cout</w:t>
+      </w:r>
+      <w:proofErr w:type="spellEnd"/>
+      <w:r>
+        <w:rPr>
+          <w:rFonts w:ascii="Menlo" w:hAnsi="Menlo" w:cs="Menlo"/>
+          <w:color w:val="1F2328"/>
+          <w:sz w:val="20"/>
+          <w:szCs w:val="20"/>
+        </w:rPr>
+        <w:t xml:space="preserve"> </w:t>
       </w:r>
       <w:r>
         <w:rPr>
@@ -23722,6 +25841,7 @@
         </w:rPr>
         <w:t xml:space="preserve">        </w:t>
       </w:r>
+      <w:proofErr w:type="gramStart"/>
       <w:r>
         <w:rPr>
           <w:rFonts w:ascii="Menlo" w:hAnsi="Menlo" w:cs="Menlo"/>
@@ -23729,16 +25849,46 @@
           <w:sz w:val="20"/>
           <w:szCs w:val="20"/>
         </w:rPr>
-        <w:t>delete[]</w:t>
-      </w:r>
-      <w:r>
-        <w:rPr>
-          <w:rFonts w:ascii="Menlo" w:hAnsi="Menlo" w:cs="Menlo"/>
-          <w:color w:val="1F2328"/>
-          <w:sz w:val="20"/>
-          <w:szCs w:val="20"/>
-        </w:rPr>
-        <w:t xml:space="preserve"> arr;</w:t>
+        <w:t>delete[</w:t>
+      </w:r>
+      <w:proofErr w:type="gramEnd"/>
+      <w:r>
+        <w:rPr>
+          <w:rFonts w:ascii="Menlo" w:hAnsi="Menlo" w:cs="Menlo"/>
+          <w:color w:val="AF00DB"/>
+          <w:sz w:val="20"/>
+          <w:szCs w:val="20"/>
+        </w:rPr>
+        <w:t>]</w:t>
+      </w:r>
+      <w:r>
+        <w:rPr>
+          <w:rFonts w:ascii="Menlo" w:hAnsi="Menlo" w:cs="Menlo"/>
+          <w:color w:val="1F2328"/>
+          <w:sz w:val="20"/>
+          <w:szCs w:val="20"/>
+        </w:rPr>
+        <w:t xml:space="preserve"> </w:t>
+      </w:r>
+      <w:proofErr w:type="spellStart"/>
+      <w:r>
+        <w:rPr>
+          <w:rFonts w:ascii="Menlo" w:hAnsi="Menlo" w:cs="Menlo"/>
+          <w:color w:val="1F2328"/>
+          <w:sz w:val="20"/>
+          <w:szCs w:val="20"/>
+        </w:rPr>
+        <w:t>arr</w:t>
+      </w:r>
+      <w:proofErr w:type="spellEnd"/>
+      <w:r>
+        <w:rPr>
+          <w:rFonts w:ascii="Menlo" w:hAnsi="Menlo" w:cs="Menlo"/>
+          <w:color w:val="1F2328"/>
+          <w:sz w:val="20"/>
+          <w:szCs w:val="20"/>
+        </w:rPr>
+        <w:t>;</w:t>
       </w:r>
     </w:p>
     <w:p>
@@ -23794,6 +25944,7 @@
         </w:rPr>
         <w:t xml:space="preserve">    </w:t>
       </w:r>
+      <w:proofErr w:type="gramStart"/>
       <w:r>
         <w:rPr>
           <w:rFonts w:ascii="Menlo" w:hAnsi="Menlo" w:cs="Menlo"/>
@@ -23812,6 +25963,8 @@
         </w:rPr>
         <w:t>::</w:t>
       </w:r>
+      <w:proofErr w:type="spellStart"/>
+      <w:proofErr w:type="gramEnd"/>
       <w:r>
         <w:rPr>
           <w:rFonts w:ascii="Menlo" w:hAnsi="Menlo" w:cs="Menlo"/>
@@ -23821,6 +25974,7 @@
         </w:rPr>
         <w:t>cout</w:t>
       </w:r>
+      <w:proofErr w:type="spellEnd"/>
       <w:r>
         <w:rPr>
           <w:rFonts w:ascii="Menlo" w:hAnsi="Menlo" w:cs="Menlo"/>
@@ -23887,6 +26041,7 @@
         </w:rPr>
         <w:t xml:space="preserve">    </w:t>
       </w:r>
+      <w:proofErr w:type="gramStart"/>
       <w:r>
         <w:rPr>
           <w:rFonts w:ascii="Menlo" w:hAnsi="Menlo" w:cs="Menlo"/>
@@ -23905,6 +26060,8 @@
         </w:rPr>
         <w:t>::</w:t>
       </w:r>
+      <w:proofErr w:type="spellStart"/>
+      <w:proofErr w:type="gramEnd"/>
       <w:r>
         <w:rPr>
           <w:rFonts w:ascii="Menlo" w:hAnsi="Menlo" w:cs="Menlo"/>
@@ -23914,6 +26071,7 @@
         </w:rPr>
         <w:t>cout</w:t>
       </w:r>
+      <w:proofErr w:type="spellEnd"/>
       <w:r>
         <w:rPr>
           <w:rFonts w:ascii="Menlo" w:hAnsi="Menlo" w:cs="Menlo"/>
@@ -23930,7 +26088,27 @@
           <w:sz w:val="20"/>
           <w:szCs w:val="20"/>
         </w:rPr>
-        <w:t>"size time(mcrs)</w:t>
+        <w:t>"size time(</w:t>
+      </w:r>
+      <w:proofErr w:type="spellStart"/>
+      <w:r>
+        <w:rPr>
+          <w:rFonts w:ascii="Menlo" w:hAnsi="Menlo" w:cs="Menlo"/>
+          <w:color w:val="0A3069"/>
+          <w:sz w:val="20"/>
+          <w:szCs w:val="20"/>
+        </w:rPr>
+        <w:t>mcrs</w:t>
+      </w:r>
+      <w:proofErr w:type="spellEnd"/>
+      <w:r>
+        <w:rPr>
+          <w:rFonts w:ascii="Menlo" w:hAnsi="Menlo" w:cs="Menlo"/>
+          <w:color w:val="0A3069"/>
+          <w:sz w:val="20"/>
+          <w:szCs w:val="20"/>
+        </w:rPr>
+        <w:t>)</w:t>
       </w:r>
       <w:r>
         <w:rPr>
@@ -24016,6 +26194,7 @@
         </w:rPr>
         <w:t xml:space="preserve"> </w:t>
       </w:r>
+      <w:proofErr w:type="gramStart"/>
       <w:r>
         <w:rPr>
           <w:rFonts w:ascii="Menlo" w:hAnsi="Menlo" w:cs="Menlo"/>
@@ -24032,7 +26211,17 @@
           <w:sz w:val="20"/>
           <w:szCs w:val="20"/>
         </w:rPr>
-        <w:t xml:space="preserve"> : </w:t>
+        <w:t xml:space="preserve"> :</w:t>
+      </w:r>
+      <w:proofErr w:type="gramEnd"/>
+      <w:r>
+        <w:rPr>
+          <w:rFonts w:ascii="Menlo" w:hAnsi="Menlo" w:cs="Menlo"/>
+          <w:color w:val="202020"/>
+          <w:sz w:val="20"/>
+          <w:szCs w:val="20"/>
+        </w:rPr>
+        <w:t xml:space="preserve"> </w:t>
       </w:r>
       <w:r>
         <w:rPr>
@@ -24107,7 +26296,27 @@
           <w:sz w:val="20"/>
           <w:szCs w:val="20"/>
         </w:rPr>
-        <w:t xml:space="preserve"> arr </w:t>
+        <w:t xml:space="preserve"> </w:t>
+      </w:r>
+      <w:proofErr w:type="spellStart"/>
+      <w:r>
+        <w:rPr>
+          <w:rFonts w:ascii="Menlo" w:hAnsi="Menlo" w:cs="Menlo"/>
+          <w:color w:val="1F2328"/>
+          <w:sz w:val="20"/>
+          <w:szCs w:val="20"/>
+        </w:rPr>
+        <w:t>arr</w:t>
+      </w:r>
+      <w:proofErr w:type="spellEnd"/>
+      <w:r>
+        <w:rPr>
+          <w:rFonts w:ascii="Menlo" w:hAnsi="Menlo" w:cs="Menlo"/>
+          <w:color w:val="1F2328"/>
+          <w:sz w:val="20"/>
+          <w:szCs w:val="20"/>
+        </w:rPr>
+        <w:t xml:space="preserve"> </w:t>
       </w:r>
       <w:r>
         <w:rPr>
@@ -24127,6 +26336,8 @@
         </w:rPr>
         <w:t xml:space="preserve"> </w:t>
       </w:r>
+      <w:proofErr w:type="spellStart"/>
+      <w:proofErr w:type="gramStart"/>
       <w:r>
         <w:rPr>
           <w:rFonts w:ascii="Menlo" w:hAnsi="Menlo" w:cs="Menlo"/>
@@ -24136,14 +26347,25 @@
         </w:rPr>
         <w:t>randArr</w:t>
       </w:r>
-      <w:r>
-        <w:rPr>
-          <w:rFonts w:ascii="Menlo" w:hAnsi="Menlo" w:cs="Menlo"/>
-          <w:color w:val="1F2328"/>
-          <w:sz w:val="20"/>
-          <w:szCs w:val="20"/>
-        </w:rPr>
-        <w:t xml:space="preserve">(size, </w:t>
+      <w:proofErr w:type="spellEnd"/>
+      <w:r>
+        <w:rPr>
+          <w:rFonts w:ascii="Menlo" w:hAnsi="Menlo" w:cs="Menlo"/>
+          <w:color w:val="1F2328"/>
+          <w:sz w:val="20"/>
+          <w:szCs w:val="20"/>
+        </w:rPr>
+        <w:t>(</w:t>
+      </w:r>
+      <w:proofErr w:type="gramEnd"/>
+      <w:r>
+        <w:rPr>
+          <w:rFonts w:ascii="Menlo" w:hAnsi="Menlo" w:cs="Menlo"/>
+          <w:color w:val="1F2328"/>
+          <w:sz w:val="20"/>
+          <w:szCs w:val="20"/>
+        </w:rPr>
+        <w:t xml:space="preserve">size, </w:t>
       </w:r>
       <w:r>
         <w:rPr>
@@ -24239,7 +26461,27 @@
           <w:sz w:val="20"/>
           <w:szCs w:val="20"/>
         </w:rPr>
-        <w:t xml:space="preserve"> t{};</w:t>
+        <w:t xml:space="preserve"> </w:t>
+      </w:r>
+      <w:proofErr w:type="gramStart"/>
+      <w:r>
+        <w:rPr>
+          <w:rFonts w:ascii="Menlo" w:hAnsi="Menlo" w:cs="Menlo"/>
+          <w:color w:val="1F2328"/>
+          <w:sz w:val="20"/>
+          <w:szCs w:val="20"/>
+        </w:rPr>
+        <w:t>t{</w:t>
+      </w:r>
+      <w:proofErr w:type="gramEnd"/>
+      <w:r>
+        <w:rPr>
+          <w:rFonts w:ascii="Menlo" w:hAnsi="Menlo" w:cs="Menlo"/>
+          <w:color w:val="1F2328"/>
+          <w:sz w:val="20"/>
+          <w:szCs w:val="20"/>
+        </w:rPr>
+        <w:t>};</w:t>
       </w:r>
     </w:p>
     <w:p>
@@ -24262,6 +26504,7 @@
         </w:rPr>
         <w:t xml:space="preserve">            </w:t>
       </w:r>
+      <w:proofErr w:type="spellStart"/>
       <w:r>
         <w:rPr>
           <w:rFonts w:ascii="Menlo" w:hAnsi="Menlo" w:cs="Menlo"/>
@@ -24269,16 +26512,48 @@
           <w:sz w:val="20"/>
           <w:szCs w:val="20"/>
         </w:rPr>
-        <w:t>find_max</w:t>
-      </w:r>
-      <w:r>
-        <w:rPr>
-          <w:rFonts w:ascii="Menlo" w:hAnsi="Menlo" w:cs="Menlo"/>
-          <w:color w:val="1F2328"/>
-          <w:sz w:val="20"/>
-          <w:szCs w:val="20"/>
-        </w:rPr>
-        <w:t>(arr, size);</w:t>
+        <w:t>find_</w:t>
+      </w:r>
+      <w:proofErr w:type="gramStart"/>
+      <w:r>
+        <w:rPr>
+          <w:rFonts w:ascii="Menlo" w:hAnsi="Menlo" w:cs="Menlo"/>
+          <w:color w:val="8250DF"/>
+          <w:sz w:val="20"/>
+          <w:szCs w:val="20"/>
+        </w:rPr>
+        <w:t>max</w:t>
+      </w:r>
+      <w:proofErr w:type="spellEnd"/>
+      <w:r>
+        <w:rPr>
+          <w:rFonts w:ascii="Menlo" w:hAnsi="Menlo" w:cs="Menlo"/>
+          <w:color w:val="1F2328"/>
+          <w:sz w:val="20"/>
+          <w:szCs w:val="20"/>
+        </w:rPr>
+        <w:t>(</w:t>
+      </w:r>
+      <w:proofErr w:type="spellStart"/>
+      <w:proofErr w:type="gramEnd"/>
+      <w:r>
+        <w:rPr>
+          <w:rFonts w:ascii="Menlo" w:hAnsi="Menlo" w:cs="Menlo"/>
+          <w:color w:val="1F2328"/>
+          <w:sz w:val="20"/>
+          <w:szCs w:val="20"/>
+        </w:rPr>
+        <w:t>arr</w:t>
+      </w:r>
+      <w:proofErr w:type="spellEnd"/>
+      <w:r>
+        <w:rPr>
+          <w:rFonts w:ascii="Menlo" w:hAnsi="Menlo" w:cs="Menlo"/>
+          <w:color w:val="1F2328"/>
+          <w:sz w:val="20"/>
+          <w:szCs w:val="20"/>
+        </w:rPr>
+        <w:t>, size);</w:t>
       </w:r>
     </w:p>
     <w:p>
@@ -24301,6 +26576,7 @@
         </w:rPr>
         <w:t xml:space="preserve">            </w:t>
       </w:r>
+      <w:proofErr w:type="gramStart"/>
       <w:r>
         <w:rPr>
           <w:rFonts w:ascii="Menlo" w:hAnsi="Menlo" w:cs="Menlo"/>
@@ -24317,7 +26593,28 @@
           <w:sz w:val="20"/>
           <w:szCs w:val="20"/>
         </w:rPr>
-        <w:t xml:space="preserve">::cout </w:t>
+        <w:t>::</w:t>
+      </w:r>
+      <w:proofErr w:type="spellStart"/>
+      <w:proofErr w:type="gramEnd"/>
+      <w:r>
+        <w:rPr>
+          <w:rFonts w:ascii="Menlo" w:hAnsi="Menlo" w:cs="Menlo"/>
+          <w:color w:val="1F2328"/>
+          <w:sz w:val="20"/>
+          <w:szCs w:val="20"/>
+        </w:rPr>
+        <w:t>cout</w:t>
+      </w:r>
+      <w:proofErr w:type="spellEnd"/>
+      <w:r>
+        <w:rPr>
+          <w:rFonts w:ascii="Menlo" w:hAnsi="Menlo" w:cs="Menlo"/>
+          <w:color w:val="1F2328"/>
+          <w:sz w:val="20"/>
+          <w:szCs w:val="20"/>
+        </w:rPr>
+        <w:t xml:space="preserve"> </w:t>
       </w:r>
       <w:r>
         <w:rPr>
@@ -24415,6 +26712,7 @@
         </w:rPr>
         <w:t xml:space="preserve">        </w:t>
       </w:r>
+      <w:proofErr w:type="gramStart"/>
       <w:r>
         <w:rPr>
           <w:rFonts w:ascii="Menlo" w:hAnsi="Menlo" w:cs="Menlo"/>
@@ -24422,16 +26720,46 @@
           <w:sz w:val="20"/>
           <w:szCs w:val="20"/>
         </w:rPr>
-        <w:t>delete[]</w:t>
-      </w:r>
-      <w:r>
-        <w:rPr>
-          <w:rFonts w:ascii="Menlo" w:hAnsi="Menlo" w:cs="Menlo"/>
-          <w:color w:val="1F2328"/>
-          <w:sz w:val="20"/>
-          <w:szCs w:val="20"/>
-        </w:rPr>
-        <w:t xml:space="preserve"> arr;</w:t>
+        <w:t>delete[</w:t>
+      </w:r>
+      <w:proofErr w:type="gramEnd"/>
+      <w:r>
+        <w:rPr>
+          <w:rFonts w:ascii="Menlo" w:hAnsi="Menlo" w:cs="Menlo"/>
+          <w:color w:val="AF00DB"/>
+          <w:sz w:val="20"/>
+          <w:szCs w:val="20"/>
+        </w:rPr>
+        <w:t>]</w:t>
+      </w:r>
+      <w:r>
+        <w:rPr>
+          <w:rFonts w:ascii="Menlo" w:hAnsi="Menlo" w:cs="Menlo"/>
+          <w:color w:val="1F2328"/>
+          <w:sz w:val="20"/>
+          <w:szCs w:val="20"/>
+        </w:rPr>
+        <w:t xml:space="preserve"> </w:t>
+      </w:r>
+      <w:proofErr w:type="spellStart"/>
+      <w:r>
+        <w:rPr>
+          <w:rFonts w:ascii="Menlo" w:hAnsi="Menlo" w:cs="Menlo"/>
+          <w:color w:val="1F2328"/>
+          <w:sz w:val="20"/>
+          <w:szCs w:val="20"/>
+        </w:rPr>
+        <w:t>arr</w:t>
+      </w:r>
+      <w:proofErr w:type="spellEnd"/>
+      <w:r>
+        <w:rPr>
+          <w:rFonts w:ascii="Menlo" w:hAnsi="Menlo" w:cs="Menlo"/>
+          <w:color w:val="1F2328"/>
+          <w:sz w:val="20"/>
+          <w:szCs w:val="20"/>
+        </w:rPr>
+        <w:t>;</w:t>
       </w:r>
     </w:p>
     <w:p>
@@ -24487,6 +26815,7 @@
         </w:rPr>
         <w:t xml:space="preserve">    </w:t>
       </w:r>
+      <w:proofErr w:type="gramStart"/>
       <w:r>
         <w:rPr>
           <w:rFonts w:ascii="Menlo" w:hAnsi="Menlo" w:cs="Menlo"/>
@@ -24505,6 +26834,8 @@
         </w:rPr>
         <w:t>::</w:t>
       </w:r>
+      <w:proofErr w:type="spellStart"/>
+      <w:proofErr w:type="gramEnd"/>
       <w:r>
         <w:rPr>
           <w:rFonts w:ascii="Menlo" w:hAnsi="Menlo" w:cs="Menlo"/>
@@ -24514,6 +26845,7 @@
         </w:rPr>
         <w:t>cout</w:t>
       </w:r>
+      <w:proofErr w:type="spellEnd"/>
       <w:r>
         <w:rPr>
           <w:rFonts w:ascii="Menlo" w:hAnsi="Menlo" w:cs="Menlo"/>
@@ -24580,6 +26912,7 @@
         </w:rPr>
         <w:t xml:space="preserve">    </w:t>
       </w:r>
+      <w:proofErr w:type="gramStart"/>
       <w:r>
         <w:rPr>
           <w:rFonts w:ascii="Menlo" w:hAnsi="Menlo" w:cs="Menlo"/>
@@ -24598,6 +26931,8 @@
         </w:rPr>
         <w:t>::</w:t>
       </w:r>
+      <w:proofErr w:type="spellStart"/>
+      <w:proofErr w:type="gramEnd"/>
       <w:r>
         <w:rPr>
           <w:rFonts w:ascii="Menlo" w:hAnsi="Menlo" w:cs="Menlo"/>
@@ -24607,6 +26942,7 @@
         </w:rPr>
         <w:t>cout</w:t>
       </w:r>
+      <w:proofErr w:type="spellEnd"/>
       <w:r>
         <w:rPr>
           <w:rFonts w:ascii="Menlo" w:hAnsi="Menlo" w:cs="Menlo"/>
@@ -24623,7 +26959,27 @@
           <w:sz w:val="20"/>
           <w:szCs w:val="20"/>
         </w:rPr>
-        <w:t>"size time(mcrs)</w:t>
+        <w:t>"size time(</w:t>
+      </w:r>
+      <w:proofErr w:type="spellStart"/>
+      <w:r>
+        <w:rPr>
+          <w:rFonts w:ascii="Menlo" w:hAnsi="Menlo" w:cs="Menlo"/>
+          <w:color w:val="0A3069"/>
+          <w:sz w:val="20"/>
+          <w:szCs w:val="20"/>
+        </w:rPr>
+        <w:t>mcrs</w:t>
+      </w:r>
+      <w:proofErr w:type="spellEnd"/>
+      <w:r>
+        <w:rPr>
+          <w:rFonts w:ascii="Menlo" w:hAnsi="Menlo" w:cs="Menlo"/>
+          <w:color w:val="0A3069"/>
+          <w:sz w:val="20"/>
+          <w:szCs w:val="20"/>
+        </w:rPr>
+        <w:t>)</w:t>
       </w:r>
       <w:r>
         <w:rPr>
@@ -24709,6 +27065,7 @@
         </w:rPr>
         <w:t xml:space="preserve"> </w:t>
       </w:r>
+      <w:proofErr w:type="gramStart"/>
       <w:r>
         <w:rPr>
           <w:rFonts w:ascii="Menlo" w:hAnsi="Menlo" w:cs="Menlo"/>
@@ -24725,7 +27082,17 @@
           <w:sz w:val="20"/>
           <w:szCs w:val="20"/>
         </w:rPr>
-        <w:t xml:space="preserve"> : </w:t>
+        <w:t xml:space="preserve"> :</w:t>
+      </w:r>
+      <w:proofErr w:type="gramEnd"/>
+      <w:r>
+        <w:rPr>
+          <w:rFonts w:ascii="Menlo" w:hAnsi="Menlo" w:cs="Menlo"/>
+          <w:color w:val="202020"/>
+          <w:sz w:val="20"/>
+          <w:szCs w:val="20"/>
+        </w:rPr>
+        <w:t xml:space="preserve"> </w:t>
       </w:r>
       <w:r>
         <w:rPr>
@@ -24800,7 +27167,27 @@
           <w:sz w:val="20"/>
           <w:szCs w:val="20"/>
         </w:rPr>
-        <w:t xml:space="preserve"> arr </w:t>
+        <w:t xml:space="preserve"> </w:t>
+      </w:r>
+      <w:proofErr w:type="spellStart"/>
+      <w:r>
+        <w:rPr>
+          <w:rFonts w:ascii="Menlo" w:hAnsi="Menlo" w:cs="Menlo"/>
+          <w:color w:val="1F2328"/>
+          <w:sz w:val="20"/>
+          <w:szCs w:val="20"/>
+        </w:rPr>
+        <w:t>arr</w:t>
+      </w:r>
+      <w:proofErr w:type="spellEnd"/>
+      <w:r>
+        <w:rPr>
+          <w:rFonts w:ascii="Menlo" w:hAnsi="Menlo" w:cs="Menlo"/>
+          <w:color w:val="1F2328"/>
+          <w:sz w:val="20"/>
+          <w:szCs w:val="20"/>
+        </w:rPr>
+        <w:t xml:space="preserve"> </w:t>
       </w:r>
       <w:r>
         <w:rPr>
@@ -24820,6 +27207,8 @@
         </w:rPr>
         <w:t xml:space="preserve"> </w:t>
       </w:r>
+      <w:proofErr w:type="spellStart"/>
+      <w:proofErr w:type="gramStart"/>
       <w:r>
         <w:rPr>
           <w:rFonts w:ascii="Menlo" w:hAnsi="Menlo" w:cs="Menlo"/>
@@ -24829,14 +27218,25 @@
         </w:rPr>
         <w:t>randArr</w:t>
       </w:r>
-      <w:r>
-        <w:rPr>
-          <w:rFonts w:ascii="Menlo" w:hAnsi="Menlo" w:cs="Menlo"/>
-          <w:color w:val="1F2328"/>
-          <w:sz w:val="20"/>
-          <w:szCs w:val="20"/>
-        </w:rPr>
-        <w:t xml:space="preserve">(size, </w:t>
+      <w:proofErr w:type="spellEnd"/>
+      <w:r>
+        <w:rPr>
+          <w:rFonts w:ascii="Menlo" w:hAnsi="Menlo" w:cs="Menlo"/>
+          <w:color w:val="1F2328"/>
+          <w:sz w:val="20"/>
+          <w:szCs w:val="20"/>
+        </w:rPr>
+        <w:t>(</w:t>
+      </w:r>
+      <w:proofErr w:type="gramEnd"/>
+      <w:r>
+        <w:rPr>
+          <w:rFonts w:ascii="Menlo" w:hAnsi="Menlo" w:cs="Menlo"/>
+          <w:color w:val="1F2328"/>
+          <w:sz w:val="20"/>
+          <w:szCs w:val="20"/>
+        </w:rPr>
+        <w:t xml:space="preserve">size, </w:t>
       </w:r>
       <w:r>
         <w:rPr>
@@ -24932,7 +27332,27 @@
           <w:sz w:val="20"/>
           <w:szCs w:val="20"/>
         </w:rPr>
-        <w:t xml:space="preserve"> t{};</w:t>
+        <w:t xml:space="preserve"> </w:t>
+      </w:r>
+      <w:proofErr w:type="gramStart"/>
+      <w:r>
+        <w:rPr>
+          <w:rFonts w:ascii="Menlo" w:hAnsi="Menlo" w:cs="Menlo"/>
+          <w:color w:val="1F2328"/>
+          <w:sz w:val="20"/>
+          <w:szCs w:val="20"/>
+        </w:rPr>
+        <w:t>t{</w:t>
+      </w:r>
+      <w:proofErr w:type="gramEnd"/>
+      <w:r>
+        <w:rPr>
+          <w:rFonts w:ascii="Menlo" w:hAnsi="Menlo" w:cs="Menlo"/>
+          <w:color w:val="1F2328"/>
+          <w:sz w:val="20"/>
+          <w:szCs w:val="20"/>
+        </w:rPr>
+        <w:t>};</w:t>
       </w:r>
     </w:p>
     <w:p>
@@ -24956,6 +27376,7 @@
         <w:lastRenderedPageBreak/>
         <w:t xml:space="preserve">            </w:t>
       </w:r>
+      <w:proofErr w:type="spellStart"/>
       <w:r>
         <w:rPr>
           <w:rFonts w:ascii="Menlo" w:hAnsi="Menlo" w:cs="Menlo"/>
@@ -24963,16 +27384,48 @@
           <w:sz w:val="20"/>
           <w:szCs w:val="20"/>
         </w:rPr>
-        <w:t>quick_sort</w:t>
-      </w:r>
-      <w:r>
-        <w:rPr>
-          <w:rFonts w:ascii="Menlo" w:hAnsi="Menlo" w:cs="Menlo"/>
-          <w:color w:val="1F2328"/>
-          <w:sz w:val="20"/>
-          <w:szCs w:val="20"/>
-        </w:rPr>
-        <w:t>(arr, size);</w:t>
+        <w:t>quick_</w:t>
+      </w:r>
+      <w:proofErr w:type="gramStart"/>
+      <w:r>
+        <w:rPr>
+          <w:rFonts w:ascii="Menlo" w:hAnsi="Menlo" w:cs="Menlo"/>
+          <w:color w:val="8250DF"/>
+          <w:sz w:val="20"/>
+          <w:szCs w:val="20"/>
+        </w:rPr>
+        <w:t>sort</w:t>
+      </w:r>
+      <w:proofErr w:type="spellEnd"/>
+      <w:r>
+        <w:rPr>
+          <w:rFonts w:ascii="Menlo" w:hAnsi="Menlo" w:cs="Menlo"/>
+          <w:color w:val="1F2328"/>
+          <w:sz w:val="20"/>
+          <w:szCs w:val="20"/>
+        </w:rPr>
+        <w:t>(</w:t>
+      </w:r>
+      <w:proofErr w:type="spellStart"/>
+      <w:proofErr w:type="gramEnd"/>
+      <w:r>
+        <w:rPr>
+          <w:rFonts w:ascii="Menlo" w:hAnsi="Menlo" w:cs="Menlo"/>
+          <w:color w:val="1F2328"/>
+          <w:sz w:val="20"/>
+          <w:szCs w:val="20"/>
+        </w:rPr>
+        <w:t>arr</w:t>
+      </w:r>
+      <w:proofErr w:type="spellEnd"/>
+      <w:r>
+        <w:rPr>
+          <w:rFonts w:ascii="Menlo" w:hAnsi="Menlo" w:cs="Menlo"/>
+          <w:color w:val="1F2328"/>
+          <w:sz w:val="20"/>
+          <w:szCs w:val="20"/>
+        </w:rPr>
+        <w:t>, size);</w:t>
       </w:r>
     </w:p>
     <w:p>
@@ -24995,6 +27448,7 @@
         </w:rPr>
         <w:t xml:space="preserve">            </w:t>
       </w:r>
+      <w:proofErr w:type="gramStart"/>
       <w:r>
         <w:rPr>
           <w:rFonts w:ascii="Menlo" w:hAnsi="Menlo" w:cs="Menlo"/>
@@ -25011,7 +27465,28 @@
           <w:sz w:val="20"/>
           <w:szCs w:val="20"/>
         </w:rPr>
-        <w:t xml:space="preserve">::cout </w:t>
+        <w:t>::</w:t>
+      </w:r>
+      <w:proofErr w:type="spellStart"/>
+      <w:proofErr w:type="gramEnd"/>
+      <w:r>
+        <w:rPr>
+          <w:rFonts w:ascii="Menlo" w:hAnsi="Menlo" w:cs="Menlo"/>
+          <w:color w:val="1F2328"/>
+          <w:sz w:val="20"/>
+          <w:szCs w:val="20"/>
+        </w:rPr>
+        <w:t>cout</w:t>
+      </w:r>
+      <w:proofErr w:type="spellEnd"/>
+      <w:r>
+        <w:rPr>
+          <w:rFonts w:ascii="Menlo" w:hAnsi="Menlo" w:cs="Menlo"/>
+          <w:color w:val="1F2328"/>
+          <w:sz w:val="20"/>
+          <w:szCs w:val="20"/>
+        </w:rPr>
+        <w:t xml:space="preserve"> </w:t>
       </w:r>
       <w:r>
         <w:rPr>
@@ -25109,6 +27584,7 @@
         </w:rPr>
         <w:t xml:space="preserve">        </w:t>
       </w:r>
+      <w:proofErr w:type="gramStart"/>
       <w:r>
         <w:rPr>
           <w:rFonts w:ascii="Menlo" w:hAnsi="Menlo" w:cs="Menlo"/>
@@ -25116,16 +27592,46 @@
           <w:sz w:val="20"/>
           <w:szCs w:val="20"/>
         </w:rPr>
-        <w:t>delete[]</w:t>
-      </w:r>
-      <w:r>
-        <w:rPr>
-          <w:rFonts w:ascii="Menlo" w:hAnsi="Menlo" w:cs="Menlo"/>
-          <w:color w:val="1F2328"/>
-          <w:sz w:val="20"/>
-          <w:szCs w:val="20"/>
-        </w:rPr>
-        <w:t xml:space="preserve"> arr;</w:t>
+        <w:t>delete[</w:t>
+      </w:r>
+      <w:proofErr w:type="gramEnd"/>
+      <w:r>
+        <w:rPr>
+          <w:rFonts w:ascii="Menlo" w:hAnsi="Menlo" w:cs="Menlo"/>
+          <w:color w:val="AF00DB"/>
+          <w:sz w:val="20"/>
+          <w:szCs w:val="20"/>
+        </w:rPr>
+        <w:t>]</w:t>
+      </w:r>
+      <w:r>
+        <w:rPr>
+          <w:rFonts w:ascii="Menlo" w:hAnsi="Menlo" w:cs="Menlo"/>
+          <w:color w:val="1F2328"/>
+          <w:sz w:val="20"/>
+          <w:szCs w:val="20"/>
+        </w:rPr>
+        <w:t xml:space="preserve"> </w:t>
+      </w:r>
+      <w:proofErr w:type="spellStart"/>
+      <w:r>
+        <w:rPr>
+          <w:rFonts w:ascii="Menlo" w:hAnsi="Menlo" w:cs="Menlo"/>
+          <w:color w:val="1F2328"/>
+          <w:sz w:val="20"/>
+          <w:szCs w:val="20"/>
+        </w:rPr>
+        <w:t>arr</w:t>
+      </w:r>
+      <w:proofErr w:type="spellEnd"/>
+      <w:r>
+        <w:rPr>
+          <w:rFonts w:ascii="Menlo" w:hAnsi="Menlo" w:cs="Menlo"/>
+          <w:color w:val="1F2328"/>
+          <w:sz w:val="20"/>
+          <w:szCs w:val="20"/>
+        </w:rPr>
+        <w:t>;</w:t>
       </w:r>
     </w:p>
     <w:p>
@@ -25169,6 +27675,7 @@
         </w:rPr>
         <w:t xml:space="preserve">    </w:t>
       </w:r>
+      <w:proofErr w:type="gramStart"/>
       <w:r>
         <w:rPr>
           <w:rFonts w:ascii="Menlo" w:hAnsi="Menlo" w:cs="Menlo"/>
@@ -25187,6 +27694,8 @@
         </w:rPr>
         <w:t>::</w:t>
       </w:r>
+      <w:proofErr w:type="spellStart"/>
+      <w:proofErr w:type="gramEnd"/>
       <w:r>
         <w:rPr>
           <w:rFonts w:ascii="Menlo" w:hAnsi="Menlo" w:cs="Menlo"/>
@@ -25196,6 +27705,7 @@
         </w:rPr>
         <w:t>cout</w:t>
       </w:r>
+      <w:proofErr w:type="spellEnd"/>
       <w:r>
         <w:rPr>
           <w:rFonts w:ascii="Menlo" w:hAnsi="Menlo" w:cs="Menlo"/>
@@ -25262,6 +27772,7 @@
         </w:rPr>
         <w:t xml:space="preserve">    </w:t>
       </w:r>
+      <w:proofErr w:type="gramStart"/>
       <w:r>
         <w:rPr>
           <w:rFonts w:ascii="Menlo" w:hAnsi="Menlo" w:cs="Menlo"/>
@@ -25280,6 +27791,8 @@
         </w:rPr>
         <w:t>::</w:t>
       </w:r>
+      <w:proofErr w:type="spellStart"/>
+      <w:proofErr w:type="gramEnd"/>
       <w:r>
         <w:rPr>
           <w:rFonts w:ascii="Menlo" w:hAnsi="Menlo" w:cs="Menlo"/>
@@ -25289,6 +27802,7 @@
         </w:rPr>
         <w:t>cout</w:t>
       </w:r>
+      <w:proofErr w:type="spellEnd"/>
       <w:r>
         <w:rPr>
           <w:rFonts w:ascii="Menlo" w:hAnsi="Menlo" w:cs="Menlo"/>
@@ -25305,7 +27819,27 @@
           <w:sz w:val="20"/>
           <w:szCs w:val="20"/>
         </w:rPr>
-        <w:t>"size time(mcrs)</w:t>
+        <w:t>"size time(</w:t>
+      </w:r>
+      <w:proofErr w:type="spellStart"/>
+      <w:r>
+        <w:rPr>
+          <w:rFonts w:ascii="Menlo" w:hAnsi="Menlo" w:cs="Menlo"/>
+          <w:color w:val="0A3069"/>
+          <w:sz w:val="20"/>
+          <w:szCs w:val="20"/>
+        </w:rPr>
+        <w:t>mcrs</w:t>
+      </w:r>
+      <w:proofErr w:type="spellEnd"/>
+      <w:r>
+        <w:rPr>
+          <w:rFonts w:ascii="Menlo" w:hAnsi="Menlo" w:cs="Menlo"/>
+          <w:color w:val="0A3069"/>
+          <w:sz w:val="20"/>
+          <w:szCs w:val="20"/>
+        </w:rPr>
+        <w:t>)</w:t>
       </w:r>
       <w:r>
         <w:rPr>
@@ -25416,7 +27950,17 @@
           <w:sz w:val="20"/>
           <w:szCs w:val="20"/>
         </w:rPr>
-        <w:t>sizes3</w:t>
+        <w:t>sizes</w:t>
+      </w:r>
+      <w:proofErr w:type="gramStart"/>
+      <w:r>
+        <w:rPr>
+          <w:rFonts w:ascii="Menlo" w:hAnsi="Menlo" w:cs="Menlo"/>
+          <w:color w:val="1F2328"/>
+          <w:sz w:val="20"/>
+          <w:szCs w:val="20"/>
+        </w:rPr>
+        <w:t>3</w:t>
       </w:r>
       <w:r>
         <w:rPr>
@@ -25436,6 +27980,7 @@
         </w:rPr>
         <w:t>{</w:t>
       </w:r>
+      <w:proofErr w:type="gramEnd"/>
     </w:p>
     <w:p>
       <w:pPr>
@@ -25482,7 +28027,27 @@
           <w:sz w:val="20"/>
           <w:szCs w:val="20"/>
         </w:rPr>
-        <w:t xml:space="preserve"> arr </w:t>
+        <w:t xml:space="preserve"> </w:t>
+      </w:r>
+      <w:proofErr w:type="spellStart"/>
+      <w:r>
+        <w:rPr>
+          <w:rFonts w:ascii="Menlo" w:hAnsi="Menlo" w:cs="Menlo"/>
+          <w:color w:val="1F2328"/>
+          <w:sz w:val="20"/>
+          <w:szCs w:val="20"/>
+        </w:rPr>
+        <w:t>arr</w:t>
+      </w:r>
+      <w:proofErr w:type="spellEnd"/>
+      <w:r>
+        <w:rPr>
+          <w:rFonts w:ascii="Menlo" w:hAnsi="Menlo" w:cs="Menlo"/>
+          <w:color w:val="1F2328"/>
+          <w:sz w:val="20"/>
+          <w:szCs w:val="20"/>
+        </w:rPr>
+        <w:t xml:space="preserve"> </w:t>
       </w:r>
       <w:r>
         <w:rPr>
@@ -25502,6 +28067,8 @@
         </w:rPr>
         <w:t xml:space="preserve"> </w:t>
       </w:r>
+      <w:proofErr w:type="spellStart"/>
+      <w:proofErr w:type="gramStart"/>
       <w:r>
         <w:rPr>
           <w:rFonts w:ascii="Menlo" w:hAnsi="Menlo" w:cs="Menlo"/>
@@ -25511,14 +28078,25 @@
         </w:rPr>
         <w:t>randArr</w:t>
       </w:r>
-      <w:r>
-        <w:rPr>
-          <w:rFonts w:ascii="Menlo" w:hAnsi="Menlo" w:cs="Menlo"/>
-          <w:color w:val="1F2328"/>
-          <w:sz w:val="20"/>
-          <w:szCs w:val="20"/>
-        </w:rPr>
-        <w:t xml:space="preserve">(size, </w:t>
+      <w:proofErr w:type="spellEnd"/>
+      <w:r>
+        <w:rPr>
+          <w:rFonts w:ascii="Menlo" w:hAnsi="Menlo" w:cs="Menlo"/>
+          <w:color w:val="1F2328"/>
+          <w:sz w:val="20"/>
+          <w:szCs w:val="20"/>
+        </w:rPr>
+        <w:t>(</w:t>
+      </w:r>
+      <w:proofErr w:type="gramEnd"/>
+      <w:r>
+        <w:rPr>
+          <w:rFonts w:ascii="Menlo" w:hAnsi="Menlo" w:cs="Menlo"/>
+          <w:color w:val="1F2328"/>
+          <w:sz w:val="20"/>
+          <w:szCs w:val="20"/>
+        </w:rPr>
+        <w:t xml:space="preserve">size, </w:t>
       </w:r>
       <w:r>
         <w:rPr>
@@ -25614,7 +28192,27 @@
           <w:sz w:val="20"/>
           <w:szCs w:val="20"/>
         </w:rPr>
-        <w:t xml:space="preserve"> t{};</w:t>
+        <w:t xml:space="preserve"> </w:t>
+      </w:r>
+      <w:proofErr w:type="gramStart"/>
+      <w:r>
+        <w:rPr>
+          <w:rFonts w:ascii="Menlo" w:hAnsi="Menlo" w:cs="Menlo"/>
+          <w:color w:val="1F2328"/>
+          <w:sz w:val="20"/>
+          <w:szCs w:val="20"/>
+        </w:rPr>
+        <w:t>t{</w:t>
+      </w:r>
+      <w:proofErr w:type="gramEnd"/>
+      <w:r>
+        <w:rPr>
+          <w:rFonts w:ascii="Menlo" w:hAnsi="Menlo" w:cs="Menlo"/>
+          <w:color w:val="1F2328"/>
+          <w:sz w:val="20"/>
+          <w:szCs w:val="20"/>
+        </w:rPr>
+        <w:t>};</w:t>
       </w:r>
     </w:p>
     <w:p>
@@ -25637,6 +28235,7 @@
         </w:rPr>
         <w:t xml:space="preserve">            </w:t>
       </w:r>
+      <w:proofErr w:type="spellStart"/>
       <w:r>
         <w:rPr>
           <w:rFonts w:ascii="Menlo" w:hAnsi="Menlo" w:cs="Menlo"/>
@@ -25644,16 +28243,48 @@
           <w:sz w:val="20"/>
           <w:szCs w:val="20"/>
         </w:rPr>
-        <w:t>bubble_sort</w:t>
-      </w:r>
-      <w:r>
-        <w:rPr>
-          <w:rFonts w:ascii="Menlo" w:hAnsi="Menlo" w:cs="Menlo"/>
-          <w:color w:val="1F2328"/>
-          <w:sz w:val="20"/>
-          <w:szCs w:val="20"/>
-        </w:rPr>
-        <w:t>(arr, size);</w:t>
+        <w:t>bubble_</w:t>
+      </w:r>
+      <w:proofErr w:type="gramStart"/>
+      <w:r>
+        <w:rPr>
+          <w:rFonts w:ascii="Menlo" w:hAnsi="Menlo" w:cs="Menlo"/>
+          <w:color w:val="8250DF"/>
+          <w:sz w:val="20"/>
+          <w:szCs w:val="20"/>
+        </w:rPr>
+        <w:t>sort</w:t>
+      </w:r>
+      <w:proofErr w:type="spellEnd"/>
+      <w:r>
+        <w:rPr>
+          <w:rFonts w:ascii="Menlo" w:hAnsi="Menlo" w:cs="Menlo"/>
+          <w:color w:val="1F2328"/>
+          <w:sz w:val="20"/>
+          <w:szCs w:val="20"/>
+        </w:rPr>
+        <w:t>(</w:t>
+      </w:r>
+      <w:proofErr w:type="spellStart"/>
+      <w:proofErr w:type="gramEnd"/>
+      <w:r>
+        <w:rPr>
+          <w:rFonts w:ascii="Menlo" w:hAnsi="Menlo" w:cs="Menlo"/>
+          <w:color w:val="1F2328"/>
+          <w:sz w:val="20"/>
+          <w:szCs w:val="20"/>
+        </w:rPr>
+        <w:t>arr</w:t>
+      </w:r>
+      <w:proofErr w:type="spellEnd"/>
+      <w:r>
+        <w:rPr>
+          <w:rFonts w:ascii="Menlo" w:hAnsi="Menlo" w:cs="Menlo"/>
+          <w:color w:val="1F2328"/>
+          <w:sz w:val="20"/>
+          <w:szCs w:val="20"/>
+        </w:rPr>
+        <w:t>, size);</w:t>
       </w:r>
     </w:p>
     <w:p>
@@ -25676,6 +28307,7 @@
         </w:rPr>
         <w:t xml:space="preserve">            </w:t>
       </w:r>
+      <w:proofErr w:type="gramStart"/>
       <w:r>
         <w:rPr>
           <w:rFonts w:ascii="Menlo" w:hAnsi="Menlo" w:cs="Menlo"/>
@@ -25692,7 +28324,28 @@
           <w:sz w:val="20"/>
           <w:szCs w:val="20"/>
         </w:rPr>
-        <w:t xml:space="preserve">::cout </w:t>
+        <w:t>::</w:t>
+      </w:r>
+      <w:proofErr w:type="spellStart"/>
+      <w:proofErr w:type="gramEnd"/>
+      <w:r>
+        <w:rPr>
+          <w:rFonts w:ascii="Menlo" w:hAnsi="Menlo" w:cs="Menlo"/>
+          <w:color w:val="1F2328"/>
+          <w:sz w:val="20"/>
+          <w:szCs w:val="20"/>
+        </w:rPr>
+        <w:t>cout</w:t>
+      </w:r>
+      <w:proofErr w:type="spellEnd"/>
+      <w:r>
+        <w:rPr>
+          <w:rFonts w:ascii="Menlo" w:hAnsi="Menlo" w:cs="Menlo"/>
+          <w:color w:val="1F2328"/>
+          <w:sz w:val="20"/>
+          <w:szCs w:val="20"/>
+        </w:rPr>
+        <w:t xml:space="preserve"> </w:t>
       </w:r>
       <w:r>
         <w:rPr>
@@ -25790,6 +28443,7 @@
         </w:rPr>
         <w:t xml:space="preserve">        </w:t>
       </w:r>
+      <w:proofErr w:type="gramStart"/>
       <w:r>
         <w:rPr>
           <w:rFonts w:ascii="Menlo" w:hAnsi="Menlo" w:cs="Menlo"/>
@@ -25797,16 +28451,46 @@
           <w:sz w:val="20"/>
           <w:szCs w:val="20"/>
         </w:rPr>
-        <w:t>delete[]</w:t>
-      </w:r>
-      <w:r>
-        <w:rPr>
-          <w:rFonts w:ascii="Menlo" w:hAnsi="Menlo" w:cs="Menlo"/>
-          <w:color w:val="1F2328"/>
-          <w:sz w:val="20"/>
-          <w:szCs w:val="20"/>
-        </w:rPr>
-        <w:t xml:space="preserve"> arr;</w:t>
+        <w:t>delete[</w:t>
+      </w:r>
+      <w:proofErr w:type="gramEnd"/>
+      <w:r>
+        <w:rPr>
+          <w:rFonts w:ascii="Menlo" w:hAnsi="Menlo" w:cs="Menlo"/>
+          <w:color w:val="AF00DB"/>
+          <w:sz w:val="20"/>
+          <w:szCs w:val="20"/>
+        </w:rPr>
+        <w:t>]</w:t>
+      </w:r>
+      <w:r>
+        <w:rPr>
+          <w:rFonts w:ascii="Menlo" w:hAnsi="Menlo" w:cs="Menlo"/>
+          <w:color w:val="1F2328"/>
+          <w:sz w:val="20"/>
+          <w:szCs w:val="20"/>
+        </w:rPr>
+        <w:t xml:space="preserve"> </w:t>
+      </w:r>
+      <w:proofErr w:type="spellStart"/>
+      <w:r>
+        <w:rPr>
+          <w:rFonts w:ascii="Menlo" w:hAnsi="Menlo" w:cs="Menlo"/>
+          <w:color w:val="1F2328"/>
+          <w:sz w:val="20"/>
+          <w:szCs w:val="20"/>
+        </w:rPr>
+        <w:t>arr</w:t>
+      </w:r>
+      <w:proofErr w:type="spellEnd"/>
+      <w:r>
+        <w:rPr>
+          <w:rFonts w:ascii="Menlo" w:hAnsi="Menlo" w:cs="Menlo"/>
+          <w:color w:val="1F2328"/>
+          <w:sz w:val="20"/>
+          <w:szCs w:val="20"/>
+        </w:rPr>
+        <w:t>;</w:t>
       </w:r>
     </w:p>
     <w:p>
@@ -25850,6 +28534,7 @@
         </w:rPr>
         <w:t xml:space="preserve">    </w:t>
       </w:r>
+      <w:proofErr w:type="gramStart"/>
       <w:r>
         <w:rPr>
           <w:rFonts w:ascii="Menlo" w:hAnsi="Menlo" w:cs="Menlo"/>
@@ -25868,6 +28553,8 @@
         </w:rPr>
         <w:t>::</w:t>
       </w:r>
+      <w:proofErr w:type="spellStart"/>
+      <w:proofErr w:type="gramEnd"/>
       <w:r>
         <w:rPr>
           <w:rFonts w:ascii="Menlo" w:hAnsi="Menlo" w:cs="Menlo"/>
@@ -25877,6 +28564,7 @@
         </w:rPr>
         <w:t>cout</w:t>
       </w:r>
+      <w:proofErr w:type="spellEnd"/>
       <w:r>
         <w:rPr>
           <w:rFonts w:ascii="Menlo" w:hAnsi="Menlo" w:cs="Menlo"/>
@@ -25943,6 +28631,7 @@
         </w:rPr>
         <w:t xml:space="preserve">    </w:t>
       </w:r>
+      <w:proofErr w:type="gramStart"/>
       <w:r>
         <w:rPr>
           <w:rFonts w:ascii="Menlo" w:hAnsi="Menlo" w:cs="Menlo"/>
@@ -25961,6 +28650,8 @@
         </w:rPr>
         <w:t>::</w:t>
       </w:r>
+      <w:proofErr w:type="spellStart"/>
+      <w:proofErr w:type="gramEnd"/>
       <w:r>
         <w:rPr>
           <w:rFonts w:ascii="Menlo" w:hAnsi="Menlo" w:cs="Menlo"/>
@@ -25970,6 +28661,7 @@
         </w:rPr>
         <w:t>cout</w:t>
       </w:r>
+      <w:proofErr w:type="spellEnd"/>
       <w:r>
         <w:rPr>
           <w:rFonts w:ascii="Menlo" w:hAnsi="Menlo" w:cs="Menlo"/>
@@ -25986,7 +28678,27 @@
           <w:sz w:val="20"/>
           <w:szCs w:val="20"/>
         </w:rPr>
-        <w:t>"size time(mcrs)</w:t>
+        <w:t>"size time(</w:t>
+      </w:r>
+      <w:proofErr w:type="spellStart"/>
+      <w:r>
+        <w:rPr>
+          <w:rFonts w:ascii="Menlo" w:hAnsi="Menlo" w:cs="Menlo"/>
+          <w:color w:val="0A3069"/>
+          <w:sz w:val="20"/>
+          <w:szCs w:val="20"/>
+        </w:rPr>
+        <w:t>mcrs</w:t>
+      </w:r>
+      <w:proofErr w:type="spellEnd"/>
+      <w:r>
+        <w:rPr>
+          <w:rFonts w:ascii="Menlo" w:hAnsi="Menlo" w:cs="Menlo"/>
+          <w:color w:val="0A3069"/>
+          <w:sz w:val="20"/>
+          <w:szCs w:val="20"/>
+        </w:rPr>
+        <w:t>)</w:t>
       </w:r>
       <w:r>
         <w:rPr>
@@ -26216,6 +28928,7 @@
         </w:rPr>
         <w:t xml:space="preserve"> </w:t>
       </w:r>
+      <w:proofErr w:type="gramStart"/>
       <w:r>
         <w:rPr>
           <w:rFonts w:ascii="Menlo" w:hAnsi="Menlo" w:cs="Menlo"/>
@@ -26243,6 +28956,7 @@
         </w:rPr>
         <w:t>{</w:t>
       </w:r>
+      <w:proofErr w:type="gramEnd"/>
     </w:p>
     <w:p>
       <w:pPr>
@@ -26301,7 +29015,27 @@
           <w:sz w:val="20"/>
           <w:szCs w:val="20"/>
         </w:rPr>
-        <w:t xml:space="preserve"> t{};</w:t>
+        <w:t xml:space="preserve"> </w:t>
+      </w:r>
+      <w:proofErr w:type="gramStart"/>
+      <w:r>
+        <w:rPr>
+          <w:rFonts w:ascii="Menlo" w:hAnsi="Menlo" w:cs="Menlo"/>
+          <w:color w:val="1F2328"/>
+          <w:sz w:val="20"/>
+          <w:szCs w:val="20"/>
+        </w:rPr>
+        <w:t>t{</w:t>
+      </w:r>
+      <w:proofErr w:type="gramEnd"/>
+      <w:r>
+        <w:rPr>
+          <w:rFonts w:ascii="Menlo" w:hAnsi="Menlo" w:cs="Menlo"/>
+          <w:color w:val="1F2328"/>
+          <w:sz w:val="20"/>
+          <w:szCs w:val="20"/>
+        </w:rPr>
+        <w:t>};</w:t>
       </w:r>
     </w:p>
     <w:p>
@@ -26324,6 +29058,7 @@
         </w:rPr>
         <w:t xml:space="preserve">            </w:t>
       </w:r>
+      <w:proofErr w:type="spellStart"/>
       <w:r>
         <w:rPr>
           <w:rFonts w:ascii="Menlo" w:hAnsi="Menlo" w:cs="Menlo"/>
@@ -26333,6 +29068,7 @@
         </w:rPr>
         <w:t>fib_naive</w:t>
       </w:r>
+      <w:proofErr w:type="spellEnd"/>
       <w:r>
         <w:rPr>
           <w:rFonts w:ascii="Menlo" w:hAnsi="Menlo" w:cs="Menlo"/>
@@ -26363,6 +29099,7 @@
         </w:rPr>
         <w:t xml:space="preserve">            </w:t>
       </w:r>
+      <w:proofErr w:type="gramStart"/>
       <w:r>
         <w:rPr>
           <w:rFonts w:ascii="Menlo" w:hAnsi="Menlo" w:cs="Menlo"/>
@@ -26379,7 +29116,28 @@
           <w:sz w:val="20"/>
           <w:szCs w:val="20"/>
         </w:rPr>
-        <w:t xml:space="preserve">::cout </w:t>
+        <w:t>::</w:t>
+      </w:r>
+      <w:proofErr w:type="spellStart"/>
+      <w:proofErr w:type="gramEnd"/>
+      <w:r>
+        <w:rPr>
+          <w:rFonts w:ascii="Menlo" w:hAnsi="Menlo" w:cs="Menlo"/>
+          <w:color w:val="1F2328"/>
+          <w:sz w:val="20"/>
+          <w:szCs w:val="20"/>
+        </w:rPr>
+        <w:t>cout</w:t>
+      </w:r>
+      <w:proofErr w:type="spellEnd"/>
+      <w:r>
+        <w:rPr>
+          <w:rFonts w:ascii="Menlo" w:hAnsi="Menlo" w:cs="Menlo"/>
+          <w:color w:val="1F2328"/>
+          <w:sz w:val="20"/>
+          <w:szCs w:val="20"/>
+        </w:rPr>
+        <w:t xml:space="preserve"> </w:t>
       </w:r>
       <w:r>
         <w:rPr>
@@ -26498,6 +29256,7 @@
         </w:rPr>
         <w:t xml:space="preserve">    </w:t>
       </w:r>
+      <w:proofErr w:type="gramStart"/>
       <w:r>
         <w:rPr>
           <w:rFonts w:ascii="Menlo" w:hAnsi="Menlo" w:cs="Menlo"/>
@@ -26516,6 +29275,8 @@
         </w:rPr>
         <w:t>::</w:t>
       </w:r>
+      <w:proofErr w:type="spellStart"/>
+      <w:proofErr w:type="gramEnd"/>
       <w:r>
         <w:rPr>
           <w:rFonts w:ascii="Menlo" w:hAnsi="Menlo" w:cs="Menlo"/>
@@ -26525,6 +29286,7 @@
         </w:rPr>
         <w:t>cout</w:t>
       </w:r>
+      <w:proofErr w:type="spellEnd"/>
       <w:r>
         <w:rPr>
           <w:rFonts w:ascii="Menlo" w:hAnsi="Menlo" w:cs="Menlo"/>
@@ -26591,6 +29353,7 @@
         </w:rPr>
         <w:t xml:space="preserve">    </w:t>
       </w:r>
+      <w:proofErr w:type="gramStart"/>
       <w:r>
         <w:rPr>
           <w:rFonts w:ascii="Menlo" w:hAnsi="Menlo" w:cs="Menlo"/>
@@ -26609,6 +29372,8 @@
         </w:rPr>
         <w:t>::</w:t>
       </w:r>
+      <w:proofErr w:type="spellStart"/>
+      <w:proofErr w:type="gramEnd"/>
       <w:r>
         <w:rPr>
           <w:rFonts w:ascii="Menlo" w:hAnsi="Menlo" w:cs="Menlo"/>
@@ -26618,6 +29383,7 @@
         </w:rPr>
         <w:t>cout</w:t>
       </w:r>
+      <w:proofErr w:type="spellEnd"/>
       <w:r>
         <w:rPr>
           <w:rFonts w:ascii="Menlo" w:hAnsi="Menlo" w:cs="Menlo"/>
@@ -26634,7 +29400,27 @@
           <w:sz w:val="20"/>
           <w:szCs w:val="20"/>
         </w:rPr>
-        <w:t>"size time(mcrs)</w:t>
+        <w:t>"size time(</w:t>
+      </w:r>
+      <w:proofErr w:type="spellStart"/>
+      <w:r>
+        <w:rPr>
+          <w:rFonts w:ascii="Menlo" w:hAnsi="Menlo" w:cs="Menlo"/>
+          <w:color w:val="0A3069"/>
+          <w:sz w:val="20"/>
+          <w:szCs w:val="20"/>
+        </w:rPr>
+        <w:t>mcrs</w:t>
+      </w:r>
+      <w:proofErr w:type="spellEnd"/>
+      <w:r>
+        <w:rPr>
+          <w:rFonts w:ascii="Menlo" w:hAnsi="Menlo" w:cs="Menlo"/>
+          <w:color w:val="0A3069"/>
+          <w:sz w:val="20"/>
+          <w:szCs w:val="20"/>
+        </w:rPr>
+        <w:t>)</w:t>
       </w:r>
       <w:r>
         <w:rPr>
@@ -26720,6 +29506,7 @@
         </w:rPr>
         <w:t xml:space="preserve"> </w:t>
       </w:r>
+      <w:proofErr w:type="gramStart"/>
       <w:r>
         <w:rPr>
           <w:rFonts w:ascii="Menlo" w:hAnsi="Menlo" w:cs="Menlo"/>
@@ -26736,7 +29523,17 @@
           <w:sz w:val="20"/>
           <w:szCs w:val="20"/>
         </w:rPr>
-        <w:t xml:space="preserve"> : </w:t>
+        <w:t xml:space="preserve"> :</w:t>
+      </w:r>
+      <w:proofErr w:type="gramEnd"/>
+      <w:r>
+        <w:rPr>
+          <w:rFonts w:ascii="Menlo" w:hAnsi="Menlo" w:cs="Menlo"/>
+          <w:color w:val="202020"/>
+          <w:sz w:val="20"/>
+          <w:szCs w:val="20"/>
+        </w:rPr>
+        <w:t xml:space="preserve"> </w:t>
       </w:r>
       <w:r>
         <w:rPr>
@@ -26829,7 +29626,27 @@
           <w:sz w:val="20"/>
           <w:szCs w:val="20"/>
         </w:rPr>
-        <w:t xml:space="preserve"> arr </w:t>
+        <w:t xml:space="preserve"> </w:t>
+      </w:r>
+      <w:proofErr w:type="spellStart"/>
+      <w:r>
+        <w:rPr>
+          <w:rFonts w:ascii="Menlo" w:hAnsi="Menlo" w:cs="Menlo"/>
+          <w:color w:val="1F2328"/>
+          <w:sz w:val="20"/>
+          <w:szCs w:val="20"/>
+        </w:rPr>
+        <w:t>arr</w:t>
+      </w:r>
+      <w:proofErr w:type="spellEnd"/>
+      <w:r>
+        <w:rPr>
+          <w:rFonts w:ascii="Menlo" w:hAnsi="Menlo" w:cs="Menlo"/>
+          <w:color w:val="1F2328"/>
+          <w:sz w:val="20"/>
+          <w:szCs w:val="20"/>
+        </w:rPr>
+        <w:t xml:space="preserve"> </w:t>
       </w:r>
       <w:r>
         <w:rPr>
@@ -26849,6 +29666,8 @@
         </w:rPr>
         <w:t xml:space="preserve"> </w:t>
       </w:r>
+      <w:proofErr w:type="spellStart"/>
+      <w:proofErr w:type="gramStart"/>
       <w:r>
         <w:rPr>
           <w:rFonts w:ascii="Menlo" w:hAnsi="Menlo" w:cs="Menlo"/>
@@ -26858,14 +29677,25 @@
         </w:rPr>
         <w:t>generateSortedArray</w:t>
       </w:r>
-      <w:r>
-        <w:rPr>
-          <w:rFonts w:ascii="Menlo" w:hAnsi="Menlo" w:cs="Menlo"/>
-          <w:color w:val="1F2328"/>
-          <w:sz w:val="20"/>
-          <w:szCs w:val="20"/>
-        </w:rPr>
-        <w:t xml:space="preserve">(size, </w:t>
+      <w:proofErr w:type="spellEnd"/>
+      <w:r>
+        <w:rPr>
+          <w:rFonts w:ascii="Menlo" w:hAnsi="Menlo" w:cs="Menlo"/>
+          <w:color w:val="1F2328"/>
+          <w:sz w:val="20"/>
+          <w:szCs w:val="20"/>
+        </w:rPr>
+        <w:t>(</w:t>
+      </w:r>
+      <w:proofErr w:type="gramEnd"/>
+      <w:r>
+        <w:rPr>
+          <w:rFonts w:ascii="Menlo" w:hAnsi="Menlo" w:cs="Menlo"/>
+          <w:color w:val="1F2328"/>
+          <w:sz w:val="20"/>
+          <w:szCs w:val="20"/>
+        </w:rPr>
+        <w:t xml:space="preserve">size, </w:t>
       </w:r>
       <w:r>
         <w:rPr>
@@ -26961,7 +29791,27 @@
           <w:sz w:val="20"/>
           <w:szCs w:val="20"/>
         </w:rPr>
-        <w:t xml:space="preserve"> t{};</w:t>
+        <w:t xml:space="preserve"> </w:t>
+      </w:r>
+      <w:proofErr w:type="gramStart"/>
+      <w:r>
+        <w:rPr>
+          <w:rFonts w:ascii="Menlo" w:hAnsi="Menlo" w:cs="Menlo"/>
+          <w:color w:val="1F2328"/>
+          <w:sz w:val="20"/>
+          <w:szCs w:val="20"/>
+        </w:rPr>
+        <w:t>t{</w:t>
+      </w:r>
+      <w:proofErr w:type="gramEnd"/>
+      <w:r>
+        <w:rPr>
+          <w:rFonts w:ascii="Menlo" w:hAnsi="Menlo" w:cs="Menlo"/>
+          <w:color w:val="1F2328"/>
+          <w:sz w:val="20"/>
+          <w:szCs w:val="20"/>
+        </w:rPr>
+        <w:t>};</w:t>
       </w:r>
     </w:p>
     <w:p>
@@ -26984,6 +29834,7 @@
         </w:rPr>
         <w:t xml:space="preserve">            </w:t>
       </w:r>
+      <w:proofErr w:type="spellStart"/>
       <w:r>
         <w:rPr>
           <w:rFonts w:ascii="Menlo" w:hAnsi="Menlo" w:cs="Menlo"/>
@@ -26991,17 +29842,9 @@
           <w:sz w:val="20"/>
           <w:szCs w:val="20"/>
         </w:rPr>
-        <w:t>binary_search</w:t>
-      </w:r>
-      <w:r>
-        <w:rPr>
-          <w:rFonts w:ascii="Menlo" w:hAnsi="Menlo" w:cs="Menlo"/>
-          <w:color w:val="1F2328"/>
-          <w:sz w:val="20"/>
-          <w:szCs w:val="20"/>
-        </w:rPr>
-        <w:t xml:space="preserve">(arr, size, </w:t>
-      </w:r>
+        <w:t>binary_</w:t>
+      </w:r>
+      <w:proofErr w:type="gramStart"/>
       <w:r>
         <w:rPr>
           <w:rFonts w:ascii="Menlo" w:hAnsi="Menlo" w:cs="Menlo"/>
@@ -27009,16 +29852,78 @@
           <w:sz w:val="20"/>
           <w:szCs w:val="20"/>
         </w:rPr>
+        <w:t>search</w:t>
+      </w:r>
+      <w:proofErr w:type="spellEnd"/>
+      <w:r>
+        <w:rPr>
+          <w:rFonts w:ascii="Menlo" w:hAnsi="Menlo" w:cs="Menlo"/>
+          <w:color w:val="1F2328"/>
+          <w:sz w:val="20"/>
+          <w:szCs w:val="20"/>
+        </w:rPr>
+        <w:t>(</w:t>
+      </w:r>
+      <w:proofErr w:type="spellStart"/>
+      <w:proofErr w:type="gramEnd"/>
+      <w:r>
+        <w:rPr>
+          <w:rFonts w:ascii="Menlo" w:hAnsi="Menlo" w:cs="Menlo"/>
+          <w:color w:val="1F2328"/>
+          <w:sz w:val="20"/>
+          <w:szCs w:val="20"/>
+        </w:rPr>
+        <w:t>arr</w:t>
+      </w:r>
+      <w:proofErr w:type="spellEnd"/>
+      <w:r>
+        <w:rPr>
+          <w:rFonts w:ascii="Menlo" w:hAnsi="Menlo" w:cs="Menlo"/>
+          <w:color w:val="1F2328"/>
+          <w:sz w:val="20"/>
+          <w:szCs w:val="20"/>
+        </w:rPr>
+        <w:t xml:space="preserve">, size, </w:t>
+      </w:r>
+      <w:proofErr w:type="spellStart"/>
+      <w:r>
+        <w:rPr>
+          <w:rFonts w:ascii="Menlo" w:hAnsi="Menlo" w:cs="Menlo"/>
+          <w:color w:val="8250DF"/>
+          <w:sz w:val="20"/>
+          <w:szCs w:val="20"/>
+        </w:rPr>
         <w:t>getRandomElement</w:t>
       </w:r>
-      <w:r>
-        <w:rPr>
-          <w:rFonts w:ascii="Menlo" w:hAnsi="Menlo" w:cs="Menlo"/>
-          <w:color w:val="1F2328"/>
-          <w:sz w:val="20"/>
-          <w:szCs w:val="20"/>
-        </w:rPr>
-        <w:t>(arr, size));</w:t>
+      <w:proofErr w:type="spellEnd"/>
+      <w:r>
+        <w:rPr>
+          <w:rFonts w:ascii="Menlo" w:hAnsi="Menlo" w:cs="Menlo"/>
+          <w:color w:val="1F2328"/>
+          <w:sz w:val="20"/>
+          <w:szCs w:val="20"/>
+        </w:rPr>
+        <w:t>(</w:t>
+      </w:r>
+      <w:proofErr w:type="spellStart"/>
+      <w:r>
+        <w:rPr>
+          <w:rFonts w:ascii="Menlo" w:hAnsi="Menlo" w:cs="Menlo"/>
+          <w:color w:val="1F2328"/>
+          <w:sz w:val="20"/>
+          <w:szCs w:val="20"/>
+        </w:rPr>
+        <w:t>arr</w:t>
+      </w:r>
+      <w:proofErr w:type="spellEnd"/>
+      <w:r>
+        <w:rPr>
+          <w:rFonts w:ascii="Menlo" w:hAnsi="Menlo" w:cs="Menlo"/>
+          <w:color w:val="1F2328"/>
+          <w:sz w:val="20"/>
+          <w:szCs w:val="20"/>
+        </w:rPr>
+        <w:t>, size));</w:t>
       </w:r>
       <w:r>
         <w:rPr>
@@ -27027,8 +29932,139 @@
           <w:sz w:val="20"/>
           <w:szCs w:val="20"/>
         </w:rPr>
-        <w:t xml:space="preserve"> // Ищем несуществующий элемент, чтобы гарантировать худший случай</w:t>
-      </w:r>
+        <w:t xml:space="preserve"> // </w:t>
+      </w:r>
+      <w:proofErr w:type="spellStart"/>
+      <w:r>
+        <w:rPr>
+          <w:rFonts w:ascii="Menlo" w:hAnsi="Menlo" w:cs="Menlo"/>
+          <w:color w:val="6E7781"/>
+          <w:sz w:val="20"/>
+          <w:szCs w:val="20"/>
+        </w:rPr>
+        <w:t>Ищем</w:t>
+      </w:r>
+      <w:proofErr w:type="spellEnd"/>
+      <w:r>
+        <w:rPr>
+          <w:rFonts w:ascii="Menlo" w:hAnsi="Menlo" w:cs="Menlo"/>
+          <w:color w:val="6E7781"/>
+          <w:sz w:val="20"/>
+          <w:szCs w:val="20"/>
+        </w:rPr>
+        <w:t xml:space="preserve"> </w:t>
+      </w:r>
+      <w:proofErr w:type="spellStart"/>
+      <w:r>
+        <w:rPr>
+          <w:rFonts w:ascii="Menlo" w:hAnsi="Menlo" w:cs="Menlo"/>
+          <w:color w:val="6E7781"/>
+          <w:sz w:val="20"/>
+          <w:szCs w:val="20"/>
+        </w:rPr>
+        <w:t>несуществующий</w:t>
+      </w:r>
+      <w:proofErr w:type="spellEnd"/>
+      <w:r>
+        <w:rPr>
+          <w:rFonts w:ascii="Menlo" w:hAnsi="Menlo" w:cs="Menlo"/>
+          <w:color w:val="6E7781"/>
+          <w:sz w:val="20"/>
+          <w:szCs w:val="20"/>
+        </w:rPr>
+        <w:t xml:space="preserve"> </w:t>
+      </w:r>
+      <w:proofErr w:type="spellStart"/>
+      <w:r>
+        <w:rPr>
+          <w:rFonts w:ascii="Menlo" w:hAnsi="Menlo" w:cs="Menlo"/>
+          <w:color w:val="6E7781"/>
+          <w:sz w:val="20"/>
+          <w:szCs w:val="20"/>
+        </w:rPr>
+        <w:t>элемент</w:t>
+      </w:r>
+      <w:proofErr w:type="spellEnd"/>
+      <w:r>
+        <w:rPr>
+          <w:rFonts w:ascii="Menlo" w:hAnsi="Menlo" w:cs="Menlo"/>
+          <w:color w:val="6E7781"/>
+          <w:sz w:val="20"/>
+          <w:szCs w:val="20"/>
+        </w:rPr>
+        <w:t xml:space="preserve">, </w:t>
+      </w:r>
+      <w:proofErr w:type="spellStart"/>
+      <w:r>
+        <w:rPr>
+          <w:rFonts w:ascii="Menlo" w:hAnsi="Menlo" w:cs="Menlo"/>
+          <w:color w:val="6E7781"/>
+          <w:sz w:val="20"/>
+          <w:szCs w:val="20"/>
+        </w:rPr>
+        <w:t>чтобы</w:t>
+      </w:r>
+      <w:proofErr w:type="spellEnd"/>
+      <w:r>
+        <w:rPr>
+          <w:rFonts w:ascii="Menlo" w:hAnsi="Menlo" w:cs="Menlo"/>
+          <w:color w:val="6E7781"/>
+          <w:sz w:val="20"/>
+          <w:szCs w:val="20"/>
+        </w:rPr>
+        <w:t xml:space="preserve"> </w:t>
+      </w:r>
+      <w:proofErr w:type="spellStart"/>
+      <w:r>
+        <w:rPr>
+          <w:rFonts w:ascii="Menlo" w:hAnsi="Menlo" w:cs="Menlo"/>
+          <w:color w:val="6E7781"/>
+          <w:sz w:val="20"/>
+          <w:szCs w:val="20"/>
+        </w:rPr>
+        <w:t>гарантировать</w:t>
+      </w:r>
+      <w:proofErr w:type="spellEnd"/>
+      <w:r>
+        <w:rPr>
+          <w:rFonts w:ascii="Menlo" w:hAnsi="Menlo" w:cs="Menlo"/>
+          <w:color w:val="6E7781"/>
+          <w:sz w:val="20"/>
+          <w:szCs w:val="20"/>
+        </w:rPr>
+        <w:t xml:space="preserve"> </w:t>
+      </w:r>
+      <w:proofErr w:type="spellStart"/>
+      <w:r>
+        <w:rPr>
+          <w:rFonts w:ascii="Menlo" w:hAnsi="Menlo" w:cs="Menlo"/>
+          <w:color w:val="6E7781"/>
+          <w:sz w:val="20"/>
+          <w:szCs w:val="20"/>
+        </w:rPr>
+        <w:t>худший</w:t>
+      </w:r>
+      <w:proofErr w:type="spellEnd"/>
+      <w:r>
+        <w:rPr>
+          <w:rFonts w:ascii="Menlo" w:hAnsi="Menlo" w:cs="Menlo"/>
+          <w:color w:val="6E7781"/>
+          <w:sz w:val="20"/>
+          <w:szCs w:val="20"/>
+        </w:rPr>
+        <w:t xml:space="preserve"> </w:t>
+      </w:r>
+      <w:proofErr w:type="spellStart"/>
+      <w:r>
+        <w:rPr>
+          <w:rFonts w:ascii="Menlo" w:hAnsi="Menlo" w:cs="Menlo"/>
+          <w:color w:val="6E7781"/>
+          <w:sz w:val="20"/>
+          <w:szCs w:val="20"/>
+        </w:rPr>
+        <w:t>случай</w:t>
+      </w:r>
+      <w:proofErr w:type="spellEnd"/>
     </w:p>
     <w:p>
       <w:pPr>
@@ -27050,6 +30086,7 @@
         </w:rPr>
         <w:t xml:space="preserve">            </w:t>
       </w:r>
+      <w:proofErr w:type="gramStart"/>
       <w:r>
         <w:rPr>
           <w:rFonts w:ascii="Menlo" w:hAnsi="Menlo" w:cs="Menlo"/>
@@ -27066,7 +30103,28 @@
           <w:sz w:val="20"/>
           <w:szCs w:val="20"/>
         </w:rPr>
-        <w:t xml:space="preserve">::cout </w:t>
+        <w:t>::</w:t>
+      </w:r>
+      <w:proofErr w:type="spellStart"/>
+      <w:proofErr w:type="gramEnd"/>
+      <w:r>
+        <w:rPr>
+          <w:rFonts w:ascii="Menlo" w:hAnsi="Menlo" w:cs="Menlo"/>
+          <w:color w:val="1F2328"/>
+          <w:sz w:val="20"/>
+          <w:szCs w:val="20"/>
+        </w:rPr>
+        <w:t>cout</w:t>
+      </w:r>
+      <w:proofErr w:type="spellEnd"/>
+      <w:r>
+        <w:rPr>
+          <w:rFonts w:ascii="Menlo" w:hAnsi="Menlo" w:cs="Menlo"/>
+          <w:color w:val="1F2328"/>
+          <w:sz w:val="20"/>
+          <w:szCs w:val="20"/>
+        </w:rPr>
+        <w:t xml:space="preserve"> </w:t>
       </w:r>
       <w:r>
         <w:rPr>
@@ -27164,6 +30222,7 @@
         </w:rPr>
         <w:t xml:space="preserve">        </w:t>
       </w:r>
+      <w:proofErr w:type="gramStart"/>
       <w:r>
         <w:rPr>
           <w:rFonts w:ascii="Menlo" w:hAnsi="Menlo" w:cs="Menlo"/>
@@ -27171,16 +30230,46 @@
           <w:sz w:val="20"/>
           <w:szCs w:val="20"/>
         </w:rPr>
-        <w:t>delete[]</w:t>
-      </w:r>
-      <w:r>
-        <w:rPr>
-          <w:rFonts w:ascii="Menlo" w:hAnsi="Menlo" w:cs="Menlo"/>
-          <w:color w:val="1F2328"/>
-          <w:sz w:val="20"/>
-          <w:szCs w:val="20"/>
-        </w:rPr>
-        <w:t xml:space="preserve"> arr;</w:t>
+        <w:t>delete[</w:t>
+      </w:r>
+      <w:proofErr w:type="gramEnd"/>
+      <w:r>
+        <w:rPr>
+          <w:rFonts w:ascii="Menlo" w:hAnsi="Menlo" w:cs="Menlo"/>
+          <w:color w:val="AF00DB"/>
+          <w:sz w:val="20"/>
+          <w:szCs w:val="20"/>
+        </w:rPr>
+        <w:t>]</w:t>
+      </w:r>
+      <w:r>
+        <w:rPr>
+          <w:rFonts w:ascii="Menlo" w:hAnsi="Menlo" w:cs="Menlo"/>
+          <w:color w:val="1F2328"/>
+          <w:sz w:val="20"/>
+          <w:szCs w:val="20"/>
+        </w:rPr>
+        <w:t xml:space="preserve"> </w:t>
+      </w:r>
+      <w:proofErr w:type="spellStart"/>
+      <w:r>
+        <w:rPr>
+          <w:rFonts w:ascii="Menlo" w:hAnsi="Menlo" w:cs="Menlo"/>
+          <w:color w:val="1F2328"/>
+          <w:sz w:val="20"/>
+          <w:szCs w:val="20"/>
+        </w:rPr>
+        <w:t>arr</w:t>
+      </w:r>
+      <w:proofErr w:type="spellEnd"/>
+      <w:r>
+        <w:rPr>
+          <w:rFonts w:ascii="Menlo" w:hAnsi="Menlo" w:cs="Menlo"/>
+          <w:color w:val="1F2328"/>
+          <w:sz w:val="20"/>
+          <w:szCs w:val="20"/>
+        </w:rPr>
+        <w:t>;</w:t>
       </w:r>
     </w:p>
     <w:p>
@@ -27192,16 +30281,27 @@
           <w:color w:val="202020"/>
           <w:sz w:val="20"/>
           <w:szCs w:val="20"/>
-        </w:rPr>
-      </w:pPr>
-      <w:r>
-        <w:rPr>
-          <w:rFonts w:ascii="Menlo" w:hAnsi="Menlo" w:cs="Menlo"/>
-          <w:color w:val="1F2328"/>
-          <w:sz w:val="20"/>
-          <w:szCs w:val="20"/>
-        </w:rPr>
-        <w:t xml:space="preserve">    }</w:t>
+          <w:lang w:val="ru-RU"/>
+        </w:rPr>
+      </w:pPr>
+      <w:r>
+        <w:rPr>
+          <w:rFonts w:ascii="Menlo" w:hAnsi="Menlo" w:cs="Menlo"/>
+          <w:color w:val="1F2328"/>
+          <w:sz w:val="20"/>
+          <w:szCs w:val="20"/>
+        </w:rPr>
+        <w:t xml:space="preserve">    </w:t>
+      </w:r>
+      <w:r>
+        <w:rPr>
+          <w:rFonts w:ascii="Menlo" w:hAnsi="Menlo" w:cs="Menlo"/>
+          <w:color w:val="1F2328"/>
+          <w:sz w:val="20"/>
+          <w:szCs w:val="20"/>
+          <w:lang w:val="ru-RU"/>
+        </w:rPr>
+        <w:t>}</w:t>
       </w:r>
     </w:p>
     <w:p>
@@ -27213,14 +30313,16 @@
           <w:color w:val="202020"/>
           <w:sz w:val="20"/>
           <w:szCs w:val="20"/>
-        </w:rPr>
-      </w:pPr>
-      <w:r>
-        <w:rPr>
-          <w:rFonts w:ascii="Menlo" w:hAnsi="Menlo" w:cs="Menlo"/>
-          <w:color w:val="202020"/>
-          <w:sz w:val="20"/>
-          <w:szCs w:val="20"/>
+          <w:lang w:val="ru-RU"/>
+        </w:rPr>
+      </w:pPr>
+      <w:r>
+        <w:rPr>
+          <w:rFonts w:ascii="Menlo" w:hAnsi="Menlo" w:cs="Menlo"/>
+          <w:color w:val="202020"/>
+          <w:sz w:val="20"/>
+          <w:szCs w:val="20"/>
+          <w:lang w:val="ru-RU"/>
         </w:rPr>
         <w:t xml:space="preserve">    </w:t>
       </w:r>
@@ -27239,6 +30341,7 @@
           <w:color w:val="202020"/>
           <w:sz w:val="20"/>
           <w:szCs w:val="20"/>
+          <w:lang w:val="ru-RU"/>
         </w:rPr>
         <w:t xml:space="preserve"> </w:t>
       </w:r>
@@ -27248,6 +30351,7 @@
           <w:color w:val="098658"/>
           <w:sz w:val="20"/>
           <w:szCs w:val="20"/>
+          <w:lang w:val="ru-RU"/>
         </w:rPr>
         <w:t>0</w:t>
       </w:r>
@@ -27257,6 +30361,7 @@
           <w:color w:val="202020"/>
           <w:sz w:val="20"/>
           <w:szCs w:val="20"/>
+          <w:lang w:val="ru-RU"/>
         </w:rPr>
         <w:t>;</w:t>
       </w:r>
@@ -27270,14 +30375,16 @@
           <w:color w:val="202020"/>
           <w:sz w:val="20"/>
           <w:szCs w:val="20"/>
-        </w:rPr>
-      </w:pPr>
-      <w:r>
-        <w:rPr>
-          <w:rFonts w:ascii="Menlo" w:hAnsi="Menlo" w:cs="Menlo"/>
-          <w:color w:val="202020"/>
-          <w:sz w:val="20"/>
-          <w:szCs w:val="20"/>
+          <w:lang w:val="ru-RU"/>
+        </w:rPr>
+      </w:pPr>
+      <w:r>
+        <w:rPr>
+          <w:rFonts w:ascii="Menlo" w:hAnsi="Menlo" w:cs="Menlo"/>
+          <w:color w:val="202020"/>
+          <w:sz w:val="20"/>
+          <w:szCs w:val="20"/>
+          <w:lang w:val="ru-RU"/>
         </w:rPr>
         <w:t>}</w:t>
       </w:r>
@@ -27287,6 +30394,7 @@
         <w:rPr>
           <w:rFonts w:ascii="Consolas" w:hAnsi="Consolas"/>
           <w:sz w:val="20"/>
+          <w:lang w:val="ru-RU"/>
         </w:rPr>
       </w:pPr>
     </w:p>
@@ -27359,12 +30467,21 @@
     <w:pPr>
       <w:jc w:val="center"/>
     </w:pPr>
+    <w:proofErr w:type="spellStart"/>
     <w:r>
       <w:rPr>
         <w:sz w:val="28"/>
         <w:szCs w:val="28"/>
       </w:rPr>
-      <w:t>Москва, 2</w:t>
+      <w:t>Москва</w:t>
+    </w:r>
+    <w:proofErr w:type="spellEnd"/>
+    <w:r>
+      <w:rPr>
+        <w:sz w:val="28"/>
+        <w:szCs w:val="28"/>
+      </w:rPr>
+      <w:t>, 2</w:t>
     </w:r>
     <w:r>
       <w:rPr>

--- a/LAB1.docx
+++ b/LAB1.docx
@@ -716,19 +716,19 @@
                 <w:bCs/>
                 <w:sz w:val="28"/>
                 <w:szCs w:val="28"/>
+                <w:lang w:val="ru-RU"/>
               </w:rPr>
             </w:pPr>
-            <w:proofErr w:type="spellStart"/>
             <w:r>
               <w:rPr>
                 <w:b/>
                 <w:bCs/>
                 <w:sz w:val="28"/>
                 <w:szCs w:val="28"/>
+                <w:lang w:val="ru-RU"/>
               </w:rPr>
               <w:t>Проверил</w:t>
             </w:r>
-            <w:proofErr w:type="spellEnd"/>
           </w:p>
           <w:p>
             <w:pPr>
@@ -737,39 +737,19 @@
                 <w:bCs/>
                 <w:sz w:val="28"/>
                 <w:szCs w:val="28"/>
+                <w:lang w:val="ru-RU"/>
               </w:rPr>
             </w:pPr>
-            <w:proofErr w:type="spellStart"/>
             <w:r>
               <w:rPr>
                 <w:b/>
                 <w:bCs/>
                 <w:sz w:val="28"/>
                 <w:szCs w:val="28"/>
+                <w:lang w:val="ru-RU"/>
               </w:rPr>
-              <w:t>ст</w:t>
+              <w:t>К.т.н., доцент</w:t>
             </w:r>
-            <w:proofErr w:type="spellEnd"/>
-            <w:r>
-              <w:rPr>
-                <w:b/>
-                <w:bCs/>
-                <w:sz w:val="28"/>
-                <w:szCs w:val="28"/>
-              </w:rPr>
-              <w:t xml:space="preserve">. </w:t>
-            </w:r>
-            <w:proofErr w:type="spellStart"/>
-            <w:r>
-              <w:rPr>
-                <w:b/>
-                <w:bCs/>
-                <w:sz w:val="28"/>
-                <w:szCs w:val="28"/>
-              </w:rPr>
-              <w:t>преподаватель</w:t>
-            </w:r>
-            <w:proofErr w:type="spellEnd"/>
           </w:p>
         </w:tc>
         <w:tc>
@@ -784,6 +764,7 @@
               <w:rPr>
                 <w:sz w:val="28"/>
                 <w:szCs w:val="28"/>
+                <w:lang w:val="ru-RU"/>
               </w:rPr>
             </w:pPr>
           </w:p>
@@ -807,6 +788,7 @@
                 <w:b/>
                 <w:sz w:val="28"/>
                 <w:szCs w:val="28"/>
+                <w:lang w:val="ru-RU"/>
               </w:rPr>
               <w:t xml:space="preserve">       </w:t>
             </w:r>
@@ -30430,8 +30412,12 @@
       </w:pPr>
     </w:p>
     <w:sectPr>
-      <w:headerReference w:type="default" r:id="rId15"/>
-      <w:footerReference w:type="first" r:id="rId16"/>
+      <w:headerReference w:type="even" r:id="rId15"/>
+      <w:headerReference w:type="default" r:id="rId16"/>
+      <w:footerReference w:type="even" r:id="rId17"/>
+      <w:footerReference w:type="default" r:id="rId18"/>
+      <w:headerReference w:type="first" r:id="rId19"/>
+      <w:footerReference w:type="first" r:id="rId20"/>
       <w:pgSz w:w="11907" w:h="16840" w:code="9"/>
       <w:pgMar w:top="1134" w:right="850" w:bottom="1134" w:left="1701" w:header="510" w:footer="283" w:gutter="0"/>
       <w:cols w:space="708"/>
@@ -30462,6 +30448,26 @@
 </file>
 
 <file path=word/footer1.xml><?xml version="1.0" encoding="utf-8"?>
+<w:ftr xmlns:wpc="http://schemas.microsoft.com/office/word/2010/wordprocessingCanvas" xmlns:cx="http://schemas.microsoft.com/office/drawing/2014/chartex" xmlns:cx1="http://schemas.microsoft.com/office/drawing/2015/9/8/chartex" xmlns:cx2="http://schemas.microsoft.com/office/drawing/2015/10/21/chartex" xmlns:cx3="http://schemas.microsoft.com/office/drawing/2016/5/9/chartex" xmlns:cx4="http://schemas.microsoft.com/office/drawing/2016/5/10/chartex" xmlns:cx5="http://schemas.microsoft.com/office/drawing/2016/5/11/chartex" xmlns:cx6="http://schemas.microsoft.com/office/drawing/2016/5/12/chartex" xmlns:cx7="http://schemas.microsoft.com/office/drawing/2016/5/13/chartex" xmlns:cx8="http://schemas.microsoft.com/office/drawing/2016/5/14/chartex" xmlns:mc="http://schemas.openxmlformats.org/markup-compatibility/2006" xmlns:aink="http://schemas.microsoft.com/office/drawing/2016/ink" xmlns:am3d="http://schemas.microsoft.com/office/drawing/2017/model3d" xmlns:o="urn:schemas-microsoft-com:office:office" xmlns:oel="http://schemas.microsoft.com/office/2019/extlst" xmlns:r="http://schemas.openxmlformats.org/officeDocument/2006/relationships" xmlns:m="http://schemas.openxmlformats.org/officeDocument/2006/math" xmlns:v="urn:schemas-microsoft-com:vml" xmlns:wp14="http://schemas.microsoft.com/office/word/2010/wordprocessingDrawing" xmlns:wp="http://schemas.openxmlformats.org/drawingml/2006/wordprocessingDrawing" xmlns:w10="urn:schemas-microsoft-com:office:word" xmlns:w="http://schemas.openxmlformats.org/wordprocessingml/2006/main" xmlns:w14="http://schemas.microsoft.com/office/word/2010/wordml" xmlns:w15="http://schemas.microsoft.com/office/word/2012/wordml" xmlns:w16cex="http://schemas.microsoft.com/office/word/2018/wordml/cex" xmlns:w16cid="http://schemas.microsoft.com/office/word/2016/wordml/cid" xmlns:w16="http://schemas.microsoft.com/office/word/2018/wordml" xmlns:w16sdtdh="http://schemas.microsoft.com/office/word/2020/wordml/sdtdatahash" xmlns:w16se="http://schemas.microsoft.com/office/word/2015/wordml/symex" xmlns:wpg="http://schemas.microsoft.com/office/word/2010/wordprocessingGroup" xmlns:wpi="http://schemas.microsoft.com/office/word/2010/wordprocessingInk" xmlns:wne="http://schemas.microsoft.com/office/word/2006/wordml" xmlns:wps="http://schemas.microsoft.com/office/word/2010/wordprocessingShape" mc:Ignorable="w14 w15 w16se w16cid w16 w16cex w16sdtdh wp14">
+  <w:p>
+    <w:pPr>
+      <w:pStyle w:val="Footer"/>
+    </w:pPr>
+  </w:p>
+</w:ftr>
+</file>
+
+<file path=word/footer2.xml><?xml version="1.0" encoding="utf-8"?>
+<w:ftr xmlns:wpc="http://schemas.microsoft.com/office/word/2010/wordprocessingCanvas" xmlns:cx="http://schemas.microsoft.com/office/drawing/2014/chartex" xmlns:cx1="http://schemas.microsoft.com/office/drawing/2015/9/8/chartex" xmlns:cx2="http://schemas.microsoft.com/office/drawing/2015/10/21/chartex" xmlns:cx3="http://schemas.microsoft.com/office/drawing/2016/5/9/chartex" xmlns:cx4="http://schemas.microsoft.com/office/drawing/2016/5/10/chartex" xmlns:cx5="http://schemas.microsoft.com/office/drawing/2016/5/11/chartex" xmlns:cx6="http://schemas.microsoft.com/office/drawing/2016/5/12/chartex" xmlns:cx7="http://schemas.microsoft.com/office/drawing/2016/5/13/chartex" xmlns:cx8="http://schemas.microsoft.com/office/drawing/2016/5/14/chartex" xmlns:mc="http://schemas.openxmlformats.org/markup-compatibility/2006" xmlns:aink="http://schemas.microsoft.com/office/drawing/2016/ink" xmlns:am3d="http://schemas.microsoft.com/office/drawing/2017/model3d" xmlns:o="urn:schemas-microsoft-com:office:office" xmlns:oel="http://schemas.microsoft.com/office/2019/extlst" xmlns:r="http://schemas.openxmlformats.org/officeDocument/2006/relationships" xmlns:m="http://schemas.openxmlformats.org/officeDocument/2006/math" xmlns:v="urn:schemas-microsoft-com:vml" xmlns:wp14="http://schemas.microsoft.com/office/word/2010/wordprocessingDrawing" xmlns:wp="http://schemas.openxmlformats.org/drawingml/2006/wordprocessingDrawing" xmlns:w10="urn:schemas-microsoft-com:office:word" xmlns:w="http://schemas.openxmlformats.org/wordprocessingml/2006/main" xmlns:w14="http://schemas.microsoft.com/office/word/2010/wordml" xmlns:w15="http://schemas.microsoft.com/office/word/2012/wordml" xmlns:w16cex="http://schemas.microsoft.com/office/word/2018/wordml/cex" xmlns:w16cid="http://schemas.microsoft.com/office/word/2016/wordml/cid" xmlns:w16="http://schemas.microsoft.com/office/word/2018/wordml" xmlns:w16sdtdh="http://schemas.microsoft.com/office/word/2020/wordml/sdtdatahash" xmlns:w16se="http://schemas.microsoft.com/office/word/2015/wordml/symex" xmlns:wpg="http://schemas.microsoft.com/office/word/2010/wordprocessingGroup" xmlns:wpi="http://schemas.microsoft.com/office/word/2010/wordprocessingInk" xmlns:wne="http://schemas.microsoft.com/office/word/2006/wordml" xmlns:wps="http://schemas.microsoft.com/office/word/2010/wordprocessingShape" mc:Ignorable="w14 w15 w16se w16cid w16 w16cex w16sdtdh wp14">
+  <w:p>
+    <w:pPr>
+      <w:pStyle w:val="Footer"/>
+    </w:pPr>
+  </w:p>
+</w:ftr>
+</file>
+
+<file path=word/footer3.xml><?xml version="1.0" encoding="utf-8"?>
 <w:ftr xmlns:wpc="http://schemas.microsoft.com/office/word/2010/wordprocessingCanvas" xmlns:cx="http://schemas.microsoft.com/office/drawing/2014/chartex" xmlns:cx1="http://schemas.microsoft.com/office/drawing/2015/9/8/chartex" xmlns:cx2="http://schemas.microsoft.com/office/drawing/2015/10/21/chartex" xmlns:cx3="http://schemas.microsoft.com/office/drawing/2016/5/9/chartex" xmlns:cx4="http://schemas.microsoft.com/office/drawing/2016/5/10/chartex" xmlns:cx5="http://schemas.microsoft.com/office/drawing/2016/5/11/chartex" xmlns:cx6="http://schemas.microsoft.com/office/drawing/2016/5/12/chartex" xmlns:cx7="http://schemas.microsoft.com/office/drawing/2016/5/13/chartex" xmlns:cx8="http://schemas.microsoft.com/office/drawing/2016/5/14/chartex" xmlns:mc="http://schemas.openxmlformats.org/markup-compatibility/2006" xmlns:aink="http://schemas.microsoft.com/office/drawing/2016/ink" xmlns:am3d="http://schemas.microsoft.com/office/drawing/2017/model3d" xmlns:o="urn:schemas-microsoft-com:office:office" xmlns:oel="http://schemas.microsoft.com/office/2019/extlst" xmlns:r="http://schemas.openxmlformats.org/officeDocument/2006/relationships" xmlns:m="http://schemas.openxmlformats.org/officeDocument/2006/math" xmlns:v="urn:schemas-microsoft-com:vml" xmlns:wp14="http://schemas.microsoft.com/office/word/2010/wordprocessingDrawing" xmlns:wp="http://schemas.openxmlformats.org/drawingml/2006/wordprocessingDrawing" xmlns:w10="urn:schemas-microsoft-com:office:word" xmlns:w="http://schemas.openxmlformats.org/wordprocessingml/2006/main" xmlns:w14="http://schemas.microsoft.com/office/word/2010/wordml" xmlns:w15="http://schemas.microsoft.com/office/word/2012/wordml" xmlns:w16cex="http://schemas.microsoft.com/office/word/2018/wordml/cex" xmlns:w16cid="http://schemas.microsoft.com/office/word/2016/wordml/cid" xmlns:w16="http://schemas.microsoft.com/office/word/2018/wordml" xmlns:w16sdtdh="http://schemas.microsoft.com/office/word/2020/wordml/sdtdatahash" xmlns:w16se="http://schemas.microsoft.com/office/word/2015/wordml/symex" xmlns:wpg="http://schemas.microsoft.com/office/word/2010/wordprocessingGroup" xmlns:wpi="http://schemas.microsoft.com/office/word/2010/wordprocessingInk" xmlns:wne="http://schemas.microsoft.com/office/word/2006/wordml" xmlns:wps="http://schemas.microsoft.com/office/word/2010/wordprocessingShape" mc:Ignorable="w14 w15 w16se w16cid w16 w16cex w16sdtdh wp14">
   <w:p>
     <w:pPr>
@@ -30488,7 +30494,15 @@
         <w:sz w:val="28"/>
         <w:szCs w:val="28"/>
       </w:rPr>
-      <w:t>025</w:t>
+      <w:t>02</w:t>
+    </w:r>
+    <w:r>
+      <w:rPr>
+        <w:sz w:val="28"/>
+        <w:szCs w:val="28"/>
+        <w:lang w:val="ru-RU"/>
+      </w:rPr>
+      <w:t>6</w:t>
     </w:r>
     <w:r>
       <w:rPr>
@@ -30521,6 +30535,16 @@
 </file>
 
 <file path=word/header1.xml><?xml version="1.0" encoding="utf-8"?>
+<w:hdr xmlns:wpc="http://schemas.microsoft.com/office/word/2010/wordprocessingCanvas" xmlns:cx="http://schemas.microsoft.com/office/drawing/2014/chartex" xmlns:cx1="http://schemas.microsoft.com/office/drawing/2015/9/8/chartex" xmlns:cx2="http://schemas.microsoft.com/office/drawing/2015/10/21/chartex" xmlns:cx3="http://schemas.microsoft.com/office/drawing/2016/5/9/chartex" xmlns:cx4="http://schemas.microsoft.com/office/drawing/2016/5/10/chartex" xmlns:cx5="http://schemas.microsoft.com/office/drawing/2016/5/11/chartex" xmlns:cx6="http://schemas.microsoft.com/office/drawing/2016/5/12/chartex" xmlns:cx7="http://schemas.microsoft.com/office/drawing/2016/5/13/chartex" xmlns:cx8="http://schemas.microsoft.com/office/drawing/2016/5/14/chartex" xmlns:mc="http://schemas.openxmlformats.org/markup-compatibility/2006" xmlns:aink="http://schemas.microsoft.com/office/drawing/2016/ink" xmlns:am3d="http://schemas.microsoft.com/office/drawing/2017/model3d" xmlns:o="urn:schemas-microsoft-com:office:office" xmlns:oel="http://schemas.microsoft.com/office/2019/extlst" xmlns:r="http://schemas.openxmlformats.org/officeDocument/2006/relationships" xmlns:m="http://schemas.openxmlformats.org/officeDocument/2006/math" xmlns:v="urn:schemas-microsoft-com:vml" xmlns:wp14="http://schemas.microsoft.com/office/word/2010/wordprocessingDrawing" xmlns:wp="http://schemas.openxmlformats.org/drawingml/2006/wordprocessingDrawing" xmlns:w10="urn:schemas-microsoft-com:office:word" xmlns:w="http://schemas.openxmlformats.org/wordprocessingml/2006/main" xmlns:w14="http://schemas.microsoft.com/office/word/2010/wordml" xmlns:w15="http://schemas.microsoft.com/office/word/2012/wordml" xmlns:w16cex="http://schemas.microsoft.com/office/word/2018/wordml/cex" xmlns:w16cid="http://schemas.microsoft.com/office/word/2016/wordml/cid" xmlns:w16="http://schemas.microsoft.com/office/word/2018/wordml" xmlns:w16sdtdh="http://schemas.microsoft.com/office/word/2020/wordml/sdtdatahash" xmlns:w16se="http://schemas.microsoft.com/office/word/2015/wordml/symex" xmlns:wpg="http://schemas.microsoft.com/office/word/2010/wordprocessingGroup" xmlns:wpi="http://schemas.microsoft.com/office/word/2010/wordprocessingInk" xmlns:wne="http://schemas.microsoft.com/office/word/2006/wordml" xmlns:wps="http://schemas.microsoft.com/office/word/2010/wordprocessingShape" mc:Ignorable="w14 w15 w16se w16cid w16 w16cex w16sdtdh wp14">
+  <w:p>
+    <w:pPr>
+      <w:pStyle w:val="Header"/>
+    </w:pPr>
+  </w:p>
+</w:hdr>
+</file>
+
+<file path=word/header2.xml><?xml version="1.0" encoding="utf-8"?>
 <w:hdr xmlns:wpc="http://schemas.microsoft.com/office/word/2010/wordprocessingCanvas" xmlns:cx="http://schemas.microsoft.com/office/drawing/2014/chartex" xmlns:cx1="http://schemas.microsoft.com/office/drawing/2015/9/8/chartex" xmlns:cx2="http://schemas.microsoft.com/office/drawing/2015/10/21/chartex" xmlns:cx3="http://schemas.microsoft.com/office/drawing/2016/5/9/chartex" xmlns:cx4="http://schemas.microsoft.com/office/drawing/2016/5/10/chartex" xmlns:cx5="http://schemas.microsoft.com/office/drawing/2016/5/11/chartex" xmlns:cx6="http://schemas.microsoft.com/office/drawing/2016/5/12/chartex" xmlns:cx7="http://schemas.microsoft.com/office/drawing/2016/5/13/chartex" xmlns:cx8="http://schemas.microsoft.com/office/drawing/2016/5/14/chartex" xmlns:mc="http://schemas.openxmlformats.org/markup-compatibility/2006" xmlns:aink="http://schemas.microsoft.com/office/drawing/2016/ink" xmlns:am3d="http://schemas.microsoft.com/office/drawing/2017/model3d" xmlns:o="urn:schemas-microsoft-com:office:office" xmlns:oel="http://schemas.microsoft.com/office/2019/extlst" xmlns:r="http://schemas.openxmlformats.org/officeDocument/2006/relationships" xmlns:m="http://schemas.openxmlformats.org/officeDocument/2006/math" xmlns:v="urn:schemas-microsoft-com:vml" xmlns:wp14="http://schemas.microsoft.com/office/word/2010/wordprocessingDrawing" xmlns:wp="http://schemas.openxmlformats.org/drawingml/2006/wordprocessingDrawing" xmlns:w10="urn:schemas-microsoft-com:office:word" xmlns:w="http://schemas.openxmlformats.org/wordprocessingml/2006/main" xmlns:w14="http://schemas.microsoft.com/office/word/2010/wordml" xmlns:w15="http://schemas.microsoft.com/office/word/2012/wordml" xmlns:w16cex="http://schemas.microsoft.com/office/word/2018/wordml/cex" xmlns:w16cid="http://schemas.microsoft.com/office/word/2016/wordml/cid" xmlns:w16="http://schemas.microsoft.com/office/word/2018/wordml" xmlns:w16sdtdh="http://schemas.microsoft.com/office/word/2020/wordml/sdtdatahash" xmlns:w16se="http://schemas.microsoft.com/office/word/2015/wordml/symex" xmlns:wpg="http://schemas.microsoft.com/office/word/2010/wordprocessingGroup" xmlns:wpi="http://schemas.microsoft.com/office/word/2010/wordprocessingInk" xmlns:wne="http://schemas.microsoft.com/office/word/2006/wordml" xmlns:wps="http://schemas.microsoft.com/office/word/2010/wordprocessingShape" mc:Ignorable="w14 w15 w16se w16cid w16 w16cex w16sdtdh wp14">
   <w:p>
     <w:pPr>
@@ -30545,6 +30569,16 @@
     <w:r>
       <w:fldChar w:fldCharType="end"/>
     </w:r>
+  </w:p>
+</w:hdr>
+</file>
+
+<file path=word/header3.xml><?xml version="1.0" encoding="utf-8"?>
+<w:hdr xmlns:wpc="http://schemas.microsoft.com/office/word/2010/wordprocessingCanvas" xmlns:cx="http://schemas.microsoft.com/office/drawing/2014/chartex" xmlns:cx1="http://schemas.microsoft.com/office/drawing/2015/9/8/chartex" xmlns:cx2="http://schemas.microsoft.com/office/drawing/2015/10/21/chartex" xmlns:cx3="http://schemas.microsoft.com/office/drawing/2016/5/9/chartex" xmlns:cx4="http://schemas.microsoft.com/office/drawing/2016/5/10/chartex" xmlns:cx5="http://schemas.microsoft.com/office/drawing/2016/5/11/chartex" xmlns:cx6="http://schemas.microsoft.com/office/drawing/2016/5/12/chartex" xmlns:cx7="http://schemas.microsoft.com/office/drawing/2016/5/13/chartex" xmlns:cx8="http://schemas.microsoft.com/office/drawing/2016/5/14/chartex" xmlns:mc="http://schemas.openxmlformats.org/markup-compatibility/2006" xmlns:aink="http://schemas.microsoft.com/office/drawing/2016/ink" xmlns:am3d="http://schemas.microsoft.com/office/drawing/2017/model3d" xmlns:o="urn:schemas-microsoft-com:office:office" xmlns:oel="http://schemas.microsoft.com/office/2019/extlst" xmlns:r="http://schemas.openxmlformats.org/officeDocument/2006/relationships" xmlns:m="http://schemas.openxmlformats.org/officeDocument/2006/math" xmlns:v="urn:schemas-microsoft-com:vml" xmlns:wp14="http://schemas.microsoft.com/office/word/2010/wordprocessingDrawing" xmlns:wp="http://schemas.openxmlformats.org/drawingml/2006/wordprocessingDrawing" xmlns:w10="urn:schemas-microsoft-com:office:word" xmlns:w="http://schemas.openxmlformats.org/wordprocessingml/2006/main" xmlns:w14="http://schemas.microsoft.com/office/word/2010/wordml" xmlns:w15="http://schemas.microsoft.com/office/word/2012/wordml" xmlns:w16cex="http://schemas.microsoft.com/office/word/2018/wordml/cex" xmlns:w16cid="http://schemas.microsoft.com/office/word/2016/wordml/cid" xmlns:w16="http://schemas.microsoft.com/office/word/2018/wordml" xmlns:w16sdtdh="http://schemas.microsoft.com/office/word/2020/wordml/sdtdatahash" xmlns:w16se="http://schemas.microsoft.com/office/word/2015/wordml/symex" xmlns:wpg="http://schemas.microsoft.com/office/word/2010/wordprocessingGroup" xmlns:wpi="http://schemas.microsoft.com/office/word/2010/wordprocessingInk" xmlns:wne="http://schemas.microsoft.com/office/word/2006/wordml" xmlns:wps="http://schemas.microsoft.com/office/word/2010/wordprocessingShape" mc:Ignorable="w14 w15 w16se w16cid w16 w16cex w16sdtdh wp14">
+  <w:p>
+    <w:pPr>
+      <w:pStyle w:val="Header"/>
+    </w:pPr>
   </w:p>
 </w:hdr>
 </file>
